--- a/rapports/2026-06-06/EQ12/EQ12_sup_v2/DR_043101000173/03-26-62-03.docx
+++ b/rapports/2026-06-06/EQ12/EQ12_sup_v2/DR_043101000173/03-26-62-03.docx
@@ -297,7 +297,7 @@
           <w:color w:val="1F6FEB"/>
           <w:sz w:val="22"/>
         </w:rPr>
-        <w:t>⚠ INCOHÉRENCES À CORRIGER (65)</w:t>
+        <w:t>⚠ INCOHÉRENCES À CORRIGER (60)</w:t>
       </w:r>
     </w:p>
     <w:tbl>
@@ -1624,7 +1624,7 @@
                 <w:color w:val="16A34A"/>
                 <w:sz w:val="16"/>
               </w:rPr>
-              <w:t>s00q27, s01q03a, s01q03b, s01q03c, s01q00b</w:t>
+              <w:t>s01q10_1</w:t>
             </w:r>
           </w:p>
         </w:tc>
@@ -1655,7 +1655,7 @@
                 <w:i w:val="0"/>
                 <w:sz w:val="17"/>
               </w:rPr>
-              <w:t>Les informations sur l'acte de naissance (ni Jours, ni mois et ni années) de  Adja Niang  manquent, s'il vous plait pouvez-vous fournir d'effort pour avoir ces informations.</w:t>
+              <w:t>La taille du ménage lors de l'enquête principale (6) de ce ménage est inférieur à la taille du denombrement (15), prière de fournir des explications concrètes ou aller revisiter le ménage.</w:t>
             </w:r>
           </w:p>
         </w:tc>
@@ -1688,6 +1688,3336 @@
                 <w:i w:val="0"/>
                 <w:sz w:val="16"/>
               </w:rPr>
+              <w:t>S02</w:t>
+              <w:br/>
+            </w:r>
+            <w:r>
+              <w:rPr>
+                <w:b w:val="0"/>
+                <w:i w:val="0"/>
+                <w:color w:val="64748B"/>
+                <w:sz w:val="14"/>
+              </w:rPr>
+              <w:t>Éducation</w:t>
+            </w:r>
+          </w:p>
+        </w:tc>
+        <w:tc>
+          <w:tcPr>
+            <w:tcW w:type="dxa" w:w="1531"/>
+          </w:tcPr>
+          <w:p>
+            <w:r>
+              <w:rPr>
+                <w:b/>
+                <w:i w:val="0"/>
+                <w:color w:val="16A34A"/>
+                <w:sz w:val="16"/>
+              </w:rPr>
+              <w:t>—</w:t>
+            </w:r>
+          </w:p>
+        </w:tc>
+        <w:tc>
+          <w:tcPr>
+            <w:tcW w:type="dxa" w:w="1191"/>
+          </w:tcPr>
+          <w:p>
+            <w:r>
+              <w:rPr>
+                <w:b w:val="0"/>
+                <w:i w:val="0"/>
+                <w:color w:val="64748B"/>
+                <w:sz w:val="16"/>
+              </w:rPr>
+              <w:t>GT-CQ</w:t>
+            </w:r>
+          </w:p>
+        </w:tc>
+        <w:tc>
+          <w:tcPr>
+            <w:tcW w:type="dxa" w:w="4706"/>
+          </w:tcPr>
+          <w:p>
+            <w:r>
+              <w:rPr>
+                <w:b w:val="0"/>
+                <w:i w:val="0"/>
+                <w:sz w:val="17"/>
+              </w:rPr>
+              <w:t>Attention!!! le montant payé pour les frais de scolarité ( 10000 FCFA) de Adja Niang  qui fréquente 3ème année de Secondaire 1 (Moyen) Général semble faible.</w:t>
+            </w:r>
+          </w:p>
+        </w:tc>
+      </w:tr>
+      <w:tr>
+        <w:tc>
+          <w:tcPr>
+            <w:tcW w:type="dxa" w:w="964"/>
+          </w:tcPr>
+          <w:p>
+            <w:r>
+              <w:rPr>
+                <w:b/>
+                <w:i w:val="0"/>
+                <w:color w:val="EA580C"/>
+                <w:sz w:val="16"/>
+              </w:rPr>
+              <w:t>Moyenne</w:t>
+            </w:r>
+          </w:p>
+        </w:tc>
+        <w:tc>
+          <w:tcPr>
+            <w:tcW w:type="dxa" w:w="1247"/>
+          </w:tcPr>
+          <w:p>
+            <w:r>
+              <w:rPr>
+                <w:b/>
+                <w:i w:val="0"/>
+                <w:sz w:val="16"/>
+              </w:rPr>
+              <w:t>S02</w:t>
+              <w:br/>
+            </w:r>
+            <w:r>
+              <w:rPr>
+                <w:b w:val="0"/>
+                <w:i w:val="0"/>
+                <w:color w:val="64748B"/>
+                <w:sz w:val="14"/>
+              </w:rPr>
+              <w:t>Éducation</w:t>
+            </w:r>
+          </w:p>
+        </w:tc>
+        <w:tc>
+          <w:tcPr>
+            <w:tcW w:type="dxa" w:w="1531"/>
+          </w:tcPr>
+          <w:p>
+            <w:r>
+              <w:rPr>
+                <w:b/>
+                <w:i w:val="0"/>
+                <w:color w:val="16A34A"/>
+                <w:sz w:val="16"/>
+              </w:rPr>
+              <w:t>—</w:t>
+            </w:r>
+          </w:p>
+        </w:tc>
+        <w:tc>
+          <w:tcPr>
+            <w:tcW w:type="dxa" w:w="1191"/>
+          </w:tcPr>
+          <w:p>
+            <w:r>
+              <w:rPr>
+                <w:b w:val="0"/>
+                <w:i w:val="0"/>
+                <w:color w:val="64748B"/>
+                <w:sz w:val="16"/>
+              </w:rPr>
+              <w:t>GT-CQ</w:t>
+            </w:r>
+          </w:p>
+        </w:tc>
+        <w:tc>
+          <w:tcPr>
+            <w:tcW w:type="dxa" w:w="4706"/>
+          </w:tcPr>
+          <w:p>
+            <w:r>
+              <w:rPr>
+                <w:b w:val="0"/>
+                <w:i w:val="0"/>
+                <w:sz w:val="17"/>
+              </w:rPr>
+              <w:t>Veuillez verifier cette information auprès de l'enquêté ou confirmer avec le QG.</w:t>
+            </w:r>
+          </w:p>
+        </w:tc>
+      </w:tr>
+      <w:tr>
+        <w:tc>
+          <w:tcPr>
+            <w:tcW w:type="dxa" w:w="964"/>
+          </w:tcPr>
+          <w:p>
+            <w:r>
+              <w:rPr>
+                <w:b/>
+                <w:i w:val="0"/>
+                <w:color w:val="EA580C"/>
+                <w:sz w:val="16"/>
+              </w:rPr>
+              <w:t>Moyenne</w:t>
+            </w:r>
+          </w:p>
+        </w:tc>
+        <w:tc>
+          <w:tcPr>
+            <w:tcW w:type="dxa" w:w="1247"/>
+          </w:tcPr>
+          <w:p>
+            <w:r>
+              <w:rPr>
+                <w:b/>
+                <w:i w:val="0"/>
+                <w:sz w:val="16"/>
+              </w:rPr>
+              <w:t>S02</w:t>
+              <w:br/>
+            </w:r>
+            <w:r>
+              <w:rPr>
+                <w:b w:val="0"/>
+                <w:i w:val="0"/>
+                <w:color w:val="64748B"/>
+                <w:sz w:val="14"/>
+              </w:rPr>
+              <w:t>Éducation</w:t>
+            </w:r>
+          </w:p>
+        </w:tc>
+        <w:tc>
+          <w:tcPr>
+            <w:tcW w:type="dxa" w:w="1531"/>
+          </w:tcPr>
+          <w:p>
+            <w:r>
+              <w:rPr>
+                <w:b/>
+                <w:i w:val="0"/>
+                <w:color w:val="16A34A"/>
+                <w:sz w:val="16"/>
+              </w:rPr>
+              <w:t>s01q63, s00q04, s02q25, s01q00b, s02q17_2, s02q15_2</w:t>
+            </w:r>
+          </w:p>
+        </w:tc>
+        <w:tc>
+          <w:tcPr>
+            <w:tcW w:type="dxa" w:w="1191"/>
+          </w:tcPr>
+          <w:p>
+            <w:r>
+              <w:rPr>
+                <w:b w:val="0"/>
+                <w:i w:val="0"/>
+                <w:color w:val="64748B"/>
+                <w:sz w:val="16"/>
+              </w:rPr>
+              <w:t>GT-CQ</w:t>
+            </w:r>
+          </w:p>
+        </w:tc>
+        <w:tc>
+          <w:tcPr>
+            <w:tcW w:type="dxa" w:w="4706"/>
+          </w:tcPr>
+          <w:p>
+            <w:r>
+              <w:rPr>
+                <w:b w:val="0"/>
+                <w:i w:val="0"/>
+                <w:sz w:val="17"/>
+              </w:rPr>
+              <w:t>Dans les milieux urbains c'est peu probable de voir une école dont les élèves ou étudiants ne dépensent pas en frais d'uniformes, prière de verifier pour Adja Niang qui fréquente 3ème année de Secondaire 1 (Moyen) Général et corriger ou confirmer avec le QG.</w:t>
+            </w:r>
+          </w:p>
+        </w:tc>
+      </w:tr>
+      <w:tr>
+        <w:tc>
+          <w:tcPr>
+            <w:tcW w:type="dxa" w:w="964"/>
+          </w:tcPr>
+          <w:p>
+            <w:r>
+              <w:rPr>
+                <w:b/>
+                <w:i w:val="0"/>
+                <w:color w:val="EA580C"/>
+                <w:sz w:val="16"/>
+              </w:rPr>
+              <w:t>Moyenne</w:t>
+            </w:r>
+          </w:p>
+        </w:tc>
+        <w:tc>
+          <w:tcPr>
+            <w:tcW w:type="dxa" w:w="1247"/>
+          </w:tcPr>
+          <w:p>
+            <w:r>
+              <w:rPr>
+                <w:b/>
+                <w:i w:val="0"/>
+                <w:sz w:val="16"/>
+              </w:rPr>
+              <w:t>S02</w:t>
+              <w:br/>
+            </w:r>
+            <w:r>
+              <w:rPr>
+                <w:b w:val="0"/>
+                <w:i w:val="0"/>
+                <w:color w:val="64748B"/>
+                <w:sz w:val="14"/>
+              </w:rPr>
+              <w:t>Éducation</w:t>
+            </w:r>
+          </w:p>
+        </w:tc>
+        <w:tc>
+          <w:tcPr>
+            <w:tcW w:type="dxa" w:w="1531"/>
+          </w:tcPr>
+          <w:p>
+            <w:r>
+              <w:rPr>
+                <w:b/>
+                <w:i w:val="0"/>
+                <w:color w:val="16A34A"/>
+                <w:sz w:val="16"/>
+              </w:rPr>
+              <w:t>—</w:t>
+            </w:r>
+          </w:p>
+        </w:tc>
+        <w:tc>
+          <w:tcPr>
+            <w:tcW w:type="dxa" w:w="1191"/>
+          </w:tcPr>
+          <w:p>
+            <w:r>
+              <w:rPr>
+                <w:b w:val="0"/>
+                <w:i w:val="0"/>
+                <w:color w:val="64748B"/>
+                <w:sz w:val="16"/>
+              </w:rPr>
+              <w:t>GT-CQ</w:t>
+            </w:r>
+          </w:p>
+        </w:tc>
+        <w:tc>
+          <w:tcPr>
+            <w:tcW w:type="dxa" w:w="4706"/>
+          </w:tcPr>
+          <w:p>
+            <w:r>
+              <w:rPr>
+                <w:b w:val="0"/>
+                <w:i w:val="0"/>
+                <w:sz w:val="17"/>
+              </w:rPr>
+              <w:t>Merci de bien vouloir changé 2.04 en OUI et renseigné toutes les autres informations qui concerne Balaye Niang .</w:t>
+            </w:r>
+          </w:p>
+        </w:tc>
+      </w:tr>
+      <w:tr>
+        <w:tc>
+          <w:tcPr>
+            <w:tcW w:type="dxa" w:w="964"/>
+          </w:tcPr>
+          <w:p>
+            <w:r>
+              <w:rPr>
+                <w:b/>
+                <w:i w:val="0"/>
+                <w:color w:val="EA580C"/>
+                <w:sz w:val="16"/>
+              </w:rPr>
+              <w:t>Moyenne</w:t>
+            </w:r>
+          </w:p>
+        </w:tc>
+        <w:tc>
+          <w:tcPr>
+            <w:tcW w:type="dxa" w:w="1247"/>
+          </w:tcPr>
+          <w:p>
+            <w:r>
+              <w:rPr>
+                <w:b/>
+                <w:i w:val="0"/>
+                <w:sz w:val="16"/>
+              </w:rPr>
+              <w:t>S02</w:t>
+              <w:br/>
+            </w:r>
+            <w:r>
+              <w:rPr>
+                <w:b w:val="0"/>
+                <w:i w:val="0"/>
+                <w:color w:val="64748B"/>
+                <w:sz w:val="14"/>
+              </w:rPr>
+              <w:t>Éducation</w:t>
+            </w:r>
+          </w:p>
+        </w:tc>
+        <w:tc>
+          <w:tcPr>
+            <w:tcW w:type="dxa" w:w="1531"/>
+          </w:tcPr>
+          <w:p>
+            <w:r>
+              <w:rPr>
+                <w:b/>
+                <w:i w:val="0"/>
+                <w:color w:val="16A34A"/>
+                <w:sz w:val="16"/>
+              </w:rPr>
+              <w:t>—</w:t>
+            </w:r>
+          </w:p>
+        </w:tc>
+        <w:tc>
+          <w:tcPr>
+            <w:tcW w:type="dxa" w:w="1191"/>
+          </w:tcPr>
+          <w:p>
+            <w:r>
+              <w:rPr>
+                <w:b w:val="0"/>
+                <w:i w:val="0"/>
+                <w:color w:val="64748B"/>
+                <w:sz w:val="16"/>
+              </w:rPr>
+              <w:t>GT-CQ</w:t>
+            </w:r>
+          </w:p>
+        </w:tc>
+        <w:tc>
+          <w:tcPr>
+            <w:tcW w:type="dxa" w:w="4706"/>
+          </w:tcPr>
+          <w:p>
+            <w:r>
+              <w:rPr>
+                <w:b w:val="0"/>
+                <w:i w:val="0"/>
+                <w:sz w:val="17"/>
+              </w:rPr>
+              <w:t>Merci de bien vouloir changé 2.04 en OUI et renseigné toutes les autres informations qui concerne Bathio Sy .</w:t>
+            </w:r>
+          </w:p>
+        </w:tc>
+      </w:tr>
+      <w:tr>
+        <w:tc>
+          <w:tcPr>
+            <w:tcW w:type="dxa" w:w="964"/>
+          </w:tcPr>
+          <w:p>
+            <w:r>
+              <w:rPr>
+                <w:b/>
+                <w:i w:val="0"/>
+                <w:color w:val="EA580C"/>
+                <w:sz w:val="16"/>
+              </w:rPr>
+              <w:t>Moyenne</w:t>
+            </w:r>
+          </w:p>
+        </w:tc>
+        <w:tc>
+          <w:tcPr>
+            <w:tcW w:type="dxa" w:w="1247"/>
+          </w:tcPr>
+          <w:p>
+            <w:r>
+              <w:rPr>
+                <w:b/>
+                <w:i w:val="0"/>
+                <w:sz w:val="16"/>
+              </w:rPr>
+              <w:t>S03</w:t>
+              <w:br/>
+            </w:r>
+            <w:r>
+              <w:rPr>
+                <w:b w:val="0"/>
+                <w:i w:val="0"/>
+                <w:color w:val="64748B"/>
+                <w:sz w:val="14"/>
+              </w:rPr>
+              <w:t>Santé</w:t>
+            </w:r>
+          </w:p>
+        </w:tc>
+        <w:tc>
+          <w:tcPr>
+            <w:tcW w:type="dxa" w:w="1531"/>
+          </w:tcPr>
+          <w:p>
+            <w:r>
+              <w:rPr>
+                <w:b/>
+                <w:i w:val="0"/>
+                <w:color w:val="16A34A"/>
+                <w:sz w:val="16"/>
+              </w:rPr>
+              <w:t>s01q02, s01q12, s01q13, s02q03__2, s03q01, s01q00b</w:t>
+            </w:r>
+          </w:p>
+        </w:tc>
+        <w:tc>
+          <w:tcPr>
+            <w:tcW w:type="dxa" w:w="1191"/>
+          </w:tcPr>
+          <w:p>
+            <w:r>
+              <w:rPr>
+                <w:b w:val="0"/>
+                <w:i w:val="0"/>
+                <w:color w:val="64748B"/>
+                <w:sz w:val="16"/>
+              </w:rPr>
+              <w:t>GT-CQ</w:t>
+            </w:r>
+          </w:p>
+        </w:tc>
+        <w:tc>
+          <w:tcPr>
+            <w:tcW w:type="dxa" w:w="4706"/>
+          </w:tcPr>
+          <w:p>
+            <w:r>
+              <w:rPr>
+                <w:b w:val="0"/>
+                <w:i w:val="0"/>
+                <w:sz w:val="17"/>
+              </w:rPr>
+              <w:t>La section n'est pas renseignée pour Aida Sy, prière de la renseigner.</w:t>
+            </w:r>
+          </w:p>
+        </w:tc>
+      </w:tr>
+      <w:tr>
+        <w:tc>
+          <w:tcPr>
+            <w:tcW w:type="dxa" w:w="964"/>
+          </w:tcPr>
+          <w:p>
+            <w:r>
+              <w:rPr>
+                <w:b/>
+                <w:i w:val="0"/>
+                <w:color w:val="EA580C"/>
+                <w:sz w:val="16"/>
+              </w:rPr>
+              <w:t>Moyenne</w:t>
+            </w:r>
+          </w:p>
+        </w:tc>
+        <w:tc>
+          <w:tcPr>
+            <w:tcW w:type="dxa" w:w="1247"/>
+          </w:tcPr>
+          <w:p>
+            <w:r>
+              <w:rPr>
+                <w:b/>
+                <w:i w:val="0"/>
+                <w:sz w:val="16"/>
+              </w:rPr>
+              <w:t>S04</w:t>
+              <w:br/>
+            </w:r>
+            <w:r>
+              <w:rPr>
+                <w:b w:val="0"/>
+                <w:i w:val="0"/>
+                <w:color w:val="64748B"/>
+                <w:sz w:val="14"/>
+              </w:rPr>
+              <w:t>Emploi</w:t>
+            </w:r>
+          </w:p>
+        </w:tc>
+        <w:tc>
+          <w:tcPr>
+            <w:tcW w:type="dxa" w:w="1531"/>
+          </w:tcPr>
+          <w:p>
+            <w:r>
+              <w:rPr>
+                <w:b/>
+                <w:i w:val="0"/>
+                <w:color w:val="16A34A"/>
+                <w:sz w:val="16"/>
+              </w:rPr>
+              <w:t>—</w:t>
+            </w:r>
+          </w:p>
+        </w:tc>
+        <w:tc>
+          <w:tcPr>
+            <w:tcW w:type="dxa" w:w="1191"/>
+          </w:tcPr>
+          <w:p>
+            <w:r>
+              <w:rPr>
+                <w:b w:val="0"/>
+                <w:i w:val="0"/>
+                <w:color w:val="64748B"/>
+                <w:sz w:val="16"/>
+              </w:rPr>
+              <w:t>GT-CQ</w:t>
+            </w:r>
+          </w:p>
+        </w:tc>
+        <w:tc>
+          <w:tcPr>
+            <w:tcW w:type="dxa" w:w="4706"/>
+          </w:tcPr>
+          <w:p>
+            <w:r>
+              <w:rPr>
+                <w:b w:val="0"/>
+                <w:i w:val="0"/>
+                <w:sz w:val="17"/>
+              </w:rPr>
+              <w:t>Attention ! Le nombre de jours (5 jours) que Bathio Sy a travaillés par mois semble être inférieur à 15.</w:t>
+            </w:r>
+          </w:p>
+        </w:tc>
+      </w:tr>
+      <w:tr>
+        <w:tc>
+          <w:tcPr>
+            <w:tcW w:type="dxa" w:w="964"/>
+          </w:tcPr>
+          <w:p>
+            <w:r>
+              <w:rPr>
+                <w:b/>
+                <w:i w:val="0"/>
+                <w:color w:val="EA580C"/>
+                <w:sz w:val="16"/>
+              </w:rPr>
+              <w:t>Moyenne</w:t>
+            </w:r>
+          </w:p>
+        </w:tc>
+        <w:tc>
+          <w:tcPr>
+            <w:tcW w:type="dxa" w:w="1247"/>
+          </w:tcPr>
+          <w:p>
+            <w:r>
+              <w:rPr>
+                <w:b/>
+                <w:i w:val="0"/>
+                <w:sz w:val="16"/>
+              </w:rPr>
+              <w:t>S04</w:t>
+              <w:br/>
+            </w:r>
+            <w:r>
+              <w:rPr>
+                <w:b w:val="0"/>
+                <w:i w:val="0"/>
+                <w:color w:val="64748B"/>
+                <w:sz w:val="14"/>
+              </w:rPr>
+              <w:t>Emploi</w:t>
+            </w:r>
+          </w:p>
+        </w:tc>
+        <w:tc>
+          <w:tcPr>
+            <w:tcW w:type="dxa" w:w="1531"/>
+          </w:tcPr>
+          <w:p>
+            <w:r>
+              <w:rPr>
+                <w:b/>
+                <w:i w:val="0"/>
+                <w:color w:val="16A34A"/>
+                <w:sz w:val="16"/>
+              </w:rPr>
+              <w:t>—</w:t>
+            </w:r>
+          </w:p>
+        </w:tc>
+        <w:tc>
+          <w:tcPr>
+            <w:tcW w:type="dxa" w:w="1191"/>
+          </w:tcPr>
+          <w:p>
+            <w:r>
+              <w:rPr>
+                <w:b w:val="0"/>
+                <w:i w:val="0"/>
+                <w:color w:val="64748B"/>
+                <w:sz w:val="16"/>
+              </w:rPr>
+              <w:t>GT-CQ</w:t>
+            </w:r>
+          </w:p>
+        </w:tc>
+        <w:tc>
+          <w:tcPr>
+            <w:tcW w:type="dxa" w:w="4706"/>
+          </w:tcPr>
+          <w:p>
+            <w:r>
+              <w:rPr>
+                <w:b w:val="0"/>
+                <w:i w:val="0"/>
+                <w:sz w:val="17"/>
+              </w:rPr>
+              <w:t>Veuillez, s'il vous plaît, confirmer cette information.</w:t>
+            </w:r>
+          </w:p>
+        </w:tc>
+      </w:tr>
+      <w:tr>
+        <w:tc>
+          <w:tcPr>
+            <w:tcW w:type="dxa" w:w="964"/>
+          </w:tcPr>
+          <w:p>
+            <w:r>
+              <w:rPr>
+                <w:b/>
+                <w:i w:val="0"/>
+                <w:color w:val="EA580C"/>
+                <w:sz w:val="16"/>
+              </w:rPr>
+              <w:t>Moyenne</w:t>
+            </w:r>
+          </w:p>
+        </w:tc>
+        <w:tc>
+          <w:tcPr>
+            <w:tcW w:type="dxa" w:w="1247"/>
+          </w:tcPr>
+          <w:p>
+            <w:r>
+              <w:rPr>
+                <w:b/>
+                <w:i w:val="0"/>
+                <w:sz w:val="16"/>
+              </w:rPr>
+              <w:t>S04</w:t>
+              <w:br/>
+            </w:r>
+            <w:r>
+              <w:rPr>
+                <w:b w:val="0"/>
+                <w:i w:val="0"/>
+                <w:color w:val="64748B"/>
+                <w:sz w:val="14"/>
+              </w:rPr>
+              <w:t>Emploi</w:t>
+            </w:r>
+          </w:p>
+        </w:tc>
+        <w:tc>
+          <w:tcPr>
+            <w:tcW w:type="dxa" w:w="1531"/>
+          </w:tcPr>
+          <w:p>
+            <w:r>
+              <w:rPr>
+                <w:b/>
+                <w:i w:val="0"/>
+                <w:color w:val="16A34A"/>
+                <w:sz w:val="16"/>
+              </w:rPr>
+              <w:t>—</w:t>
+            </w:r>
+          </w:p>
+        </w:tc>
+        <w:tc>
+          <w:tcPr>
+            <w:tcW w:type="dxa" w:w="1191"/>
+          </w:tcPr>
+          <w:p>
+            <w:r>
+              <w:rPr>
+                <w:b w:val="0"/>
+                <w:i w:val="0"/>
+                <w:color w:val="64748B"/>
+                <w:sz w:val="16"/>
+              </w:rPr>
+              <w:t>GT-CQ</w:t>
+            </w:r>
+          </w:p>
+        </w:tc>
+        <w:tc>
+          <w:tcPr>
+            <w:tcW w:type="dxa" w:w="4706"/>
+          </w:tcPr>
+          <w:p>
+            <w:r>
+              <w:rPr>
+                <w:b w:val="0"/>
+                <w:i w:val="0"/>
+                <w:sz w:val="17"/>
+              </w:rPr>
+              <w:t>Attention ! Le nombre de jours (6 jours) que Hamadou Niang a travaillés par mois semble être inférieur à 15.</w:t>
+            </w:r>
+          </w:p>
+        </w:tc>
+      </w:tr>
+      <w:tr>
+        <w:tc>
+          <w:tcPr>
+            <w:tcW w:type="dxa" w:w="964"/>
+          </w:tcPr>
+          <w:p>
+            <w:r>
+              <w:rPr>
+                <w:b/>
+                <w:i w:val="0"/>
+                <w:color w:val="EA580C"/>
+                <w:sz w:val="16"/>
+              </w:rPr>
+              <w:t>Moyenne</w:t>
+            </w:r>
+          </w:p>
+        </w:tc>
+        <w:tc>
+          <w:tcPr>
+            <w:tcW w:type="dxa" w:w="1247"/>
+          </w:tcPr>
+          <w:p>
+            <w:r>
+              <w:rPr>
+                <w:b/>
+                <w:i w:val="0"/>
+                <w:sz w:val="16"/>
+              </w:rPr>
+              <w:t>S04</w:t>
+              <w:br/>
+            </w:r>
+            <w:r>
+              <w:rPr>
+                <w:b w:val="0"/>
+                <w:i w:val="0"/>
+                <w:color w:val="64748B"/>
+                <w:sz w:val="14"/>
+              </w:rPr>
+              <w:t>Emploi</w:t>
+            </w:r>
+          </w:p>
+        </w:tc>
+        <w:tc>
+          <w:tcPr>
+            <w:tcW w:type="dxa" w:w="1531"/>
+          </w:tcPr>
+          <w:p>
+            <w:r>
+              <w:rPr>
+                <w:b/>
+                <w:i w:val="0"/>
+                <w:color w:val="16A34A"/>
+                <w:sz w:val="16"/>
+              </w:rPr>
+              <w:t>—</w:t>
+            </w:r>
+          </w:p>
+        </w:tc>
+        <w:tc>
+          <w:tcPr>
+            <w:tcW w:type="dxa" w:w="1191"/>
+          </w:tcPr>
+          <w:p>
+            <w:r>
+              <w:rPr>
+                <w:b w:val="0"/>
+                <w:i w:val="0"/>
+                <w:color w:val="64748B"/>
+                <w:sz w:val="16"/>
+              </w:rPr>
+              <w:t>GT-CQ</w:t>
+            </w:r>
+          </w:p>
+        </w:tc>
+        <w:tc>
+          <w:tcPr>
+            <w:tcW w:type="dxa" w:w="4706"/>
+          </w:tcPr>
+          <w:p>
+            <w:r>
+              <w:rPr>
+                <w:b w:val="0"/>
+                <w:i w:val="0"/>
+                <w:sz w:val="17"/>
+              </w:rPr>
+              <w:t>Attention ! Le nombre de jours que Hamadou Niang a travaillés par mois semble être inférieur à 15.</w:t>
+            </w:r>
+          </w:p>
+        </w:tc>
+      </w:tr>
+      <w:tr>
+        <w:tc>
+          <w:tcPr>
+            <w:tcW w:type="dxa" w:w="964"/>
+          </w:tcPr>
+          <w:p>
+            <w:r>
+              <w:rPr>
+                <w:b/>
+                <w:i w:val="0"/>
+                <w:color w:val="EA580C"/>
+                <w:sz w:val="16"/>
+              </w:rPr>
+              <w:t>Moyenne</w:t>
+            </w:r>
+          </w:p>
+        </w:tc>
+        <w:tc>
+          <w:tcPr>
+            <w:tcW w:type="dxa" w:w="1247"/>
+          </w:tcPr>
+          <w:p>
+            <w:r>
+              <w:rPr>
+                <w:b/>
+                <w:i w:val="0"/>
+                <w:sz w:val="16"/>
+              </w:rPr>
+              <w:t>S04</w:t>
+              <w:br/>
+            </w:r>
+            <w:r>
+              <w:rPr>
+                <w:b w:val="0"/>
+                <w:i w:val="0"/>
+                <w:color w:val="64748B"/>
+                <w:sz w:val="14"/>
+              </w:rPr>
+              <w:t>Emploi</w:t>
+            </w:r>
+          </w:p>
+        </w:tc>
+        <w:tc>
+          <w:tcPr>
+            <w:tcW w:type="dxa" w:w="1531"/>
+          </w:tcPr>
+          <w:p>
+            <w:r>
+              <w:rPr>
+                <w:b/>
+                <w:i w:val="0"/>
+                <w:color w:val="16A34A"/>
+                <w:sz w:val="16"/>
+              </w:rPr>
+              <w:t>—</w:t>
+            </w:r>
+          </w:p>
+        </w:tc>
+        <w:tc>
+          <w:tcPr>
+            <w:tcW w:type="dxa" w:w="1191"/>
+          </w:tcPr>
+          <w:p>
+            <w:r>
+              <w:rPr>
+                <w:b w:val="0"/>
+                <w:i w:val="0"/>
+                <w:color w:val="64748B"/>
+                <w:sz w:val="16"/>
+              </w:rPr>
+              <w:t>GT-CQ</w:t>
+            </w:r>
+          </w:p>
+        </w:tc>
+        <w:tc>
+          <w:tcPr>
+            <w:tcW w:type="dxa" w:w="4706"/>
+          </w:tcPr>
+          <w:p>
+            <w:r>
+              <w:rPr>
+                <w:b w:val="0"/>
+                <w:i w:val="0"/>
+                <w:sz w:val="17"/>
+              </w:rPr>
+              <w:t>Veuillez, s'il vous plaît, confirmer cette information.</w:t>
+            </w:r>
+          </w:p>
+        </w:tc>
+      </w:tr>
+      <w:tr>
+        <w:tc>
+          <w:tcPr>
+            <w:tcW w:type="dxa" w:w="964"/>
+          </w:tcPr>
+          <w:p>
+            <w:r>
+              <w:rPr>
+                <w:b/>
+                <w:i w:val="0"/>
+                <w:color w:val="EA580C"/>
+                <w:sz w:val="16"/>
+              </w:rPr>
+              <w:t>Moyenne</w:t>
+            </w:r>
+          </w:p>
+        </w:tc>
+        <w:tc>
+          <w:tcPr>
+            <w:tcW w:type="dxa" w:w="1247"/>
+          </w:tcPr>
+          <w:p>
+            <w:r>
+              <w:rPr>
+                <w:b/>
+                <w:i w:val="0"/>
+                <w:sz w:val="16"/>
+              </w:rPr>
+              <w:t>S04</w:t>
+              <w:br/>
+            </w:r>
+            <w:r>
+              <w:rPr>
+                <w:b w:val="0"/>
+                <w:i w:val="0"/>
+                <w:color w:val="64748B"/>
+                <w:sz w:val="14"/>
+              </w:rPr>
+              <w:t>Emploi</w:t>
+            </w:r>
+          </w:p>
+        </w:tc>
+        <w:tc>
+          <w:tcPr>
+            <w:tcW w:type="dxa" w:w="1531"/>
+          </w:tcPr>
+          <w:p>
+            <w:r>
+              <w:rPr>
+                <w:b/>
+                <w:i w:val="0"/>
+                <w:color w:val="16A34A"/>
+                <w:sz w:val="16"/>
+              </w:rPr>
+              <w:t>s01q47__1, s01q47__2, s01q47__3, s01q47__4, s01q47__5, s01q47__6, s01q47__7, s02q15</w:t>
+            </w:r>
+          </w:p>
+        </w:tc>
+        <w:tc>
+          <w:tcPr>
+            <w:tcW w:type="dxa" w:w="1191"/>
+          </w:tcPr>
+          <w:p>
+            <w:r>
+              <w:rPr>
+                <w:b w:val="0"/>
+                <w:i w:val="0"/>
+                <w:color w:val="64748B"/>
+                <w:sz w:val="16"/>
+              </w:rPr>
+              <w:t>GT-CQ</w:t>
+            </w:r>
+          </w:p>
+        </w:tc>
+        <w:tc>
+          <w:tcPr>
+            <w:tcW w:type="dxa" w:w="4706"/>
+          </w:tcPr>
+          <w:p>
+            <w:r>
+              <w:rPr>
+                <w:b w:val="0"/>
+                <w:i w:val="0"/>
+                <w:sz w:val="17"/>
+              </w:rPr>
+              <w:t>Attention! le nombre d'heure que Hamadou Niang a travaillé par jour semble faible, veuillez s'il vous plait confirmer cette information avec le QG.</w:t>
+            </w:r>
+          </w:p>
+        </w:tc>
+      </w:tr>
+      <w:tr>
+        <w:tc>
+          <w:tcPr>
+            <w:tcW w:type="dxa" w:w="964"/>
+          </w:tcPr>
+          <w:p>
+            <w:r>
+              <w:rPr>
+                <w:b/>
+                <w:i w:val="0"/>
+                <w:color w:val="EA580C"/>
+                <w:sz w:val="16"/>
+              </w:rPr>
+              <w:t>Moyenne</w:t>
+            </w:r>
+          </w:p>
+        </w:tc>
+        <w:tc>
+          <w:tcPr>
+            <w:tcW w:type="dxa" w:w="1247"/>
+          </w:tcPr>
+          <w:p>
+            <w:r>
+              <w:rPr>
+                <w:b/>
+                <w:i w:val="0"/>
+                <w:sz w:val="16"/>
+              </w:rPr>
+              <w:t>S07</w:t>
+              <w:br/>
+            </w:r>
+            <w:r>
+              <w:rPr>
+                <w:b w:val="0"/>
+                <w:i w:val="0"/>
+                <w:color w:val="64748B"/>
+                <w:sz w:val="14"/>
+              </w:rPr>
+              <w:t>Consommation alimentaire</w:t>
+            </w:r>
+          </w:p>
+        </w:tc>
+        <w:tc>
+          <w:tcPr>
+            <w:tcW w:type="dxa" w:w="1531"/>
+          </w:tcPr>
+          <w:p>
+            <w:r>
+              <w:rPr>
+                <w:b/>
+                <w:i w:val="0"/>
+                <w:color w:val="16A34A"/>
+                <w:sz w:val="16"/>
+              </w:rPr>
+              <w:t>—</w:t>
+            </w:r>
+          </w:p>
+        </w:tc>
+        <w:tc>
+          <w:tcPr>
+            <w:tcW w:type="dxa" w:w="1191"/>
+          </w:tcPr>
+          <w:p>
+            <w:r>
+              <w:rPr>
+                <w:b w:val="0"/>
+                <w:i w:val="0"/>
+                <w:color w:val="64748B"/>
+                <w:sz w:val="16"/>
+              </w:rPr>
+              <w:t>GT-CQ</w:t>
+            </w:r>
+          </w:p>
+        </w:tc>
+        <w:tc>
+          <w:tcPr>
+            <w:tcW w:type="dxa" w:w="4706"/>
+          </w:tcPr>
+          <w:p>
+            <w:r>
+              <w:rPr>
+                <w:b w:val="0"/>
+                <w:i w:val="0"/>
+                <w:sz w:val="17"/>
+              </w:rPr>
+              <w:t>Attention ! Le prix unitaire d'achat (1000 Fcfa) de Mangue en Tas (Moyen) est relativement élevé par rapport aux autres prix observés dans cette zone.</w:t>
+            </w:r>
+          </w:p>
+        </w:tc>
+      </w:tr>
+      <w:tr>
+        <w:tc>
+          <w:tcPr>
+            <w:tcW w:type="dxa" w:w="964"/>
+          </w:tcPr>
+          <w:p>
+            <w:r>
+              <w:rPr>
+                <w:b/>
+                <w:i w:val="0"/>
+                <w:color w:val="EA580C"/>
+                <w:sz w:val="16"/>
+              </w:rPr>
+              <w:t>Moyenne</w:t>
+            </w:r>
+          </w:p>
+        </w:tc>
+        <w:tc>
+          <w:tcPr>
+            <w:tcW w:type="dxa" w:w="1247"/>
+          </w:tcPr>
+          <w:p>
+            <w:r>
+              <w:rPr>
+                <w:b/>
+                <w:i w:val="0"/>
+                <w:sz w:val="16"/>
+              </w:rPr>
+              <w:t>S07</w:t>
+              <w:br/>
+            </w:r>
+            <w:r>
+              <w:rPr>
+                <w:b w:val="0"/>
+                <w:i w:val="0"/>
+                <w:color w:val="64748B"/>
+                <w:sz w:val="14"/>
+              </w:rPr>
+              <w:t>Consommation alimentaire</w:t>
+            </w:r>
+          </w:p>
+        </w:tc>
+        <w:tc>
+          <w:tcPr>
+            <w:tcW w:type="dxa" w:w="1531"/>
+          </w:tcPr>
+          <w:p>
+            <w:r>
+              <w:rPr>
+                <w:b/>
+                <w:i w:val="0"/>
+                <w:color w:val="16A34A"/>
+                <w:sz w:val="16"/>
+              </w:rPr>
+              <w:t>—</w:t>
+            </w:r>
+          </w:p>
+        </w:tc>
+        <w:tc>
+          <w:tcPr>
+            <w:tcW w:type="dxa" w:w="1191"/>
+          </w:tcPr>
+          <w:p>
+            <w:r>
+              <w:rPr>
+                <w:b w:val="0"/>
+                <w:i w:val="0"/>
+                <w:color w:val="64748B"/>
+                <w:sz w:val="16"/>
+              </w:rPr>
+              <w:t>GT-CQ</w:t>
+            </w:r>
+          </w:p>
+        </w:tc>
+        <w:tc>
+          <w:tcPr>
+            <w:tcW w:type="dxa" w:w="4706"/>
+          </w:tcPr>
+          <w:p>
+            <w:r>
+              <w:rPr>
+                <w:b w:val="0"/>
+                <w:i w:val="0"/>
+                <w:sz w:val="17"/>
+              </w:rPr>
+              <w:t>Prière de corriger ou de confirmer avec le QG.</w:t>
+            </w:r>
+          </w:p>
+        </w:tc>
+      </w:tr>
+      <w:tr>
+        <w:tc>
+          <w:tcPr>
+            <w:tcW w:type="dxa" w:w="964"/>
+          </w:tcPr>
+          <w:p>
+            <w:r>
+              <w:rPr>
+                <w:b/>
+                <w:i w:val="0"/>
+                <w:color w:val="EA580C"/>
+                <w:sz w:val="16"/>
+              </w:rPr>
+              <w:t>Moyenne</w:t>
+            </w:r>
+          </w:p>
+        </w:tc>
+        <w:tc>
+          <w:tcPr>
+            <w:tcW w:type="dxa" w:w="1247"/>
+          </w:tcPr>
+          <w:p>
+            <w:r>
+              <w:rPr>
+                <w:b/>
+                <w:i w:val="0"/>
+                <w:sz w:val="16"/>
+              </w:rPr>
+              <w:t>S09</w:t>
+              <w:br/>
+            </w:r>
+            <w:r>
+              <w:rPr>
+                <w:b w:val="0"/>
+                <w:i w:val="0"/>
+                <w:color w:val="64748B"/>
+                <w:sz w:val="14"/>
+              </w:rPr>
+              <w:t>Dépenses non alimentaires</w:t>
+            </w:r>
+          </w:p>
+        </w:tc>
+        <w:tc>
+          <w:tcPr>
+            <w:tcW w:type="dxa" w:w="1531"/>
+          </w:tcPr>
+          <w:p>
+            <w:r>
+              <w:rPr>
+                <w:b/>
+                <w:i w:val="0"/>
+                <w:color w:val="16A34A"/>
+                <w:sz w:val="16"/>
+              </w:rPr>
+              <w:t>—</w:t>
+            </w:r>
+          </w:p>
+        </w:tc>
+        <w:tc>
+          <w:tcPr>
+            <w:tcW w:type="dxa" w:w="1191"/>
+          </w:tcPr>
+          <w:p>
+            <w:r>
+              <w:rPr>
+                <w:b w:val="0"/>
+                <w:i w:val="0"/>
+                <w:color w:val="64748B"/>
+                <w:sz w:val="16"/>
+              </w:rPr>
+              <w:t>GT-CQ</w:t>
+            </w:r>
+          </w:p>
+        </w:tc>
+        <w:tc>
+          <w:tcPr>
+            <w:tcW w:type="dxa" w:w="4706"/>
+          </w:tcPr>
+          <w:p>
+            <w:r>
+              <w:rPr>
+                <w:b w:val="0"/>
+                <w:i w:val="0"/>
+                <w:sz w:val="17"/>
+              </w:rPr>
+              <w:t>Attention ! La dépense du ménage de BALAYE NIANG (5000 Fcfa) au cours de 7 derniers jours de Transport urbain en taxi est relativement élevé.</w:t>
+            </w:r>
+          </w:p>
+        </w:tc>
+      </w:tr>
+      <w:tr>
+        <w:tc>
+          <w:tcPr>
+            <w:tcW w:type="dxa" w:w="964"/>
+          </w:tcPr>
+          <w:p>
+            <w:r>
+              <w:rPr>
+                <w:b/>
+                <w:i w:val="0"/>
+                <w:color w:val="EA580C"/>
+                <w:sz w:val="16"/>
+              </w:rPr>
+              <w:t>Moyenne</w:t>
+            </w:r>
+          </w:p>
+        </w:tc>
+        <w:tc>
+          <w:tcPr>
+            <w:tcW w:type="dxa" w:w="1247"/>
+          </w:tcPr>
+          <w:p>
+            <w:r>
+              <w:rPr>
+                <w:b/>
+                <w:i w:val="0"/>
+                <w:sz w:val="16"/>
+              </w:rPr>
+              <w:t>S09</w:t>
+              <w:br/>
+            </w:r>
+            <w:r>
+              <w:rPr>
+                <w:b w:val="0"/>
+                <w:i w:val="0"/>
+                <w:color w:val="64748B"/>
+                <w:sz w:val="14"/>
+              </w:rPr>
+              <w:t>Dépenses non alimentaires</w:t>
+            </w:r>
+          </w:p>
+        </w:tc>
+        <w:tc>
+          <w:tcPr>
+            <w:tcW w:type="dxa" w:w="1531"/>
+          </w:tcPr>
+          <w:p>
+            <w:r>
+              <w:rPr>
+                <w:b/>
+                <w:i w:val="0"/>
+                <w:color w:val="16A34A"/>
+                <w:sz w:val="16"/>
+              </w:rPr>
+              <w:t>—</w:t>
+            </w:r>
+          </w:p>
+        </w:tc>
+        <w:tc>
+          <w:tcPr>
+            <w:tcW w:type="dxa" w:w="1191"/>
+          </w:tcPr>
+          <w:p>
+            <w:r>
+              <w:rPr>
+                <w:b w:val="0"/>
+                <w:i w:val="0"/>
+                <w:color w:val="64748B"/>
+                <w:sz w:val="16"/>
+              </w:rPr>
+              <w:t>GT-CQ</w:t>
+            </w:r>
+          </w:p>
+        </w:tc>
+        <w:tc>
+          <w:tcPr>
+            <w:tcW w:type="dxa" w:w="4706"/>
+          </w:tcPr>
+          <w:p>
+            <w:r>
+              <w:rPr>
+                <w:b w:val="0"/>
+                <w:i w:val="0"/>
+                <w:sz w:val="17"/>
+              </w:rPr>
+              <w:t>Prière de corriger ou de confirmer avec le QG.</w:t>
+            </w:r>
+          </w:p>
+        </w:tc>
+      </w:tr>
+      <w:tr>
+        <w:tc>
+          <w:tcPr>
+            <w:tcW w:type="dxa" w:w="964"/>
+          </w:tcPr>
+          <w:p>
+            <w:r>
+              <w:rPr>
+                <w:b/>
+                <w:i w:val="0"/>
+                <w:color w:val="EA580C"/>
+                <w:sz w:val="16"/>
+              </w:rPr>
+              <w:t>Moyenne</w:t>
+            </w:r>
+          </w:p>
+        </w:tc>
+        <w:tc>
+          <w:tcPr>
+            <w:tcW w:type="dxa" w:w="1247"/>
+          </w:tcPr>
+          <w:p>
+            <w:r>
+              <w:rPr>
+                <w:b/>
+                <w:i w:val="0"/>
+                <w:sz w:val="16"/>
+              </w:rPr>
+              <w:t>S09</w:t>
+              <w:br/>
+            </w:r>
+            <w:r>
+              <w:rPr>
+                <w:b w:val="0"/>
+                <w:i w:val="0"/>
+                <w:color w:val="64748B"/>
+                <w:sz w:val="14"/>
+              </w:rPr>
+              <w:t>Dépenses non alimentaires</w:t>
+            </w:r>
+          </w:p>
+        </w:tc>
+        <w:tc>
+          <w:tcPr>
+            <w:tcW w:type="dxa" w:w="1531"/>
+          </w:tcPr>
+          <w:p>
+            <w:r>
+              <w:rPr>
+                <w:b/>
+                <w:i w:val="0"/>
+                <w:color w:val="16A34A"/>
+                <w:sz w:val="16"/>
+              </w:rPr>
+              <w:t>—</w:t>
+            </w:r>
+          </w:p>
+        </w:tc>
+        <w:tc>
+          <w:tcPr>
+            <w:tcW w:type="dxa" w:w="1191"/>
+          </w:tcPr>
+          <w:p>
+            <w:r>
+              <w:rPr>
+                <w:b w:val="0"/>
+                <w:i w:val="0"/>
+                <w:color w:val="64748B"/>
+                <w:sz w:val="16"/>
+              </w:rPr>
+              <w:t>GT-CQ</w:t>
+            </w:r>
+          </w:p>
+        </w:tc>
+        <w:tc>
+          <w:tcPr>
+            <w:tcW w:type="dxa" w:w="4706"/>
+          </w:tcPr>
+          <w:p>
+            <w:r>
+              <w:rPr>
+                <w:b w:val="0"/>
+                <w:i w:val="0"/>
+                <w:sz w:val="17"/>
+              </w:rPr>
+              <w:t>Attention ! La dépense du ménage de BALAYE NIANG (4600 Fcfa) au cours de 30 derniers jours de Gaz domestique 12,5 kilogrammes est relativement élevé.</w:t>
+            </w:r>
+          </w:p>
+        </w:tc>
+      </w:tr>
+      <w:tr>
+        <w:tc>
+          <w:tcPr>
+            <w:tcW w:type="dxa" w:w="964"/>
+          </w:tcPr>
+          <w:p>
+            <w:r>
+              <w:rPr>
+                <w:b/>
+                <w:i w:val="0"/>
+                <w:color w:val="EA580C"/>
+                <w:sz w:val="16"/>
+              </w:rPr>
+              <w:t>Moyenne</w:t>
+            </w:r>
+          </w:p>
+        </w:tc>
+        <w:tc>
+          <w:tcPr>
+            <w:tcW w:type="dxa" w:w="1247"/>
+          </w:tcPr>
+          <w:p>
+            <w:r>
+              <w:rPr>
+                <w:b/>
+                <w:i w:val="0"/>
+                <w:sz w:val="16"/>
+              </w:rPr>
+              <w:t>S09</w:t>
+              <w:br/>
+            </w:r>
+            <w:r>
+              <w:rPr>
+                <w:b w:val="0"/>
+                <w:i w:val="0"/>
+                <w:color w:val="64748B"/>
+                <w:sz w:val="14"/>
+              </w:rPr>
+              <w:t>Dépenses non alimentaires</w:t>
+            </w:r>
+          </w:p>
+        </w:tc>
+        <w:tc>
+          <w:tcPr>
+            <w:tcW w:type="dxa" w:w="1531"/>
+          </w:tcPr>
+          <w:p>
+            <w:r>
+              <w:rPr>
+                <w:b/>
+                <w:i w:val="0"/>
+                <w:color w:val="16A34A"/>
+                <w:sz w:val="16"/>
+              </w:rPr>
+              <w:t>—</w:t>
+            </w:r>
+          </w:p>
+        </w:tc>
+        <w:tc>
+          <w:tcPr>
+            <w:tcW w:type="dxa" w:w="1191"/>
+          </w:tcPr>
+          <w:p>
+            <w:r>
+              <w:rPr>
+                <w:b w:val="0"/>
+                <w:i w:val="0"/>
+                <w:color w:val="64748B"/>
+                <w:sz w:val="16"/>
+              </w:rPr>
+              <w:t>GT-CQ</w:t>
+            </w:r>
+          </w:p>
+        </w:tc>
+        <w:tc>
+          <w:tcPr>
+            <w:tcW w:type="dxa" w:w="4706"/>
+          </w:tcPr>
+          <w:p>
+            <w:r>
+              <w:rPr>
+                <w:b w:val="0"/>
+                <w:i w:val="0"/>
+                <w:sz w:val="17"/>
+              </w:rPr>
+              <w:t>Prière de corriger ou de confirmer avec le QG.</w:t>
+            </w:r>
+          </w:p>
+        </w:tc>
+      </w:tr>
+      <w:tr>
+        <w:tc>
+          <w:tcPr>
+            <w:tcW w:type="dxa" w:w="964"/>
+          </w:tcPr>
+          <w:p>
+            <w:r>
+              <w:rPr>
+                <w:b/>
+                <w:i w:val="0"/>
+                <w:color w:val="EA580C"/>
+                <w:sz w:val="16"/>
+              </w:rPr>
+              <w:t>Moyenne</w:t>
+            </w:r>
+          </w:p>
+        </w:tc>
+        <w:tc>
+          <w:tcPr>
+            <w:tcW w:type="dxa" w:w="1247"/>
+          </w:tcPr>
+          <w:p>
+            <w:r>
+              <w:rPr>
+                <w:b/>
+                <w:i w:val="0"/>
+                <w:sz w:val="16"/>
+              </w:rPr>
+              <w:t>S09</w:t>
+              <w:br/>
+            </w:r>
+            <w:r>
+              <w:rPr>
+                <w:b w:val="0"/>
+                <w:i w:val="0"/>
+                <w:color w:val="64748B"/>
+                <w:sz w:val="14"/>
+              </w:rPr>
+              <w:t>Dépenses non alimentaires</w:t>
+            </w:r>
+          </w:p>
+        </w:tc>
+        <w:tc>
+          <w:tcPr>
+            <w:tcW w:type="dxa" w:w="1531"/>
+          </w:tcPr>
+          <w:p>
+            <w:r>
+              <w:rPr>
+                <w:b/>
+                <w:i w:val="0"/>
+                <w:color w:val="16A34A"/>
+                <w:sz w:val="16"/>
+              </w:rPr>
+              <w:t>—</w:t>
+            </w:r>
+          </w:p>
+        </w:tc>
+        <w:tc>
+          <w:tcPr>
+            <w:tcW w:type="dxa" w:w="1191"/>
+          </w:tcPr>
+          <w:p>
+            <w:r>
+              <w:rPr>
+                <w:b w:val="0"/>
+                <w:i w:val="0"/>
+                <w:color w:val="64748B"/>
+                <w:sz w:val="16"/>
+              </w:rPr>
+              <w:t>GT-CQ</w:t>
+            </w:r>
+          </w:p>
+        </w:tc>
+        <w:tc>
+          <w:tcPr>
+            <w:tcW w:type="dxa" w:w="4706"/>
+          </w:tcPr>
+          <w:p>
+            <w:r>
+              <w:rPr>
+                <w:b w:val="0"/>
+                <w:i w:val="0"/>
+                <w:sz w:val="17"/>
+              </w:rPr>
+              <w:t>Peu plausible! le montant de la dépense pour  Savon de ménage, lessive en poudre, détergents (eau de javel, etc.</w:t>
+            </w:r>
+          </w:p>
+        </w:tc>
+      </w:tr>
+      <w:tr>
+        <w:tc>
+          <w:tcPr>
+            <w:tcW w:type="dxa" w:w="964"/>
+          </w:tcPr>
+          <w:p>
+            <w:r>
+              <w:rPr>
+                <w:b/>
+                <w:i w:val="0"/>
+                <w:color w:val="EA580C"/>
+                <w:sz w:val="16"/>
+              </w:rPr>
+              <w:t>Moyenne</w:t>
+            </w:r>
+          </w:p>
+        </w:tc>
+        <w:tc>
+          <w:tcPr>
+            <w:tcW w:type="dxa" w:w="1247"/>
+          </w:tcPr>
+          <w:p>
+            <w:r>
+              <w:rPr>
+                <w:b/>
+                <w:i w:val="0"/>
+                <w:sz w:val="16"/>
+              </w:rPr>
+              <w:t>S09</w:t>
+              <w:br/>
+            </w:r>
+            <w:r>
+              <w:rPr>
+                <w:b w:val="0"/>
+                <w:i w:val="0"/>
+                <w:color w:val="64748B"/>
+                <w:sz w:val="14"/>
+              </w:rPr>
+              <w:t>Dépenses non alimentaires</w:t>
+            </w:r>
+          </w:p>
+        </w:tc>
+        <w:tc>
+          <w:tcPr>
+            <w:tcW w:type="dxa" w:w="1531"/>
+          </w:tcPr>
+          <w:p>
+            <w:r>
+              <w:rPr>
+                <w:b/>
+                <w:i w:val="0"/>
+                <w:color w:val="16A34A"/>
+                <w:sz w:val="16"/>
+              </w:rPr>
+              <w:t>—</w:t>
+            </w:r>
+          </w:p>
+        </w:tc>
+        <w:tc>
+          <w:tcPr>
+            <w:tcW w:type="dxa" w:w="1191"/>
+          </w:tcPr>
+          <w:p>
+            <w:r>
+              <w:rPr>
+                <w:b w:val="0"/>
+                <w:i w:val="0"/>
+                <w:color w:val="64748B"/>
+                <w:sz w:val="16"/>
+              </w:rPr>
+              <w:t>GT-CQ</w:t>
+            </w:r>
+          </w:p>
+        </w:tc>
+        <w:tc>
+          <w:tcPr>
+            <w:tcW w:type="dxa" w:w="4706"/>
+          </w:tcPr>
+          <w:p>
+            <w:r>
+              <w:rPr>
+                <w:b w:val="0"/>
+                <w:i w:val="0"/>
+                <w:sz w:val="17"/>
+              </w:rPr>
+              <w:t>) semble trop élevé.</w:t>
+            </w:r>
+          </w:p>
+        </w:tc>
+      </w:tr>
+      <w:tr>
+        <w:tc>
+          <w:tcPr>
+            <w:tcW w:type="dxa" w:w="964"/>
+          </w:tcPr>
+          <w:p>
+            <w:r>
+              <w:rPr>
+                <w:b/>
+                <w:i w:val="0"/>
+                <w:color w:val="EA580C"/>
+                <w:sz w:val="16"/>
+              </w:rPr>
+              <w:t>Moyenne</w:t>
+            </w:r>
+          </w:p>
+        </w:tc>
+        <w:tc>
+          <w:tcPr>
+            <w:tcW w:type="dxa" w:w="1247"/>
+          </w:tcPr>
+          <w:p>
+            <w:r>
+              <w:rPr>
+                <w:b/>
+                <w:i w:val="0"/>
+                <w:sz w:val="16"/>
+              </w:rPr>
+              <w:t>S09</w:t>
+              <w:br/>
+            </w:r>
+            <w:r>
+              <w:rPr>
+                <w:b w:val="0"/>
+                <w:i w:val="0"/>
+                <w:color w:val="64748B"/>
+                <w:sz w:val="14"/>
+              </w:rPr>
+              <w:t>Dépenses non alimentaires</w:t>
+            </w:r>
+          </w:p>
+        </w:tc>
+        <w:tc>
+          <w:tcPr>
+            <w:tcW w:type="dxa" w:w="1531"/>
+          </w:tcPr>
+          <w:p>
+            <w:r>
+              <w:rPr>
+                <w:b/>
+                <w:i w:val="0"/>
+                <w:color w:val="16A34A"/>
+                <w:sz w:val="16"/>
+              </w:rPr>
+              <w:t>—</w:t>
+            </w:r>
+          </w:p>
+        </w:tc>
+        <w:tc>
+          <w:tcPr>
+            <w:tcW w:type="dxa" w:w="1191"/>
+          </w:tcPr>
+          <w:p>
+            <w:r>
+              <w:rPr>
+                <w:b w:val="0"/>
+                <w:i w:val="0"/>
+                <w:color w:val="64748B"/>
+                <w:sz w:val="16"/>
+              </w:rPr>
+              <w:t>GT-CQ</w:t>
+            </w:r>
+          </w:p>
+        </w:tc>
+        <w:tc>
+          <w:tcPr>
+            <w:tcW w:type="dxa" w:w="4706"/>
+          </w:tcPr>
+          <w:p>
+            <w:r>
+              <w:rPr>
+                <w:b w:val="0"/>
+                <w:i w:val="0"/>
+                <w:sz w:val="17"/>
+              </w:rPr>
+              <w:t>Veuillez, s'il vous plaît, confirmer cette information avec le QG ou la corriger.</w:t>
+            </w:r>
+          </w:p>
+        </w:tc>
+      </w:tr>
+      <w:tr>
+        <w:tc>
+          <w:tcPr>
+            <w:tcW w:type="dxa" w:w="964"/>
+          </w:tcPr>
+          <w:p>
+            <w:r>
+              <w:rPr>
+                <w:b/>
+                <w:i w:val="0"/>
+                <w:color w:val="EA580C"/>
+                <w:sz w:val="16"/>
+              </w:rPr>
+              <w:t>Moyenne</w:t>
+            </w:r>
+          </w:p>
+        </w:tc>
+        <w:tc>
+          <w:tcPr>
+            <w:tcW w:type="dxa" w:w="1247"/>
+          </w:tcPr>
+          <w:p>
+            <w:r>
+              <w:rPr>
+                <w:b/>
+                <w:i w:val="0"/>
+                <w:sz w:val="16"/>
+              </w:rPr>
+              <w:t>S09</w:t>
+              <w:br/>
+            </w:r>
+            <w:r>
+              <w:rPr>
+                <w:b w:val="0"/>
+                <w:i w:val="0"/>
+                <w:color w:val="64748B"/>
+                <w:sz w:val="14"/>
+              </w:rPr>
+              <w:t>Dépenses non alimentaires</w:t>
+            </w:r>
+          </w:p>
+        </w:tc>
+        <w:tc>
+          <w:tcPr>
+            <w:tcW w:type="dxa" w:w="1531"/>
+          </w:tcPr>
+          <w:p>
+            <w:r>
+              <w:rPr>
+                <w:b/>
+                <w:i w:val="0"/>
+                <w:color w:val="16A34A"/>
+                <w:sz w:val="16"/>
+              </w:rPr>
+              <w:t>—</w:t>
+            </w:r>
+          </w:p>
+        </w:tc>
+        <w:tc>
+          <w:tcPr>
+            <w:tcW w:type="dxa" w:w="1191"/>
+          </w:tcPr>
+          <w:p>
+            <w:r>
+              <w:rPr>
+                <w:b w:val="0"/>
+                <w:i w:val="0"/>
+                <w:color w:val="64748B"/>
+                <w:sz w:val="16"/>
+              </w:rPr>
+              <w:t>GT-CQ</w:t>
+            </w:r>
+          </w:p>
+        </w:tc>
+        <w:tc>
+          <w:tcPr>
+            <w:tcW w:type="dxa" w:w="4706"/>
+          </w:tcPr>
+          <w:p>
+            <w:r>
+              <w:rPr>
+                <w:b w:val="0"/>
+                <w:i w:val="0"/>
+                <w:sz w:val="17"/>
+              </w:rPr>
+              <w:t>Peu plausible! le montant de la dépense (4000 Fcfa) pour Brosse à dents semble trop élevé.</w:t>
+            </w:r>
+          </w:p>
+        </w:tc>
+      </w:tr>
+      <w:tr>
+        <w:tc>
+          <w:tcPr>
+            <w:tcW w:type="dxa" w:w="964"/>
+          </w:tcPr>
+          <w:p>
+            <w:r>
+              <w:rPr>
+                <w:b/>
+                <w:i w:val="0"/>
+                <w:color w:val="EA580C"/>
+                <w:sz w:val="16"/>
+              </w:rPr>
+              <w:t>Moyenne</w:t>
+            </w:r>
+          </w:p>
+        </w:tc>
+        <w:tc>
+          <w:tcPr>
+            <w:tcW w:type="dxa" w:w="1247"/>
+          </w:tcPr>
+          <w:p>
+            <w:r>
+              <w:rPr>
+                <w:b/>
+                <w:i w:val="0"/>
+                <w:sz w:val="16"/>
+              </w:rPr>
+              <w:t>S09</w:t>
+              <w:br/>
+            </w:r>
+            <w:r>
+              <w:rPr>
+                <w:b w:val="0"/>
+                <w:i w:val="0"/>
+                <w:color w:val="64748B"/>
+                <w:sz w:val="14"/>
+              </w:rPr>
+              <w:t>Dépenses non alimentaires</w:t>
+            </w:r>
+          </w:p>
+        </w:tc>
+        <w:tc>
+          <w:tcPr>
+            <w:tcW w:type="dxa" w:w="1531"/>
+          </w:tcPr>
+          <w:p>
+            <w:r>
+              <w:rPr>
+                <w:b/>
+                <w:i w:val="0"/>
+                <w:color w:val="16A34A"/>
+                <w:sz w:val="16"/>
+              </w:rPr>
+              <w:t>—</w:t>
+            </w:r>
+          </w:p>
+        </w:tc>
+        <w:tc>
+          <w:tcPr>
+            <w:tcW w:type="dxa" w:w="1191"/>
+          </w:tcPr>
+          <w:p>
+            <w:r>
+              <w:rPr>
+                <w:b w:val="0"/>
+                <w:i w:val="0"/>
+                <w:color w:val="64748B"/>
+                <w:sz w:val="16"/>
+              </w:rPr>
+              <w:t>GT-CQ</w:t>
+            </w:r>
+          </w:p>
+        </w:tc>
+        <w:tc>
+          <w:tcPr>
+            <w:tcW w:type="dxa" w:w="4706"/>
+          </w:tcPr>
+          <w:p>
+            <w:r>
+              <w:rPr>
+                <w:b w:val="0"/>
+                <w:i w:val="0"/>
+                <w:sz w:val="17"/>
+              </w:rPr>
+              <w:t>Veuillez, s'il vous plaît, confirmer cette information avec le QG ou la corriger.</w:t>
+            </w:r>
+          </w:p>
+        </w:tc>
+      </w:tr>
+      <w:tr>
+        <w:tc>
+          <w:tcPr>
+            <w:tcW w:type="dxa" w:w="964"/>
+          </w:tcPr>
+          <w:p>
+            <w:r>
+              <w:rPr>
+                <w:b/>
+                <w:i w:val="0"/>
+                <w:color w:val="EA580C"/>
+                <w:sz w:val="16"/>
+              </w:rPr>
+              <w:t>Moyenne</w:t>
+            </w:r>
+          </w:p>
+        </w:tc>
+        <w:tc>
+          <w:tcPr>
+            <w:tcW w:type="dxa" w:w="1247"/>
+          </w:tcPr>
+          <w:p>
+            <w:r>
+              <w:rPr>
+                <w:b/>
+                <w:i w:val="0"/>
+                <w:sz w:val="16"/>
+              </w:rPr>
+              <w:t>S09</w:t>
+              <w:br/>
+            </w:r>
+            <w:r>
+              <w:rPr>
+                <w:b w:val="0"/>
+                <w:i w:val="0"/>
+                <w:color w:val="64748B"/>
+                <w:sz w:val="14"/>
+              </w:rPr>
+              <w:t>Dépenses non alimentaires</w:t>
+            </w:r>
+          </w:p>
+        </w:tc>
+        <w:tc>
+          <w:tcPr>
+            <w:tcW w:type="dxa" w:w="1531"/>
+          </w:tcPr>
+          <w:p>
+            <w:r>
+              <w:rPr>
+                <w:b/>
+                <w:i w:val="0"/>
+                <w:color w:val="16A34A"/>
+                <w:sz w:val="16"/>
+              </w:rPr>
+              <w:t>—</w:t>
+            </w:r>
+          </w:p>
+        </w:tc>
+        <w:tc>
+          <w:tcPr>
+            <w:tcW w:type="dxa" w:w="1191"/>
+          </w:tcPr>
+          <w:p>
+            <w:r>
+              <w:rPr>
+                <w:b w:val="0"/>
+                <w:i w:val="0"/>
+                <w:color w:val="64748B"/>
+                <w:sz w:val="16"/>
+              </w:rPr>
+              <w:t>GT-CQ</w:t>
+            </w:r>
+          </w:p>
+        </w:tc>
+        <w:tc>
+          <w:tcPr>
+            <w:tcW w:type="dxa" w:w="4706"/>
+          </w:tcPr>
+          <w:p>
+            <w:r>
+              <w:rPr>
+                <w:b w:val="0"/>
+                <w:i w:val="0"/>
+                <w:sz w:val="17"/>
+              </w:rPr>
+              <w:t>Attention ! La dépense du ménage de BALAYE NIANG (25000 Fcfa) au cours de 6 derniers mois de Sous-vêtements femme (15 ans et plus): slip, jupon, tee shirt,soutien gorge, collant, etc.</w:t>
+            </w:r>
+          </w:p>
+        </w:tc>
+      </w:tr>
+      <w:tr>
+        <w:tc>
+          <w:tcPr>
+            <w:tcW w:type="dxa" w:w="964"/>
+          </w:tcPr>
+          <w:p>
+            <w:r>
+              <w:rPr>
+                <w:b/>
+                <w:i w:val="0"/>
+                <w:color w:val="EA580C"/>
+                <w:sz w:val="16"/>
+              </w:rPr>
+              <w:t>Moyenne</w:t>
+            </w:r>
+          </w:p>
+        </w:tc>
+        <w:tc>
+          <w:tcPr>
+            <w:tcW w:type="dxa" w:w="1247"/>
+          </w:tcPr>
+          <w:p>
+            <w:r>
+              <w:rPr>
+                <w:b/>
+                <w:i w:val="0"/>
+                <w:sz w:val="16"/>
+              </w:rPr>
+              <w:t>S09</w:t>
+              <w:br/>
+            </w:r>
+            <w:r>
+              <w:rPr>
+                <w:b w:val="0"/>
+                <w:i w:val="0"/>
+                <w:color w:val="64748B"/>
+                <w:sz w:val="14"/>
+              </w:rPr>
+              <w:t>Dépenses non alimentaires</w:t>
+            </w:r>
+          </w:p>
+        </w:tc>
+        <w:tc>
+          <w:tcPr>
+            <w:tcW w:type="dxa" w:w="1531"/>
+          </w:tcPr>
+          <w:p>
+            <w:r>
+              <w:rPr>
+                <w:b/>
+                <w:i w:val="0"/>
+                <w:color w:val="16A34A"/>
+                <w:sz w:val="16"/>
+              </w:rPr>
+              <w:t>—</w:t>
+            </w:r>
+          </w:p>
+        </w:tc>
+        <w:tc>
+          <w:tcPr>
+            <w:tcW w:type="dxa" w:w="1191"/>
+          </w:tcPr>
+          <w:p>
+            <w:r>
+              <w:rPr>
+                <w:b w:val="0"/>
+                <w:i w:val="0"/>
+                <w:color w:val="64748B"/>
+                <w:sz w:val="16"/>
+              </w:rPr>
+              <w:t>GT-CQ</w:t>
+            </w:r>
+          </w:p>
+        </w:tc>
+        <w:tc>
+          <w:tcPr>
+            <w:tcW w:type="dxa" w:w="4706"/>
+          </w:tcPr>
+          <w:p>
+            <w:r>
+              <w:rPr>
+                <w:b w:val="0"/>
+                <w:i w:val="0"/>
+                <w:sz w:val="17"/>
+              </w:rPr>
+              <w:t>est relativement élevé.</w:t>
+            </w:r>
+          </w:p>
+        </w:tc>
+      </w:tr>
+      <w:tr>
+        <w:tc>
+          <w:tcPr>
+            <w:tcW w:type="dxa" w:w="964"/>
+          </w:tcPr>
+          <w:p>
+            <w:r>
+              <w:rPr>
+                <w:b/>
+                <w:i w:val="0"/>
+                <w:color w:val="EA580C"/>
+                <w:sz w:val="16"/>
+              </w:rPr>
+              <w:t>Moyenne</w:t>
+            </w:r>
+          </w:p>
+        </w:tc>
+        <w:tc>
+          <w:tcPr>
+            <w:tcW w:type="dxa" w:w="1247"/>
+          </w:tcPr>
+          <w:p>
+            <w:r>
+              <w:rPr>
+                <w:b/>
+                <w:i w:val="0"/>
+                <w:sz w:val="16"/>
+              </w:rPr>
+              <w:t>S09</w:t>
+              <w:br/>
+            </w:r>
+            <w:r>
+              <w:rPr>
+                <w:b w:val="0"/>
+                <w:i w:val="0"/>
+                <w:color w:val="64748B"/>
+                <w:sz w:val="14"/>
+              </w:rPr>
+              <w:t>Dépenses non alimentaires</w:t>
+            </w:r>
+          </w:p>
+        </w:tc>
+        <w:tc>
+          <w:tcPr>
+            <w:tcW w:type="dxa" w:w="1531"/>
+          </w:tcPr>
+          <w:p>
+            <w:r>
+              <w:rPr>
+                <w:b/>
+                <w:i w:val="0"/>
+                <w:color w:val="16A34A"/>
+                <w:sz w:val="16"/>
+              </w:rPr>
+              <w:t>—</w:t>
+            </w:r>
+          </w:p>
+        </w:tc>
+        <w:tc>
+          <w:tcPr>
+            <w:tcW w:type="dxa" w:w="1191"/>
+          </w:tcPr>
+          <w:p>
+            <w:r>
+              <w:rPr>
+                <w:b w:val="0"/>
+                <w:i w:val="0"/>
+                <w:color w:val="64748B"/>
+                <w:sz w:val="16"/>
+              </w:rPr>
+              <w:t>GT-CQ</w:t>
+            </w:r>
+          </w:p>
+        </w:tc>
+        <w:tc>
+          <w:tcPr>
+            <w:tcW w:type="dxa" w:w="4706"/>
+          </w:tcPr>
+          <w:p>
+            <w:r>
+              <w:rPr>
+                <w:b w:val="0"/>
+                <w:i w:val="0"/>
+                <w:sz w:val="17"/>
+              </w:rPr>
+              <w:t>Prière de corriger ou de confirmer avec le QG.</w:t>
+            </w:r>
+          </w:p>
+        </w:tc>
+      </w:tr>
+      <w:tr>
+        <w:tc>
+          <w:tcPr>
+            <w:tcW w:type="dxa" w:w="964"/>
+          </w:tcPr>
+          <w:p>
+            <w:r>
+              <w:rPr>
+                <w:b/>
+                <w:i w:val="0"/>
+                <w:color w:val="EA580C"/>
+                <w:sz w:val="16"/>
+              </w:rPr>
+              <w:t>Moyenne</w:t>
+            </w:r>
+          </w:p>
+        </w:tc>
+        <w:tc>
+          <w:tcPr>
+            <w:tcW w:type="dxa" w:w="1247"/>
+          </w:tcPr>
+          <w:p>
+            <w:r>
+              <w:rPr>
+                <w:b/>
+                <w:i w:val="0"/>
+                <w:sz w:val="16"/>
+              </w:rPr>
+              <w:t>S10</w:t>
+              <w:br/>
+            </w:r>
+            <w:r>
+              <w:rPr>
+                <w:b w:val="0"/>
+                <w:i w:val="0"/>
+                <w:color w:val="64748B"/>
+                <w:sz w:val="14"/>
+              </w:rPr>
+              <w:t>Logement</w:t>
+            </w:r>
+          </w:p>
+        </w:tc>
+        <w:tc>
+          <w:tcPr>
+            <w:tcW w:type="dxa" w:w="1531"/>
+          </w:tcPr>
+          <w:p>
+            <w:r>
+              <w:rPr>
+                <w:b/>
+                <w:i w:val="0"/>
+                <w:color w:val="16A34A"/>
+                <w:sz w:val="16"/>
+              </w:rPr>
+              <w:t>s10q49, s10q48</w:t>
+            </w:r>
+          </w:p>
+        </w:tc>
+        <w:tc>
+          <w:tcPr>
+            <w:tcW w:type="dxa" w:w="1191"/>
+          </w:tcPr>
+          <w:p>
+            <w:r>
+              <w:rPr>
+                <w:b w:val="0"/>
+                <w:i w:val="0"/>
+                <w:color w:val="64748B"/>
+                <w:sz w:val="16"/>
+              </w:rPr>
+              <w:t>GT-CQ</w:t>
+            </w:r>
+          </w:p>
+        </w:tc>
+        <w:tc>
+          <w:tcPr>
+            <w:tcW w:type="dxa" w:w="4706"/>
+          </w:tcPr>
+          <w:p>
+            <w:r>
+              <w:rPr>
+                <w:b w:val="0"/>
+                <w:i w:val="0"/>
+                <w:sz w:val="17"/>
+              </w:rPr>
+              <w:t>Le montant dépensé de l'entreprise commerce de poison en achat de matières premières pour les produits vendus au cours des 30 derniers jours ou durant le dernier mois où l'entreprise a fonctionné ne peut pas être supéreur aux montants obtenus sur la vente de produits transformés par l'entreprise au cours de cette même période où l'entreprise a fonctionné (s10q49 &gt; s10q48), prière de corriger.</w:t>
+            </w:r>
+          </w:p>
+        </w:tc>
+      </w:tr>
+      <w:tr>
+        <w:tc>
+          <w:tcPr>
+            <w:tcW w:type="dxa" w:w="964"/>
+          </w:tcPr>
+          <w:p>
+            <w:r>
+              <w:rPr>
+                <w:b/>
+                <w:i w:val="0"/>
+                <w:color w:val="EA580C"/>
+                <w:sz w:val="16"/>
+              </w:rPr>
+              <w:t>Moyenne</w:t>
+            </w:r>
+          </w:p>
+        </w:tc>
+        <w:tc>
+          <w:tcPr>
+            <w:tcW w:type="dxa" w:w="1247"/>
+          </w:tcPr>
+          <w:p>
+            <w:r>
+              <w:rPr>
+                <w:b/>
+                <w:i w:val="0"/>
+                <w:sz w:val="16"/>
+              </w:rPr>
+              <w:t>S10</w:t>
+              <w:br/>
+            </w:r>
+            <w:r>
+              <w:rPr>
+                <w:b w:val="0"/>
+                <w:i w:val="0"/>
+                <w:color w:val="64748B"/>
+                <w:sz w:val="14"/>
+              </w:rPr>
+              <w:t>Logement</w:t>
+            </w:r>
+          </w:p>
+        </w:tc>
+        <w:tc>
+          <w:tcPr>
+            <w:tcW w:type="dxa" w:w="1531"/>
+          </w:tcPr>
+          <w:p>
+            <w:r>
+              <w:rPr>
+                <w:b/>
+                <w:i w:val="0"/>
+                <w:color w:val="16A34A"/>
+                <w:sz w:val="16"/>
+              </w:rPr>
+              <w:t>s10q49, s10q48</w:t>
+            </w:r>
+          </w:p>
+        </w:tc>
+        <w:tc>
+          <w:tcPr>
+            <w:tcW w:type="dxa" w:w="1191"/>
+          </w:tcPr>
+          <w:p>
+            <w:r>
+              <w:rPr>
+                <w:b w:val="0"/>
+                <w:i w:val="0"/>
+                <w:color w:val="64748B"/>
+                <w:sz w:val="16"/>
+              </w:rPr>
+              <w:t>GT-CQ</w:t>
+            </w:r>
+          </w:p>
+        </w:tc>
+        <w:tc>
+          <w:tcPr>
+            <w:tcW w:type="dxa" w:w="4706"/>
+          </w:tcPr>
+          <w:p>
+            <w:r>
+              <w:rPr>
+                <w:b w:val="0"/>
+                <w:i w:val="0"/>
+                <w:sz w:val="17"/>
+              </w:rPr>
+              <w:t>L'entreprise commerce de poison a depensé en achat de matières premières pour les produits vendus (s10q49 different de 0) mais dit n'avoir réçu aucune somme sur la vente de produits transformés (s10q48 est égal à 0), prière de fournir de l'effort pour estimer le montant obtenu sur la vente vente de produits transformés.</w:t>
+            </w:r>
+          </w:p>
+        </w:tc>
+      </w:tr>
+      <w:tr>
+        <w:tc>
+          <w:tcPr>
+            <w:tcW w:type="dxa" w:w="964"/>
+          </w:tcPr>
+          <w:p>
+            <w:r>
+              <w:rPr>
+                <w:b/>
+                <w:i w:val="0"/>
+                <w:color w:val="EA580C"/>
+                <w:sz w:val="16"/>
+              </w:rPr>
+              <w:t>Moyenne</w:t>
+            </w:r>
+          </w:p>
+        </w:tc>
+        <w:tc>
+          <w:tcPr>
+            <w:tcW w:type="dxa" w:w="1247"/>
+          </w:tcPr>
+          <w:p>
+            <w:r>
+              <w:rPr>
+                <w:b/>
+                <w:i w:val="0"/>
+                <w:sz w:val="16"/>
+              </w:rPr>
+              <w:t>S10</w:t>
+              <w:br/>
+            </w:r>
+            <w:r>
+              <w:rPr>
+                <w:b w:val="0"/>
+                <w:i w:val="0"/>
+                <w:color w:val="64748B"/>
+                <w:sz w:val="14"/>
+              </w:rPr>
+              <w:t>Logement</w:t>
+            </w:r>
+          </w:p>
+        </w:tc>
+        <w:tc>
+          <w:tcPr>
+            <w:tcW w:type="dxa" w:w="1531"/>
+          </w:tcPr>
+          <w:p>
+            <w:r>
+              <w:rPr>
+                <w:b/>
+                <w:i w:val="0"/>
+                <w:color w:val="16A34A"/>
+                <w:sz w:val="16"/>
+              </w:rPr>
+              <w:t>—</w:t>
+            </w:r>
+          </w:p>
+        </w:tc>
+        <w:tc>
+          <w:tcPr>
+            <w:tcW w:type="dxa" w:w="1191"/>
+          </w:tcPr>
+          <w:p>
+            <w:r>
+              <w:rPr>
+                <w:b w:val="0"/>
+                <w:i w:val="0"/>
+                <w:color w:val="64748B"/>
+                <w:sz w:val="16"/>
+              </w:rPr>
+              <w:t>GT-CQ</w:t>
+            </w:r>
+          </w:p>
+        </w:tc>
+        <w:tc>
+          <w:tcPr>
+            <w:tcW w:type="dxa" w:w="4706"/>
+          </w:tcPr>
+          <w:p>
+            <w:r>
+              <w:rPr>
+                <w:b w:val="0"/>
+                <w:i w:val="0"/>
+                <w:sz w:val="17"/>
+              </w:rPr>
+              <w:t>L'entreprise commerce de poison est généralement une entreprise commerciale ou de service dont elle ne depense pas en achat de matières premières.Elle ne transforme pas de produit donc ne peut pas obtenir un montant sur la vente des produits transformés (10.48 ou 10.49).</w:t>
+            </w:r>
+          </w:p>
+        </w:tc>
+      </w:tr>
+      <w:tr>
+        <w:tc>
+          <w:tcPr>
+            <w:tcW w:type="dxa" w:w="964"/>
+          </w:tcPr>
+          <w:p>
+            <w:r>
+              <w:rPr>
+                <w:b/>
+                <w:i w:val="0"/>
+                <w:color w:val="EA580C"/>
+                <w:sz w:val="16"/>
+              </w:rPr>
+              <w:t>Moyenne</w:t>
+            </w:r>
+          </w:p>
+        </w:tc>
+        <w:tc>
+          <w:tcPr>
+            <w:tcW w:type="dxa" w:w="1247"/>
+          </w:tcPr>
+          <w:p>
+            <w:r>
+              <w:rPr>
+                <w:b/>
+                <w:i w:val="0"/>
+                <w:sz w:val="16"/>
+              </w:rPr>
+              <w:t>S10</w:t>
+              <w:br/>
+            </w:r>
+            <w:r>
+              <w:rPr>
+                <w:b w:val="0"/>
+                <w:i w:val="0"/>
+                <w:color w:val="64748B"/>
+                <w:sz w:val="14"/>
+              </w:rPr>
+              <w:t>Logement</w:t>
+            </w:r>
+          </w:p>
+        </w:tc>
+        <w:tc>
+          <w:tcPr>
+            <w:tcW w:type="dxa" w:w="1531"/>
+          </w:tcPr>
+          <w:p>
+            <w:r>
+              <w:rPr>
+                <w:b/>
+                <w:i w:val="0"/>
+                <w:color w:val="16A34A"/>
+                <w:sz w:val="16"/>
+              </w:rPr>
+              <w:t>—</w:t>
+            </w:r>
+          </w:p>
+        </w:tc>
+        <w:tc>
+          <w:tcPr>
+            <w:tcW w:type="dxa" w:w="1191"/>
+          </w:tcPr>
+          <w:p>
+            <w:r>
+              <w:rPr>
+                <w:b w:val="0"/>
+                <w:i w:val="0"/>
+                <w:color w:val="64748B"/>
+                <w:sz w:val="16"/>
+              </w:rPr>
+              <w:t>GT-CQ</w:t>
+            </w:r>
+          </w:p>
+        </w:tc>
+        <w:tc>
+          <w:tcPr>
+            <w:tcW w:type="dxa" w:w="4706"/>
+          </w:tcPr>
+          <w:p>
+            <w:r>
+              <w:rPr>
+                <w:b w:val="0"/>
+                <w:i w:val="0"/>
+                <w:sz w:val="17"/>
+              </w:rPr>
+              <w:t>Prière de mettre 0 pour ces questions si elles ne font pas de transformation.</w:t>
+            </w:r>
+          </w:p>
+        </w:tc>
+      </w:tr>
+      <w:tr>
+        <w:tc>
+          <w:tcPr>
+            <w:tcW w:type="dxa" w:w="964"/>
+          </w:tcPr>
+          <w:p>
+            <w:r>
+              <w:rPr>
+                <w:b/>
+                <w:i w:val="0"/>
+                <w:color w:val="EA580C"/>
+                <w:sz w:val="16"/>
+              </w:rPr>
+              <w:t>Moyenne</w:t>
+            </w:r>
+          </w:p>
+        </w:tc>
+        <w:tc>
+          <w:tcPr>
+            <w:tcW w:type="dxa" w:w="1247"/>
+          </w:tcPr>
+          <w:p>
+            <w:r>
+              <w:rPr>
+                <w:b/>
+                <w:i w:val="0"/>
+                <w:sz w:val="16"/>
+              </w:rPr>
+              <w:t>S10</w:t>
+              <w:br/>
+            </w:r>
+            <w:r>
+              <w:rPr>
+                <w:b w:val="0"/>
+                <w:i w:val="0"/>
+                <w:color w:val="64748B"/>
+                <w:sz w:val="14"/>
+              </w:rPr>
+              <w:t>Logement</w:t>
+            </w:r>
+          </w:p>
+        </w:tc>
+        <w:tc>
+          <w:tcPr>
+            <w:tcW w:type="dxa" w:w="1531"/>
+          </w:tcPr>
+          <w:p>
+            <w:r>
+              <w:rPr>
+                <w:b/>
+                <w:i w:val="0"/>
+                <w:color w:val="16A34A"/>
+                <w:sz w:val="16"/>
+              </w:rPr>
+              <w:t>—</w:t>
+            </w:r>
+          </w:p>
+        </w:tc>
+        <w:tc>
+          <w:tcPr>
+            <w:tcW w:type="dxa" w:w="1191"/>
+          </w:tcPr>
+          <w:p>
+            <w:r>
+              <w:rPr>
+                <w:b w:val="0"/>
+                <w:i w:val="0"/>
+                <w:color w:val="64748B"/>
+                <w:sz w:val="16"/>
+              </w:rPr>
+              <w:t>GT-CQ</w:t>
+            </w:r>
+          </w:p>
+        </w:tc>
+        <w:tc>
+          <w:tcPr>
+            <w:tcW w:type="dxa" w:w="4706"/>
+          </w:tcPr>
+          <w:p>
+            <w:r>
+              <w:rPr>
+                <w:b w:val="0"/>
+                <w:i w:val="0"/>
+                <w:sz w:val="17"/>
+              </w:rPr>
+              <w:t>L'entreprise commerce de poison n'est pas une entreprise de fabrication et pourtant vous avez renseigné soit renseigner la question 10.48 ou 10.49, si vous pensez qu'elle est une entreprise de fabrication prière de reprendre le classement de la nomenclature en 10.17a ou s'elle ne fait de fabrication merci de mettre 0 en 10.48 et 10.49.</w:t>
+            </w:r>
+          </w:p>
+        </w:tc>
+      </w:tr>
+      <w:tr>
+        <w:tc>
+          <w:tcPr>
+            <w:tcW w:type="dxa" w:w="964"/>
+          </w:tcPr>
+          <w:p>
+            <w:r>
+              <w:rPr>
+                <w:b/>
+                <w:i w:val="0"/>
+                <w:color w:val="EA580C"/>
+                <w:sz w:val="16"/>
+              </w:rPr>
+              <w:t>Moyenne</w:t>
+            </w:r>
+          </w:p>
+        </w:tc>
+        <w:tc>
+          <w:tcPr>
+            <w:tcW w:type="dxa" w:w="1247"/>
+          </w:tcPr>
+          <w:p>
+            <w:r>
+              <w:rPr>
+                <w:b/>
+                <w:i w:val="0"/>
+                <w:sz w:val="16"/>
+              </w:rPr>
+              <w:t>S10</w:t>
+              <w:br/>
+            </w:r>
+            <w:r>
+              <w:rPr>
+                <w:b w:val="0"/>
+                <w:i w:val="0"/>
+                <w:color w:val="64748B"/>
+                <w:sz w:val="14"/>
+              </w:rPr>
+              <w:t>Logement</w:t>
+            </w:r>
+          </w:p>
+        </w:tc>
+        <w:tc>
+          <w:tcPr>
+            <w:tcW w:type="dxa" w:w="1531"/>
+          </w:tcPr>
+          <w:p>
+            <w:r>
+              <w:rPr>
+                <w:b/>
+                <w:i w:val="0"/>
+                <w:color w:val="16A34A"/>
+                <w:sz w:val="16"/>
+              </w:rPr>
+              <w:t>—</w:t>
+            </w:r>
+          </w:p>
+        </w:tc>
+        <w:tc>
+          <w:tcPr>
+            <w:tcW w:type="dxa" w:w="1191"/>
+          </w:tcPr>
+          <w:p>
+            <w:r>
+              <w:rPr>
+                <w:b w:val="0"/>
+                <w:i w:val="0"/>
+                <w:color w:val="64748B"/>
+                <w:sz w:val="16"/>
+              </w:rPr>
+              <w:t>GT-CQ</w:t>
+            </w:r>
+          </w:p>
+        </w:tc>
+        <w:tc>
+          <w:tcPr>
+            <w:tcW w:type="dxa" w:w="4706"/>
+          </w:tcPr>
+          <w:p>
+            <w:r>
+              <w:rPr>
+                <w:b w:val="0"/>
+                <w:i w:val="0"/>
+                <w:sz w:val="17"/>
+              </w:rPr>
+              <w:t>Mettre soit le montant en 10.46 et 10.47 s'elle fait de commerce ou mettre en 10.50 s'elle rend service.</w:t>
+            </w:r>
+          </w:p>
+        </w:tc>
+      </w:tr>
+      <w:tr>
+        <w:tc>
+          <w:tcPr>
+            <w:tcW w:type="dxa" w:w="964"/>
+          </w:tcPr>
+          <w:p>
+            <w:r>
+              <w:rPr>
+                <w:b/>
+                <w:i w:val="0"/>
+                <w:color w:val="EA580C"/>
+                <w:sz w:val="16"/>
+              </w:rPr>
+              <w:t>Moyenne</w:t>
+            </w:r>
+          </w:p>
+        </w:tc>
+        <w:tc>
+          <w:tcPr>
+            <w:tcW w:type="dxa" w:w="1247"/>
+          </w:tcPr>
+          <w:p>
+            <w:r>
+              <w:rPr>
+                <w:b/>
+                <w:i w:val="0"/>
+                <w:sz w:val="16"/>
+              </w:rPr>
+              <w:t>S10</w:t>
+              <w:br/>
+            </w:r>
+            <w:r>
+              <w:rPr>
+                <w:b w:val="0"/>
+                <w:i w:val="0"/>
+                <w:color w:val="64748B"/>
+                <w:sz w:val="14"/>
+              </w:rPr>
+              <w:t>Logement</w:t>
+            </w:r>
+          </w:p>
+        </w:tc>
+        <w:tc>
+          <w:tcPr>
+            <w:tcW w:type="dxa" w:w="1531"/>
+          </w:tcPr>
+          <w:p>
+            <w:r>
+              <w:rPr>
+                <w:b/>
+                <w:i w:val="0"/>
+                <w:color w:val="16A34A"/>
+                <w:sz w:val="16"/>
+              </w:rPr>
+              <w:t>s01q23, s01q00b, s01q23_autre</w:t>
+            </w:r>
+          </w:p>
+        </w:tc>
+        <w:tc>
+          <w:tcPr>
+            <w:tcW w:type="dxa" w:w="1191"/>
+          </w:tcPr>
+          <w:p>
+            <w:r>
+              <w:rPr>
+                <w:b w:val="0"/>
+                <w:i w:val="0"/>
+                <w:color w:val="64748B"/>
+                <w:sz w:val="16"/>
+              </w:rPr>
+              <w:t>GT-CQ</w:t>
+            </w:r>
+          </w:p>
+        </w:tc>
+        <w:tc>
+          <w:tcPr>
+            <w:tcW w:type="dxa" w:w="4706"/>
+          </w:tcPr>
+          <w:p>
+            <w:r>
+              <w:rPr>
+                <w:b w:val="0"/>
+                <w:i w:val="0"/>
+                <w:sz w:val="17"/>
+              </w:rPr>
+              <w:t>La principale source de financement qui vous a aidé à démarrer commerce de poison est marie et semble exister dans les modalités, prière de prendre attache avec le QG pour plus d'explication afin de la classer bien.</w:t>
+            </w:r>
+          </w:p>
+        </w:tc>
+      </w:tr>
+      <w:tr>
+        <w:tc>
+          <w:tcPr>
+            <w:tcW w:type="dxa" w:w="964"/>
+          </w:tcPr>
+          <w:p>
+            <w:r>
+              <w:rPr>
+                <w:b/>
+                <w:i w:val="0"/>
+                <w:color w:val="EA580C"/>
+                <w:sz w:val="16"/>
+              </w:rPr>
+              <w:t>Moyenne</w:t>
+            </w:r>
+          </w:p>
+        </w:tc>
+        <w:tc>
+          <w:tcPr>
+            <w:tcW w:type="dxa" w:w="1247"/>
+          </w:tcPr>
+          <w:p>
+            <w:r>
+              <w:rPr>
+                <w:b/>
+                <w:i w:val="0"/>
+                <w:sz w:val="16"/>
+              </w:rPr>
+              <w:t>S10</w:t>
+              <w:br/>
+            </w:r>
+            <w:r>
+              <w:rPr>
+                <w:b w:val="0"/>
+                <w:i w:val="0"/>
+                <w:color w:val="64748B"/>
+                <w:sz w:val="14"/>
+              </w:rPr>
+              <w:t>Logement</w:t>
+            </w:r>
+          </w:p>
+        </w:tc>
+        <w:tc>
+          <w:tcPr>
+            <w:tcW w:type="dxa" w:w="1531"/>
+          </w:tcPr>
+          <w:p>
+            <w:r>
+              <w:rPr>
+                <w:b/>
+                <w:i w:val="0"/>
+                <w:color w:val="16A34A"/>
+                <w:sz w:val="16"/>
+              </w:rPr>
+              <w:t>s00q07a, s00q08, s00q10, s00q13_0, s00q15_0, s00q17_0, s00q23a, s00q23b</w:t>
+            </w:r>
+          </w:p>
+        </w:tc>
+        <w:tc>
+          <w:tcPr>
+            <w:tcW w:type="dxa" w:w="1191"/>
+          </w:tcPr>
+          <w:p>
+            <w:r>
+              <w:rPr>
+                <w:b w:val="0"/>
+                <w:i w:val="0"/>
+                <w:color w:val="64748B"/>
+                <w:sz w:val="16"/>
+              </w:rPr>
+              <w:t>GT-CQ</w:t>
+            </w:r>
+          </w:p>
+        </w:tc>
+        <w:tc>
+          <w:tcPr>
+            <w:tcW w:type="dxa" w:w="4706"/>
+          </w:tcPr>
+          <w:p>
+            <w:r>
+              <w:rPr>
+                <w:b w:val="0"/>
+                <w:i w:val="0"/>
+                <w:sz w:val="17"/>
+              </w:rPr>
+              <w:t>Le noms de l'entreprise commerce de poison 2 ne doit pas contenir de chiffre et doit être bien renseigné, prière de bien renseigné .</w:t>
+            </w:r>
+          </w:p>
+        </w:tc>
+      </w:tr>
+      <w:tr>
+        <w:tc>
+          <w:tcPr>
+            <w:tcW w:type="dxa" w:w="964"/>
+          </w:tcPr>
+          <w:p>
+            <w:r>
+              <w:rPr>
+                <w:b/>
+                <w:i w:val="0"/>
+                <w:color w:val="EA580C"/>
+                <w:sz w:val="16"/>
+              </w:rPr>
+              <w:t>Moyenne</w:t>
+            </w:r>
+          </w:p>
+        </w:tc>
+        <w:tc>
+          <w:tcPr>
+            <w:tcW w:type="dxa" w:w="1247"/>
+          </w:tcPr>
+          <w:p>
+            <w:r>
+              <w:rPr>
+                <w:b/>
+                <w:i w:val="0"/>
+                <w:sz w:val="16"/>
+              </w:rPr>
+              <w:t>S11</w:t>
+              <w:br/>
+            </w:r>
+            <w:r>
+              <w:rPr>
+                <w:b w:val="0"/>
+                <w:i w:val="0"/>
+                <w:color w:val="64748B"/>
+                <w:sz w:val="14"/>
+              </w:rPr>
+              <w:t>Logement / cadre de vie</w:t>
+            </w:r>
+          </w:p>
+        </w:tc>
+        <w:tc>
+          <w:tcPr>
+            <w:tcW w:type="dxa" w:w="1531"/>
+          </w:tcPr>
+          <w:p>
+            <w:r>
+              <w:rPr>
+                <w:b/>
+                <w:i w:val="0"/>
+                <w:color w:val="16A34A"/>
+                <w:sz w:val="16"/>
+              </w:rPr>
+              <w:t>s00q11, s01q03b, s01q04b, s02q01__1, s02q02__1, s02q03__1, s02q04, s02q15</w:t>
+            </w:r>
+          </w:p>
+        </w:tc>
+        <w:tc>
+          <w:tcPr>
+            <w:tcW w:type="dxa" w:w="1191"/>
+          </w:tcPr>
+          <w:p>
+            <w:r>
+              <w:rPr>
+                <w:b w:val="0"/>
+                <w:i w:val="0"/>
+                <w:color w:val="64748B"/>
+                <w:sz w:val="16"/>
+              </w:rPr>
+              <w:t>GT-CQ</w:t>
+            </w:r>
+          </w:p>
+        </w:tc>
+        <w:tc>
+          <w:tcPr>
+            <w:tcW w:type="dxa" w:w="4706"/>
+          </w:tcPr>
+          <w:p>
+            <w:r>
+              <w:rPr>
+                <w:b w:val="0"/>
+                <w:i w:val="0"/>
+                <w:sz w:val="17"/>
+              </w:rPr>
+              <w:t>Le montant (240000 FCFA) du loyer mensuel payé pour un logement comme le votre (Maison à Etage) dans ce village/quartier est trop élevé, Veuillez s'il vous plaît corriger cette information.</w:t>
+            </w:r>
+          </w:p>
+        </w:tc>
+      </w:tr>
+      <w:tr>
+        <w:tc>
+          <w:tcPr>
+            <w:tcW w:type="dxa" w:w="964"/>
+          </w:tcPr>
+          <w:p>
+            <w:r>
+              <w:rPr>
+                <w:b/>
+                <w:i w:val="0"/>
+                <w:color w:val="EA580C"/>
+                <w:sz w:val="16"/>
+              </w:rPr>
+              <w:t>Moyenne</w:t>
+            </w:r>
+          </w:p>
+        </w:tc>
+        <w:tc>
+          <w:tcPr>
+            <w:tcW w:type="dxa" w:w="1247"/>
+          </w:tcPr>
+          <w:p>
+            <w:r>
+              <w:rPr>
+                <w:b/>
+                <w:i w:val="0"/>
+                <w:sz w:val="16"/>
+              </w:rPr>
+              <w:t>S20</w:t>
+              <w:br/>
+            </w:r>
+            <w:r>
+              <w:rPr>
+                <w:b w:val="0"/>
+                <w:i w:val="0"/>
+                <w:color w:val="64748B"/>
+                <w:sz w:val="14"/>
+              </w:rPr>
+              <w:t>Gouvernance / autres</w:t>
+            </w:r>
+          </w:p>
+        </w:tc>
+        <w:tc>
+          <w:tcPr>
+            <w:tcW w:type="dxa" w:w="1531"/>
+          </w:tcPr>
+          <w:p>
+            <w:r>
+              <w:rPr>
+                <w:b/>
+                <w:i w:val="0"/>
+                <w:color w:val="16A34A"/>
+                <w:sz w:val="16"/>
+              </w:rPr>
+              <w:t>—</w:t>
+            </w:r>
+          </w:p>
+        </w:tc>
+        <w:tc>
+          <w:tcPr>
+            <w:tcW w:type="dxa" w:w="1191"/>
+          </w:tcPr>
+          <w:p>
+            <w:r>
+              <w:rPr>
+                <w:b w:val="0"/>
+                <w:i w:val="0"/>
+                <w:color w:val="64748B"/>
+                <w:sz w:val="16"/>
+              </w:rPr>
+              <w:t>GT-CQ</w:t>
+            </w:r>
+          </w:p>
+        </w:tc>
+        <w:tc>
+          <w:tcPr>
+            <w:tcW w:type="dxa" w:w="4706"/>
+          </w:tcPr>
+          <w:p>
+            <w:r>
+              <w:rPr>
+                <w:b w:val="0"/>
+                <w:i w:val="0"/>
+                <w:sz w:val="17"/>
+              </w:rPr>
+              <w:t>Il est donc peu probable qu'il se déclare maintenant comme « Pauvre » ou « Très pauvre ».</w:t>
+            </w:r>
+          </w:p>
+        </w:tc>
+      </w:tr>
+      <w:tr>
+        <w:tc>
+          <w:tcPr>
+            <w:tcW w:type="dxa" w:w="964"/>
+          </w:tcPr>
+          <w:p>
+            <w:r>
+              <w:rPr>
+                <w:b/>
+                <w:i w:val="0"/>
+                <w:color w:val="EA580C"/>
+                <w:sz w:val="16"/>
+              </w:rPr>
+              <w:t>Moyenne</w:t>
+            </w:r>
+          </w:p>
+        </w:tc>
+        <w:tc>
+          <w:tcPr>
+            <w:tcW w:type="dxa" w:w="1247"/>
+          </w:tcPr>
+          <w:p>
+            <w:r>
+              <w:rPr>
+                <w:b/>
+                <w:i w:val="0"/>
+                <w:sz w:val="16"/>
+              </w:rPr>
+              <w:t>S20</w:t>
+              <w:br/>
+            </w:r>
+            <w:r>
+              <w:rPr>
+                <w:b w:val="0"/>
+                <w:i w:val="0"/>
+                <w:color w:val="64748B"/>
+                <w:sz w:val="14"/>
+              </w:rPr>
+              <w:t>Gouvernance / autres</w:t>
+            </w:r>
+          </w:p>
+        </w:tc>
+        <w:tc>
+          <w:tcPr>
+            <w:tcW w:type="dxa" w:w="1531"/>
+          </w:tcPr>
+          <w:p>
+            <w:r>
+              <w:rPr>
+                <w:b/>
+                <w:i w:val="0"/>
+                <w:color w:val="16A34A"/>
+                <w:sz w:val="16"/>
+              </w:rPr>
+              <w:t>—</w:t>
+            </w:r>
+          </w:p>
+        </w:tc>
+        <w:tc>
+          <w:tcPr>
+            <w:tcW w:type="dxa" w:w="1191"/>
+          </w:tcPr>
+          <w:p>
+            <w:r>
+              <w:rPr>
+                <w:b w:val="0"/>
+                <w:i w:val="0"/>
+                <w:color w:val="64748B"/>
+                <w:sz w:val="16"/>
+              </w:rPr>
+              <w:t>GT-CQ</w:t>
+            </w:r>
+          </w:p>
+        </w:tc>
+        <w:tc>
+          <w:tcPr>
+            <w:tcW w:type="dxa" w:w="4706"/>
+          </w:tcPr>
+          <w:p>
+            <w:r>
+              <w:rPr>
+                <w:b w:val="0"/>
+                <w:i w:val="0"/>
+                <w:sz w:val="17"/>
+              </w:rPr>
+              <w:t>Veuillez confirmer ces informations avec le QG ou apporter les corrections nécessaires.</w:t>
+            </w:r>
+          </w:p>
+        </w:tc>
+      </w:tr>
+      <w:tr>
+        <w:tc>
+          <w:tcPr>
+            <w:tcW w:type="dxa" w:w="964"/>
+          </w:tcPr>
+          <w:p>
+            <w:r>
+              <w:rPr>
+                <w:b/>
+                <w:i w:val="0"/>
+                <w:color w:val="CA8A04"/>
+                <w:sz w:val="16"/>
+              </w:rPr>
+              <w:t>Faible</w:t>
+            </w:r>
+          </w:p>
+        </w:tc>
+        <w:tc>
+          <w:tcPr>
+            <w:tcW w:type="dxa" w:w="1247"/>
+          </w:tcPr>
+          <w:p>
+            <w:r>
+              <w:rPr>
+                <w:b/>
+                <w:i w:val="0"/>
+                <w:sz w:val="16"/>
+              </w:rPr>
               <w:t>S01</w:t>
               <w:br/>
             </w:r>
@@ -1714,7 +5044,7 @@
                 <w:color w:val="16A34A"/>
                 <w:sz w:val="16"/>
               </w:rPr>
-              <w:t>s00q27, s01q03a, s01q03b, s01q03c, s01q00b</w:t>
+              <w:t>s01q47</w:t>
             </w:r>
           </w:p>
         </w:tc>
@@ -1745,7 +5075,7 @@
                 <w:i w:val="0"/>
                 <w:sz w:val="17"/>
               </w:rPr>
-              <w:t>Les informations sur l'acte de naissance (ni Jours, ni mois et ni années) de  Aida Sy  manquent, s'il vous plait pouvez-vous fournir d'effort pour avoir ces informations.</w:t>
+              <w:t>Avertissement! Veuillez renseigner par oui ou non toutes les modalités de la question s01q47.</w:t>
             </w:r>
           </w:p>
         </w:tc>
@@ -1760,10 +5090,10 @@
               <w:rPr>
                 <w:b/>
                 <w:i w:val="0"/>
-                <w:color w:val="EA580C"/>
+                <w:color w:val="CA8A04"/>
                 <w:sz w:val="16"/>
               </w:rPr>
-              <w:t>Moyenne</w:t>
+              <w:t>Faible</w:t>
             </w:r>
           </w:p>
         </w:tc>
@@ -1804,7 +5134,7 @@
                 <w:color w:val="16A34A"/>
                 <w:sz w:val="16"/>
               </w:rPr>
-              <w:t>s00q27, s01q03a, s01q03b, s01q03c, s01q00b</w:t>
+              <w:t>s00q04, s01q41a, s01q00b</w:t>
             </w:r>
           </w:p>
         </w:tc>
@@ -1835,7 +5165,7 @@
                 <w:i w:val="0"/>
                 <w:sz w:val="17"/>
               </w:rPr>
-              <w:t>Les informations sur l'acte de naissance (ni Jours, ni mois et ni années) de  Awa Niang  manquent, s'il vous plait pouvez-vous fournir d'effort pour avoir ces informations.</w:t>
+              <w:t>Avertissement!!! Hamadou Niang a 28 ans et vit en milieu urbain dit n'avoir pas dépensé (0 Fcfa) ou reçu en cadeau pour les recharges internet ou de forfaits de données mobiles(hors appels vocaux) aucours des 30 derniers jours, prière de confirmer cette information auprès de l'enquêté ou confirmer avec le QG.</w:t>
             </w:r>
           </w:p>
         </w:tc>
@@ -1850,10 +5180,10 @@
               <w:rPr>
                 <w:b/>
                 <w:i w:val="0"/>
-                <w:color w:val="EA580C"/>
+                <w:color w:val="CA8A04"/>
                 <w:sz w:val="16"/>
               </w:rPr>
-              <w:t>Moyenne</w:t>
+              <w:t>Faible</w:t>
             </w:r>
           </w:p>
         </w:tc>
@@ -1894,7 +5224,7 @@
                 <w:color w:val="16A34A"/>
                 <w:sz w:val="16"/>
               </w:rPr>
-              <w:t>s00q27, s01q03a, s01q03b, s01q03c, s01q00b</w:t>
+              <w:t>s00q04, s01q41a, s01q00b</w:t>
             </w:r>
           </w:p>
         </w:tc>
@@ -1925,3787 +5255,7 @@
                 <w:i w:val="0"/>
                 <w:sz w:val="17"/>
               </w:rPr>
-              <w:t>Les informations sur l'acte de naissance (ni Jours, ni mois et ni années) de  Balaye Niang  manquent, s'il vous plait pouvez-vous fournir d'effort pour avoir ces informations.</w:t>
-            </w:r>
-          </w:p>
-        </w:tc>
-      </w:tr>
-      <w:tr>
-        <w:tc>
-          <w:tcPr>
-            <w:tcW w:type="dxa" w:w="964"/>
-          </w:tcPr>
-          <w:p>
-            <w:r>
-              <w:rPr>
-                <w:b/>
-                <w:i w:val="0"/>
-                <w:color w:val="EA580C"/>
-                <w:sz w:val="16"/>
-              </w:rPr>
-              <w:t>Moyenne</w:t>
-            </w:r>
-          </w:p>
-        </w:tc>
-        <w:tc>
-          <w:tcPr>
-            <w:tcW w:type="dxa" w:w="1247"/>
-          </w:tcPr>
-          <w:p>
-            <w:r>
-              <w:rPr>
-                <w:b/>
-                <w:i w:val="0"/>
-                <w:sz w:val="16"/>
-              </w:rPr>
-              <w:t>S01</w:t>
-              <w:br/>
-            </w:r>
-            <w:r>
-              <w:rPr>
-                <w:b w:val="0"/>
-                <w:i w:val="0"/>
-                <w:color w:val="64748B"/>
-                <w:sz w:val="14"/>
-              </w:rPr>
-              <w:t>Démographie</w:t>
-            </w:r>
-          </w:p>
-        </w:tc>
-        <w:tc>
-          <w:tcPr>
-            <w:tcW w:type="dxa" w:w="1531"/>
-          </w:tcPr>
-          <w:p>
-            <w:r>
-              <w:rPr>
-                <w:b/>
-                <w:i w:val="0"/>
-                <w:color w:val="16A34A"/>
-                <w:sz w:val="16"/>
-              </w:rPr>
-              <w:t>s00q27, s01q03a, s01q03b, s01q03c, s01q00b</w:t>
-            </w:r>
-          </w:p>
-        </w:tc>
-        <w:tc>
-          <w:tcPr>
-            <w:tcW w:type="dxa" w:w="1191"/>
-          </w:tcPr>
-          <w:p>
-            <w:r>
-              <w:rPr>
-                <w:b w:val="0"/>
-                <w:i w:val="0"/>
-                <w:color w:val="64748B"/>
-                <w:sz w:val="16"/>
-              </w:rPr>
-              <w:t>GT-CQ</w:t>
-            </w:r>
-          </w:p>
-        </w:tc>
-        <w:tc>
-          <w:tcPr>
-            <w:tcW w:type="dxa" w:w="4706"/>
-          </w:tcPr>
-          <w:p>
-            <w:r>
-              <w:rPr>
-                <w:b w:val="0"/>
-                <w:i w:val="0"/>
-                <w:sz w:val="17"/>
-              </w:rPr>
-              <w:t>Les informations sur l'acte de naissance (ni Jours, ni mois et ni années) de  Bathio Sy  manquent, s'il vous plait pouvez-vous fournir d'effort pour avoir ces informations.</w:t>
-            </w:r>
-          </w:p>
-        </w:tc>
-      </w:tr>
-      <w:tr>
-        <w:tc>
-          <w:tcPr>
-            <w:tcW w:type="dxa" w:w="964"/>
-          </w:tcPr>
-          <w:p>
-            <w:r>
-              <w:rPr>
-                <w:b/>
-                <w:i w:val="0"/>
-                <w:color w:val="EA580C"/>
-                <w:sz w:val="16"/>
-              </w:rPr>
-              <w:t>Moyenne</w:t>
-            </w:r>
-          </w:p>
-        </w:tc>
-        <w:tc>
-          <w:tcPr>
-            <w:tcW w:type="dxa" w:w="1247"/>
-          </w:tcPr>
-          <w:p>
-            <w:r>
-              <w:rPr>
-                <w:b/>
-                <w:i w:val="0"/>
-                <w:sz w:val="16"/>
-              </w:rPr>
-              <w:t>S01</w:t>
-              <w:br/>
-            </w:r>
-            <w:r>
-              <w:rPr>
-                <w:b w:val="0"/>
-                <w:i w:val="0"/>
-                <w:color w:val="64748B"/>
-                <w:sz w:val="14"/>
-              </w:rPr>
-              <w:t>Démographie</w:t>
-            </w:r>
-          </w:p>
-        </w:tc>
-        <w:tc>
-          <w:tcPr>
-            <w:tcW w:type="dxa" w:w="1531"/>
-          </w:tcPr>
-          <w:p>
-            <w:r>
-              <w:rPr>
-                <w:b/>
-                <w:i w:val="0"/>
-                <w:color w:val="16A34A"/>
-                <w:sz w:val="16"/>
-              </w:rPr>
-              <w:t>s01q10_1</w:t>
-            </w:r>
-          </w:p>
-        </w:tc>
-        <w:tc>
-          <w:tcPr>
-            <w:tcW w:type="dxa" w:w="1191"/>
-          </w:tcPr>
-          <w:p>
-            <w:r>
-              <w:rPr>
-                <w:b w:val="0"/>
-                <w:i w:val="0"/>
-                <w:color w:val="64748B"/>
-                <w:sz w:val="16"/>
-              </w:rPr>
-              <w:t>GT-CQ</w:t>
-            </w:r>
-          </w:p>
-        </w:tc>
-        <w:tc>
-          <w:tcPr>
-            <w:tcW w:type="dxa" w:w="4706"/>
-          </w:tcPr>
-          <w:p>
-            <w:r>
-              <w:rPr>
-                <w:b w:val="0"/>
-                <w:i w:val="0"/>
-                <w:sz w:val="17"/>
-              </w:rPr>
-              <w:t>La taille du ménage lors de l'enquête principale (6) de ce ménage est inférieur à la taille du denombrement (15), prière de fournir des explications concrètes ou aller revisiter le ménage.</w:t>
-            </w:r>
-          </w:p>
-        </w:tc>
-      </w:tr>
-      <w:tr>
-        <w:tc>
-          <w:tcPr>
-            <w:tcW w:type="dxa" w:w="964"/>
-          </w:tcPr>
-          <w:p>
-            <w:r>
-              <w:rPr>
-                <w:b/>
-                <w:i w:val="0"/>
-                <w:color w:val="EA580C"/>
-                <w:sz w:val="16"/>
-              </w:rPr>
-              <w:t>Moyenne</w:t>
-            </w:r>
-          </w:p>
-        </w:tc>
-        <w:tc>
-          <w:tcPr>
-            <w:tcW w:type="dxa" w:w="1247"/>
-          </w:tcPr>
-          <w:p>
-            <w:r>
-              <w:rPr>
-                <w:b/>
-                <w:i w:val="0"/>
-                <w:sz w:val="16"/>
-              </w:rPr>
-              <w:t>S02</w:t>
-              <w:br/>
-            </w:r>
-            <w:r>
-              <w:rPr>
-                <w:b w:val="0"/>
-                <w:i w:val="0"/>
-                <w:color w:val="64748B"/>
-                <w:sz w:val="14"/>
-              </w:rPr>
-              <w:t>Éducation</w:t>
-            </w:r>
-          </w:p>
-        </w:tc>
-        <w:tc>
-          <w:tcPr>
-            <w:tcW w:type="dxa" w:w="1531"/>
-          </w:tcPr>
-          <w:p>
-            <w:r>
-              <w:rPr>
-                <w:b/>
-                <w:i w:val="0"/>
-                <w:color w:val="16A34A"/>
-                <w:sz w:val="16"/>
-              </w:rPr>
-              <w:t>—</w:t>
-            </w:r>
-          </w:p>
-        </w:tc>
-        <w:tc>
-          <w:tcPr>
-            <w:tcW w:type="dxa" w:w="1191"/>
-          </w:tcPr>
-          <w:p>
-            <w:r>
-              <w:rPr>
-                <w:b w:val="0"/>
-                <w:i w:val="0"/>
-                <w:color w:val="64748B"/>
-                <w:sz w:val="16"/>
-              </w:rPr>
-              <w:t>GT-CQ</w:t>
-            </w:r>
-          </w:p>
-        </w:tc>
-        <w:tc>
-          <w:tcPr>
-            <w:tcW w:type="dxa" w:w="4706"/>
-          </w:tcPr>
-          <w:p>
-            <w:r>
-              <w:rPr>
-                <w:b w:val="0"/>
-                <w:i w:val="0"/>
-                <w:sz w:val="17"/>
-              </w:rPr>
-              <w:t>Attention!!! le montant payé pour les frais de scolarité ( 10000 FCFA) de Adja Niang  qui fréquente 3ème année de Secondaire 1 (Moyen) Général semble faible.</w:t>
-            </w:r>
-          </w:p>
-        </w:tc>
-      </w:tr>
-      <w:tr>
-        <w:tc>
-          <w:tcPr>
-            <w:tcW w:type="dxa" w:w="964"/>
-          </w:tcPr>
-          <w:p>
-            <w:r>
-              <w:rPr>
-                <w:b/>
-                <w:i w:val="0"/>
-                <w:color w:val="EA580C"/>
-                <w:sz w:val="16"/>
-              </w:rPr>
-              <w:t>Moyenne</w:t>
-            </w:r>
-          </w:p>
-        </w:tc>
-        <w:tc>
-          <w:tcPr>
-            <w:tcW w:type="dxa" w:w="1247"/>
-          </w:tcPr>
-          <w:p>
-            <w:r>
-              <w:rPr>
-                <w:b/>
-                <w:i w:val="0"/>
-                <w:sz w:val="16"/>
-              </w:rPr>
-              <w:t>S02</w:t>
-              <w:br/>
-            </w:r>
-            <w:r>
-              <w:rPr>
-                <w:b w:val="0"/>
-                <w:i w:val="0"/>
-                <w:color w:val="64748B"/>
-                <w:sz w:val="14"/>
-              </w:rPr>
-              <w:t>Éducation</w:t>
-            </w:r>
-          </w:p>
-        </w:tc>
-        <w:tc>
-          <w:tcPr>
-            <w:tcW w:type="dxa" w:w="1531"/>
-          </w:tcPr>
-          <w:p>
-            <w:r>
-              <w:rPr>
-                <w:b/>
-                <w:i w:val="0"/>
-                <w:color w:val="16A34A"/>
-                <w:sz w:val="16"/>
-              </w:rPr>
-              <w:t>—</w:t>
-            </w:r>
-          </w:p>
-        </w:tc>
-        <w:tc>
-          <w:tcPr>
-            <w:tcW w:type="dxa" w:w="1191"/>
-          </w:tcPr>
-          <w:p>
-            <w:r>
-              <w:rPr>
-                <w:b w:val="0"/>
-                <w:i w:val="0"/>
-                <w:color w:val="64748B"/>
-                <w:sz w:val="16"/>
-              </w:rPr>
-              <w:t>GT-CQ</w:t>
-            </w:r>
-          </w:p>
-        </w:tc>
-        <w:tc>
-          <w:tcPr>
-            <w:tcW w:type="dxa" w:w="4706"/>
-          </w:tcPr>
-          <w:p>
-            <w:r>
-              <w:rPr>
-                <w:b w:val="0"/>
-                <w:i w:val="0"/>
-                <w:sz w:val="17"/>
-              </w:rPr>
-              <w:t>Veuillez verifier cette information auprès de l'enquêté ou confirmer avec le QG.</w:t>
-            </w:r>
-          </w:p>
-        </w:tc>
-      </w:tr>
-      <w:tr>
-        <w:tc>
-          <w:tcPr>
-            <w:tcW w:type="dxa" w:w="964"/>
-          </w:tcPr>
-          <w:p>
-            <w:r>
-              <w:rPr>
-                <w:b/>
-                <w:i w:val="0"/>
-                <w:color w:val="EA580C"/>
-                <w:sz w:val="16"/>
-              </w:rPr>
-              <w:t>Moyenne</w:t>
-            </w:r>
-          </w:p>
-        </w:tc>
-        <w:tc>
-          <w:tcPr>
-            <w:tcW w:type="dxa" w:w="1247"/>
-          </w:tcPr>
-          <w:p>
-            <w:r>
-              <w:rPr>
-                <w:b/>
-                <w:i w:val="0"/>
-                <w:sz w:val="16"/>
-              </w:rPr>
-              <w:t>S02</w:t>
-              <w:br/>
-            </w:r>
-            <w:r>
-              <w:rPr>
-                <w:b w:val="0"/>
-                <w:i w:val="0"/>
-                <w:color w:val="64748B"/>
-                <w:sz w:val="14"/>
-              </w:rPr>
-              <w:t>Éducation</w:t>
-            </w:r>
-          </w:p>
-        </w:tc>
-        <w:tc>
-          <w:tcPr>
-            <w:tcW w:type="dxa" w:w="1531"/>
-          </w:tcPr>
-          <w:p>
-            <w:r>
-              <w:rPr>
-                <w:b/>
-                <w:i w:val="0"/>
-                <w:color w:val="16A34A"/>
-                <w:sz w:val="16"/>
-              </w:rPr>
-              <w:t>s01q63, s00q04, s02q25, s01q00b, s02q17_2, s02q15_2</w:t>
-            </w:r>
-          </w:p>
-        </w:tc>
-        <w:tc>
-          <w:tcPr>
-            <w:tcW w:type="dxa" w:w="1191"/>
-          </w:tcPr>
-          <w:p>
-            <w:r>
-              <w:rPr>
-                <w:b w:val="0"/>
-                <w:i w:val="0"/>
-                <w:color w:val="64748B"/>
-                <w:sz w:val="16"/>
-              </w:rPr>
-              <w:t>GT-CQ</w:t>
-            </w:r>
-          </w:p>
-        </w:tc>
-        <w:tc>
-          <w:tcPr>
-            <w:tcW w:type="dxa" w:w="4706"/>
-          </w:tcPr>
-          <w:p>
-            <w:r>
-              <w:rPr>
-                <w:b w:val="0"/>
-                <w:i w:val="0"/>
-                <w:sz w:val="17"/>
-              </w:rPr>
-              <w:t>Dans les milieux urbains c'est peu probable de voir une école dont les élèves ou étudiants ne dépensent pas en frais d'uniformes, prière de verifier pour Adja Niang qui fréquente 3ème année de Secondaire 1 (Moyen) Général et corriger ou confirmer avec le QG.</w:t>
-            </w:r>
-          </w:p>
-        </w:tc>
-      </w:tr>
-      <w:tr>
-        <w:tc>
-          <w:tcPr>
-            <w:tcW w:type="dxa" w:w="964"/>
-          </w:tcPr>
-          <w:p>
-            <w:r>
-              <w:rPr>
-                <w:b/>
-                <w:i w:val="0"/>
-                <w:color w:val="EA580C"/>
-                <w:sz w:val="16"/>
-              </w:rPr>
-              <w:t>Moyenne</w:t>
-            </w:r>
-          </w:p>
-        </w:tc>
-        <w:tc>
-          <w:tcPr>
-            <w:tcW w:type="dxa" w:w="1247"/>
-          </w:tcPr>
-          <w:p>
-            <w:r>
-              <w:rPr>
-                <w:b/>
-                <w:i w:val="0"/>
-                <w:sz w:val="16"/>
-              </w:rPr>
-              <w:t>S02</w:t>
-              <w:br/>
-            </w:r>
-            <w:r>
-              <w:rPr>
-                <w:b w:val="0"/>
-                <w:i w:val="0"/>
-                <w:color w:val="64748B"/>
-                <w:sz w:val="14"/>
-              </w:rPr>
-              <w:t>Éducation</w:t>
-            </w:r>
-          </w:p>
-        </w:tc>
-        <w:tc>
-          <w:tcPr>
-            <w:tcW w:type="dxa" w:w="1531"/>
-          </w:tcPr>
-          <w:p>
-            <w:r>
-              <w:rPr>
-                <w:b/>
-                <w:i w:val="0"/>
-                <w:color w:val="16A34A"/>
-                <w:sz w:val="16"/>
-              </w:rPr>
-              <w:t>—</w:t>
-            </w:r>
-          </w:p>
-        </w:tc>
-        <w:tc>
-          <w:tcPr>
-            <w:tcW w:type="dxa" w:w="1191"/>
-          </w:tcPr>
-          <w:p>
-            <w:r>
-              <w:rPr>
-                <w:b w:val="0"/>
-                <w:i w:val="0"/>
-                <w:color w:val="64748B"/>
-                <w:sz w:val="16"/>
-              </w:rPr>
-              <w:t>GT-CQ</w:t>
-            </w:r>
-          </w:p>
-        </w:tc>
-        <w:tc>
-          <w:tcPr>
-            <w:tcW w:type="dxa" w:w="4706"/>
-          </w:tcPr>
-          <w:p>
-            <w:r>
-              <w:rPr>
-                <w:b w:val="0"/>
-                <w:i w:val="0"/>
-                <w:sz w:val="17"/>
-              </w:rPr>
-              <w:t>Merci de bien vouloir changé 2.04 en OUI et renseigné toutes les autres informations qui concerne Balaye Niang .</w:t>
-            </w:r>
-          </w:p>
-        </w:tc>
-      </w:tr>
-      <w:tr>
-        <w:tc>
-          <w:tcPr>
-            <w:tcW w:type="dxa" w:w="964"/>
-          </w:tcPr>
-          <w:p>
-            <w:r>
-              <w:rPr>
-                <w:b/>
-                <w:i w:val="0"/>
-                <w:color w:val="EA580C"/>
-                <w:sz w:val="16"/>
-              </w:rPr>
-              <w:t>Moyenne</w:t>
-            </w:r>
-          </w:p>
-        </w:tc>
-        <w:tc>
-          <w:tcPr>
-            <w:tcW w:type="dxa" w:w="1247"/>
-          </w:tcPr>
-          <w:p>
-            <w:r>
-              <w:rPr>
-                <w:b/>
-                <w:i w:val="0"/>
-                <w:sz w:val="16"/>
-              </w:rPr>
-              <w:t>S02</w:t>
-              <w:br/>
-            </w:r>
-            <w:r>
-              <w:rPr>
-                <w:b w:val="0"/>
-                <w:i w:val="0"/>
-                <w:color w:val="64748B"/>
-                <w:sz w:val="14"/>
-              </w:rPr>
-              <w:t>Éducation</w:t>
-            </w:r>
-          </w:p>
-        </w:tc>
-        <w:tc>
-          <w:tcPr>
-            <w:tcW w:type="dxa" w:w="1531"/>
-          </w:tcPr>
-          <w:p>
-            <w:r>
-              <w:rPr>
-                <w:b/>
-                <w:i w:val="0"/>
-                <w:color w:val="16A34A"/>
-                <w:sz w:val="16"/>
-              </w:rPr>
-              <w:t>—</w:t>
-            </w:r>
-          </w:p>
-        </w:tc>
-        <w:tc>
-          <w:tcPr>
-            <w:tcW w:type="dxa" w:w="1191"/>
-          </w:tcPr>
-          <w:p>
-            <w:r>
-              <w:rPr>
-                <w:b w:val="0"/>
-                <w:i w:val="0"/>
-                <w:color w:val="64748B"/>
-                <w:sz w:val="16"/>
-              </w:rPr>
-              <w:t>GT-CQ</w:t>
-            </w:r>
-          </w:p>
-        </w:tc>
-        <w:tc>
-          <w:tcPr>
-            <w:tcW w:type="dxa" w:w="4706"/>
-          </w:tcPr>
-          <w:p>
-            <w:r>
-              <w:rPr>
-                <w:b w:val="0"/>
-                <w:i w:val="0"/>
-                <w:sz w:val="17"/>
-              </w:rPr>
-              <w:t>Merci de bien vouloir changé 2.04 en OUI et renseigné toutes les autres informations qui concerne Bathio Sy .</w:t>
-            </w:r>
-          </w:p>
-        </w:tc>
-      </w:tr>
-      <w:tr>
-        <w:tc>
-          <w:tcPr>
-            <w:tcW w:type="dxa" w:w="964"/>
-          </w:tcPr>
-          <w:p>
-            <w:r>
-              <w:rPr>
-                <w:b/>
-                <w:i w:val="0"/>
-                <w:color w:val="EA580C"/>
-                <w:sz w:val="16"/>
-              </w:rPr>
-              <w:t>Moyenne</w:t>
-            </w:r>
-          </w:p>
-        </w:tc>
-        <w:tc>
-          <w:tcPr>
-            <w:tcW w:type="dxa" w:w="1247"/>
-          </w:tcPr>
-          <w:p>
-            <w:r>
-              <w:rPr>
-                <w:b/>
-                <w:i w:val="0"/>
-                <w:sz w:val="16"/>
-              </w:rPr>
-              <w:t>S03</w:t>
-              <w:br/>
-            </w:r>
-            <w:r>
-              <w:rPr>
-                <w:b w:val="0"/>
-                <w:i w:val="0"/>
-                <w:color w:val="64748B"/>
-                <w:sz w:val="14"/>
-              </w:rPr>
-              <w:t>Santé</w:t>
-            </w:r>
-          </w:p>
-        </w:tc>
-        <w:tc>
-          <w:tcPr>
-            <w:tcW w:type="dxa" w:w="1531"/>
-          </w:tcPr>
-          <w:p>
-            <w:r>
-              <w:rPr>
-                <w:b/>
-                <w:i w:val="0"/>
-                <w:color w:val="16A34A"/>
-                <w:sz w:val="16"/>
-              </w:rPr>
-              <w:t>s01q02, s01q12, s01q13, s02q03__2, s03q01, s01q00b</w:t>
-            </w:r>
-          </w:p>
-        </w:tc>
-        <w:tc>
-          <w:tcPr>
-            <w:tcW w:type="dxa" w:w="1191"/>
-          </w:tcPr>
-          <w:p>
-            <w:r>
-              <w:rPr>
-                <w:b w:val="0"/>
-                <w:i w:val="0"/>
-                <w:color w:val="64748B"/>
-                <w:sz w:val="16"/>
-              </w:rPr>
-              <w:t>GT-CQ</w:t>
-            </w:r>
-          </w:p>
-        </w:tc>
-        <w:tc>
-          <w:tcPr>
-            <w:tcW w:type="dxa" w:w="4706"/>
-          </w:tcPr>
-          <w:p>
-            <w:r>
-              <w:rPr>
-                <w:b w:val="0"/>
-                <w:i w:val="0"/>
-                <w:sz w:val="17"/>
-              </w:rPr>
-              <w:t>La section n'est pas renseignée pour Aida Sy, prière de la renseigner.</w:t>
-            </w:r>
-          </w:p>
-        </w:tc>
-      </w:tr>
-      <w:tr>
-        <w:tc>
-          <w:tcPr>
-            <w:tcW w:type="dxa" w:w="964"/>
-          </w:tcPr>
-          <w:p>
-            <w:r>
-              <w:rPr>
-                <w:b/>
-                <w:i w:val="0"/>
-                <w:color w:val="EA580C"/>
-                <w:sz w:val="16"/>
-              </w:rPr>
-              <w:t>Moyenne</w:t>
-            </w:r>
-          </w:p>
-        </w:tc>
-        <w:tc>
-          <w:tcPr>
-            <w:tcW w:type="dxa" w:w="1247"/>
-          </w:tcPr>
-          <w:p>
-            <w:r>
-              <w:rPr>
-                <w:b/>
-                <w:i w:val="0"/>
-                <w:sz w:val="16"/>
-              </w:rPr>
-              <w:t>S04</w:t>
-              <w:br/>
-            </w:r>
-            <w:r>
-              <w:rPr>
-                <w:b w:val="0"/>
-                <w:i w:val="0"/>
-                <w:color w:val="64748B"/>
-                <w:sz w:val="14"/>
-              </w:rPr>
-              <w:t>Emploi</w:t>
-            </w:r>
-          </w:p>
-        </w:tc>
-        <w:tc>
-          <w:tcPr>
-            <w:tcW w:type="dxa" w:w="1531"/>
-          </w:tcPr>
-          <w:p>
-            <w:r>
-              <w:rPr>
-                <w:b/>
-                <w:i w:val="0"/>
-                <w:color w:val="16A34A"/>
-                <w:sz w:val="16"/>
-              </w:rPr>
-              <w:t>—</w:t>
-            </w:r>
-          </w:p>
-        </w:tc>
-        <w:tc>
-          <w:tcPr>
-            <w:tcW w:type="dxa" w:w="1191"/>
-          </w:tcPr>
-          <w:p>
-            <w:r>
-              <w:rPr>
-                <w:b w:val="0"/>
-                <w:i w:val="0"/>
-                <w:color w:val="64748B"/>
-                <w:sz w:val="16"/>
-              </w:rPr>
-              <w:t>GT-CQ</w:t>
-            </w:r>
-          </w:p>
-        </w:tc>
-        <w:tc>
-          <w:tcPr>
-            <w:tcW w:type="dxa" w:w="4706"/>
-          </w:tcPr>
-          <w:p>
-            <w:r>
-              <w:rPr>
-                <w:b w:val="0"/>
-                <w:i w:val="0"/>
-                <w:sz w:val="17"/>
-              </w:rPr>
-              <w:t>Attention ! Le nombre de jours (5 jours) que Bathio Sy a travaillés par mois semble être inférieur à 15.</w:t>
-            </w:r>
-          </w:p>
-        </w:tc>
-      </w:tr>
-      <w:tr>
-        <w:tc>
-          <w:tcPr>
-            <w:tcW w:type="dxa" w:w="964"/>
-          </w:tcPr>
-          <w:p>
-            <w:r>
-              <w:rPr>
-                <w:b/>
-                <w:i w:val="0"/>
-                <w:color w:val="EA580C"/>
-                <w:sz w:val="16"/>
-              </w:rPr>
-              <w:t>Moyenne</w:t>
-            </w:r>
-          </w:p>
-        </w:tc>
-        <w:tc>
-          <w:tcPr>
-            <w:tcW w:type="dxa" w:w="1247"/>
-          </w:tcPr>
-          <w:p>
-            <w:r>
-              <w:rPr>
-                <w:b/>
-                <w:i w:val="0"/>
-                <w:sz w:val="16"/>
-              </w:rPr>
-              <w:t>S04</w:t>
-              <w:br/>
-            </w:r>
-            <w:r>
-              <w:rPr>
-                <w:b w:val="0"/>
-                <w:i w:val="0"/>
-                <w:color w:val="64748B"/>
-                <w:sz w:val="14"/>
-              </w:rPr>
-              <w:t>Emploi</w:t>
-            </w:r>
-          </w:p>
-        </w:tc>
-        <w:tc>
-          <w:tcPr>
-            <w:tcW w:type="dxa" w:w="1531"/>
-          </w:tcPr>
-          <w:p>
-            <w:r>
-              <w:rPr>
-                <w:b/>
-                <w:i w:val="0"/>
-                <w:color w:val="16A34A"/>
-                <w:sz w:val="16"/>
-              </w:rPr>
-              <w:t>—</w:t>
-            </w:r>
-          </w:p>
-        </w:tc>
-        <w:tc>
-          <w:tcPr>
-            <w:tcW w:type="dxa" w:w="1191"/>
-          </w:tcPr>
-          <w:p>
-            <w:r>
-              <w:rPr>
-                <w:b w:val="0"/>
-                <w:i w:val="0"/>
-                <w:color w:val="64748B"/>
-                <w:sz w:val="16"/>
-              </w:rPr>
-              <w:t>GT-CQ</w:t>
-            </w:r>
-          </w:p>
-        </w:tc>
-        <w:tc>
-          <w:tcPr>
-            <w:tcW w:type="dxa" w:w="4706"/>
-          </w:tcPr>
-          <w:p>
-            <w:r>
-              <w:rPr>
-                <w:b w:val="0"/>
-                <w:i w:val="0"/>
-                <w:sz w:val="17"/>
-              </w:rPr>
-              <w:t>Veuillez, s'il vous plaît, confirmer cette information.</w:t>
-            </w:r>
-          </w:p>
-        </w:tc>
-      </w:tr>
-      <w:tr>
-        <w:tc>
-          <w:tcPr>
-            <w:tcW w:type="dxa" w:w="964"/>
-          </w:tcPr>
-          <w:p>
-            <w:r>
-              <w:rPr>
-                <w:b/>
-                <w:i w:val="0"/>
-                <w:color w:val="EA580C"/>
-                <w:sz w:val="16"/>
-              </w:rPr>
-              <w:t>Moyenne</w:t>
-            </w:r>
-          </w:p>
-        </w:tc>
-        <w:tc>
-          <w:tcPr>
-            <w:tcW w:type="dxa" w:w="1247"/>
-          </w:tcPr>
-          <w:p>
-            <w:r>
-              <w:rPr>
-                <w:b/>
-                <w:i w:val="0"/>
-                <w:sz w:val="16"/>
-              </w:rPr>
-              <w:t>S04</w:t>
-              <w:br/>
-            </w:r>
-            <w:r>
-              <w:rPr>
-                <w:b w:val="0"/>
-                <w:i w:val="0"/>
-                <w:color w:val="64748B"/>
-                <w:sz w:val="14"/>
-              </w:rPr>
-              <w:t>Emploi</w:t>
-            </w:r>
-          </w:p>
-        </w:tc>
-        <w:tc>
-          <w:tcPr>
-            <w:tcW w:type="dxa" w:w="1531"/>
-          </w:tcPr>
-          <w:p>
-            <w:r>
-              <w:rPr>
-                <w:b/>
-                <w:i w:val="0"/>
-                <w:color w:val="16A34A"/>
-                <w:sz w:val="16"/>
-              </w:rPr>
-              <w:t>—</w:t>
-            </w:r>
-          </w:p>
-        </w:tc>
-        <w:tc>
-          <w:tcPr>
-            <w:tcW w:type="dxa" w:w="1191"/>
-          </w:tcPr>
-          <w:p>
-            <w:r>
-              <w:rPr>
-                <w:b w:val="0"/>
-                <w:i w:val="0"/>
-                <w:color w:val="64748B"/>
-                <w:sz w:val="16"/>
-              </w:rPr>
-              <w:t>GT-CQ</w:t>
-            </w:r>
-          </w:p>
-        </w:tc>
-        <w:tc>
-          <w:tcPr>
-            <w:tcW w:type="dxa" w:w="4706"/>
-          </w:tcPr>
-          <w:p>
-            <w:r>
-              <w:rPr>
-                <w:b w:val="0"/>
-                <w:i w:val="0"/>
-                <w:sz w:val="17"/>
-              </w:rPr>
-              <w:t>Attention ! Le nombre de jours (6 jours) que Hamadou Niang a travaillés par mois semble être inférieur à 15.</w:t>
-            </w:r>
-          </w:p>
-        </w:tc>
-      </w:tr>
-      <w:tr>
-        <w:tc>
-          <w:tcPr>
-            <w:tcW w:type="dxa" w:w="964"/>
-          </w:tcPr>
-          <w:p>
-            <w:r>
-              <w:rPr>
-                <w:b/>
-                <w:i w:val="0"/>
-                <w:color w:val="EA580C"/>
-                <w:sz w:val="16"/>
-              </w:rPr>
-              <w:t>Moyenne</w:t>
-            </w:r>
-          </w:p>
-        </w:tc>
-        <w:tc>
-          <w:tcPr>
-            <w:tcW w:type="dxa" w:w="1247"/>
-          </w:tcPr>
-          <w:p>
-            <w:r>
-              <w:rPr>
-                <w:b/>
-                <w:i w:val="0"/>
-                <w:sz w:val="16"/>
-              </w:rPr>
-              <w:t>S04</w:t>
-              <w:br/>
-            </w:r>
-            <w:r>
-              <w:rPr>
-                <w:b w:val="0"/>
-                <w:i w:val="0"/>
-                <w:color w:val="64748B"/>
-                <w:sz w:val="14"/>
-              </w:rPr>
-              <w:t>Emploi</w:t>
-            </w:r>
-          </w:p>
-        </w:tc>
-        <w:tc>
-          <w:tcPr>
-            <w:tcW w:type="dxa" w:w="1531"/>
-          </w:tcPr>
-          <w:p>
-            <w:r>
-              <w:rPr>
-                <w:b/>
-                <w:i w:val="0"/>
-                <w:color w:val="16A34A"/>
-                <w:sz w:val="16"/>
-              </w:rPr>
-              <w:t>—</w:t>
-            </w:r>
-          </w:p>
-        </w:tc>
-        <w:tc>
-          <w:tcPr>
-            <w:tcW w:type="dxa" w:w="1191"/>
-          </w:tcPr>
-          <w:p>
-            <w:r>
-              <w:rPr>
-                <w:b w:val="0"/>
-                <w:i w:val="0"/>
-                <w:color w:val="64748B"/>
-                <w:sz w:val="16"/>
-              </w:rPr>
-              <w:t>GT-CQ</w:t>
-            </w:r>
-          </w:p>
-        </w:tc>
-        <w:tc>
-          <w:tcPr>
-            <w:tcW w:type="dxa" w:w="4706"/>
-          </w:tcPr>
-          <w:p>
-            <w:r>
-              <w:rPr>
-                <w:b w:val="0"/>
-                <w:i w:val="0"/>
-                <w:sz w:val="17"/>
-              </w:rPr>
-              <w:t>Attention ! Le nombre de jours que Hamadou Niang a travaillés par mois semble être inférieur à 15.</w:t>
-            </w:r>
-          </w:p>
-        </w:tc>
-      </w:tr>
-      <w:tr>
-        <w:tc>
-          <w:tcPr>
-            <w:tcW w:type="dxa" w:w="964"/>
-          </w:tcPr>
-          <w:p>
-            <w:r>
-              <w:rPr>
-                <w:b/>
-                <w:i w:val="0"/>
-                <w:color w:val="EA580C"/>
-                <w:sz w:val="16"/>
-              </w:rPr>
-              <w:t>Moyenne</w:t>
-            </w:r>
-          </w:p>
-        </w:tc>
-        <w:tc>
-          <w:tcPr>
-            <w:tcW w:type="dxa" w:w="1247"/>
-          </w:tcPr>
-          <w:p>
-            <w:r>
-              <w:rPr>
-                <w:b/>
-                <w:i w:val="0"/>
-                <w:sz w:val="16"/>
-              </w:rPr>
-              <w:t>S04</w:t>
-              <w:br/>
-            </w:r>
-            <w:r>
-              <w:rPr>
-                <w:b w:val="0"/>
-                <w:i w:val="0"/>
-                <w:color w:val="64748B"/>
-                <w:sz w:val="14"/>
-              </w:rPr>
-              <w:t>Emploi</w:t>
-            </w:r>
-          </w:p>
-        </w:tc>
-        <w:tc>
-          <w:tcPr>
-            <w:tcW w:type="dxa" w:w="1531"/>
-          </w:tcPr>
-          <w:p>
-            <w:r>
-              <w:rPr>
-                <w:b/>
-                <w:i w:val="0"/>
-                <w:color w:val="16A34A"/>
-                <w:sz w:val="16"/>
-              </w:rPr>
-              <w:t>—</w:t>
-            </w:r>
-          </w:p>
-        </w:tc>
-        <w:tc>
-          <w:tcPr>
-            <w:tcW w:type="dxa" w:w="1191"/>
-          </w:tcPr>
-          <w:p>
-            <w:r>
-              <w:rPr>
-                <w:b w:val="0"/>
-                <w:i w:val="0"/>
-                <w:color w:val="64748B"/>
-                <w:sz w:val="16"/>
-              </w:rPr>
-              <w:t>GT-CQ</w:t>
-            </w:r>
-          </w:p>
-        </w:tc>
-        <w:tc>
-          <w:tcPr>
-            <w:tcW w:type="dxa" w:w="4706"/>
-          </w:tcPr>
-          <w:p>
-            <w:r>
-              <w:rPr>
-                <w:b w:val="0"/>
-                <w:i w:val="0"/>
-                <w:sz w:val="17"/>
-              </w:rPr>
-              <w:t>Veuillez, s'il vous plaît, confirmer cette information.</w:t>
-            </w:r>
-          </w:p>
-        </w:tc>
-      </w:tr>
-      <w:tr>
-        <w:tc>
-          <w:tcPr>
-            <w:tcW w:type="dxa" w:w="964"/>
-          </w:tcPr>
-          <w:p>
-            <w:r>
-              <w:rPr>
-                <w:b/>
-                <w:i w:val="0"/>
-                <w:color w:val="EA580C"/>
-                <w:sz w:val="16"/>
-              </w:rPr>
-              <w:t>Moyenne</w:t>
-            </w:r>
-          </w:p>
-        </w:tc>
-        <w:tc>
-          <w:tcPr>
-            <w:tcW w:type="dxa" w:w="1247"/>
-          </w:tcPr>
-          <w:p>
-            <w:r>
-              <w:rPr>
-                <w:b/>
-                <w:i w:val="0"/>
-                <w:sz w:val="16"/>
-              </w:rPr>
-              <w:t>S04</w:t>
-              <w:br/>
-            </w:r>
-            <w:r>
-              <w:rPr>
-                <w:b w:val="0"/>
-                <w:i w:val="0"/>
-                <w:color w:val="64748B"/>
-                <w:sz w:val="14"/>
-              </w:rPr>
-              <w:t>Emploi</w:t>
-            </w:r>
-          </w:p>
-        </w:tc>
-        <w:tc>
-          <w:tcPr>
-            <w:tcW w:type="dxa" w:w="1531"/>
-          </w:tcPr>
-          <w:p>
-            <w:r>
-              <w:rPr>
-                <w:b/>
-                <w:i w:val="0"/>
-                <w:color w:val="16A34A"/>
-                <w:sz w:val="16"/>
-              </w:rPr>
-              <w:t>s01q47__1, s01q47__2, s01q47__3, s01q47__4, s01q47__5, s01q47__6, s01q47__7, s02q15</w:t>
-            </w:r>
-          </w:p>
-        </w:tc>
-        <w:tc>
-          <w:tcPr>
-            <w:tcW w:type="dxa" w:w="1191"/>
-          </w:tcPr>
-          <w:p>
-            <w:r>
-              <w:rPr>
-                <w:b w:val="0"/>
-                <w:i w:val="0"/>
-                <w:color w:val="64748B"/>
-                <w:sz w:val="16"/>
-              </w:rPr>
-              <w:t>GT-CQ</w:t>
-            </w:r>
-          </w:p>
-        </w:tc>
-        <w:tc>
-          <w:tcPr>
-            <w:tcW w:type="dxa" w:w="4706"/>
-          </w:tcPr>
-          <w:p>
-            <w:r>
-              <w:rPr>
-                <w:b w:val="0"/>
-                <w:i w:val="0"/>
-                <w:sz w:val="17"/>
-              </w:rPr>
-              <w:t>Attention! le nombre d'heure que Hamadou Niang a travaillé par jour semble faible, veuillez s'il vous plait confirmer cette information avec le QG.</w:t>
-            </w:r>
-          </w:p>
-        </w:tc>
-      </w:tr>
-      <w:tr>
-        <w:tc>
-          <w:tcPr>
-            <w:tcW w:type="dxa" w:w="964"/>
-          </w:tcPr>
-          <w:p>
-            <w:r>
-              <w:rPr>
-                <w:b/>
-                <w:i w:val="0"/>
-                <w:color w:val="EA580C"/>
-                <w:sz w:val="16"/>
-              </w:rPr>
-              <w:t>Moyenne</w:t>
-            </w:r>
-          </w:p>
-        </w:tc>
-        <w:tc>
-          <w:tcPr>
-            <w:tcW w:type="dxa" w:w="1247"/>
-          </w:tcPr>
-          <w:p>
-            <w:r>
-              <w:rPr>
-                <w:b/>
-                <w:i w:val="0"/>
-                <w:sz w:val="16"/>
-              </w:rPr>
-              <w:t>S07</w:t>
-              <w:br/>
-            </w:r>
-            <w:r>
-              <w:rPr>
-                <w:b w:val="0"/>
-                <w:i w:val="0"/>
-                <w:color w:val="64748B"/>
-                <w:sz w:val="14"/>
-              </w:rPr>
-              <w:t>Consommation alimentaire</w:t>
-            </w:r>
-          </w:p>
-        </w:tc>
-        <w:tc>
-          <w:tcPr>
-            <w:tcW w:type="dxa" w:w="1531"/>
-          </w:tcPr>
-          <w:p>
-            <w:r>
-              <w:rPr>
-                <w:b/>
-                <w:i w:val="0"/>
-                <w:color w:val="16A34A"/>
-                <w:sz w:val="16"/>
-              </w:rPr>
-              <w:t>—</w:t>
-            </w:r>
-          </w:p>
-        </w:tc>
-        <w:tc>
-          <w:tcPr>
-            <w:tcW w:type="dxa" w:w="1191"/>
-          </w:tcPr>
-          <w:p>
-            <w:r>
-              <w:rPr>
-                <w:b w:val="0"/>
-                <w:i w:val="0"/>
-                <w:color w:val="64748B"/>
-                <w:sz w:val="16"/>
-              </w:rPr>
-              <w:t>GT-CQ</w:t>
-            </w:r>
-          </w:p>
-        </w:tc>
-        <w:tc>
-          <w:tcPr>
-            <w:tcW w:type="dxa" w:w="4706"/>
-          </w:tcPr>
-          <w:p>
-            <w:r>
-              <w:rPr>
-                <w:b w:val="0"/>
-                <w:i w:val="0"/>
-                <w:sz w:val="17"/>
-              </w:rPr>
-              <w:t>Attention ! Le prix unitaire d'achat (1000 Fcfa) de Mangue en Tas (Moyen) est relativement élevé par rapport aux autres prix observés dans cette zone.</w:t>
-            </w:r>
-          </w:p>
-        </w:tc>
-      </w:tr>
-      <w:tr>
-        <w:tc>
-          <w:tcPr>
-            <w:tcW w:type="dxa" w:w="964"/>
-          </w:tcPr>
-          <w:p>
-            <w:r>
-              <w:rPr>
-                <w:b/>
-                <w:i w:val="0"/>
-                <w:color w:val="EA580C"/>
-                <w:sz w:val="16"/>
-              </w:rPr>
-              <w:t>Moyenne</w:t>
-            </w:r>
-          </w:p>
-        </w:tc>
-        <w:tc>
-          <w:tcPr>
-            <w:tcW w:type="dxa" w:w="1247"/>
-          </w:tcPr>
-          <w:p>
-            <w:r>
-              <w:rPr>
-                <w:b/>
-                <w:i w:val="0"/>
-                <w:sz w:val="16"/>
-              </w:rPr>
-              <w:t>S07</w:t>
-              <w:br/>
-            </w:r>
-            <w:r>
-              <w:rPr>
-                <w:b w:val="0"/>
-                <w:i w:val="0"/>
-                <w:color w:val="64748B"/>
-                <w:sz w:val="14"/>
-              </w:rPr>
-              <w:t>Consommation alimentaire</w:t>
-            </w:r>
-          </w:p>
-        </w:tc>
-        <w:tc>
-          <w:tcPr>
-            <w:tcW w:type="dxa" w:w="1531"/>
-          </w:tcPr>
-          <w:p>
-            <w:r>
-              <w:rPr>
-                <w:b/>
-                <w:i w:val="0"/>
-                <w:color w:val="16A34A"/>
-                <w:sz w:val="16"/>
-              </w:rPr>
-              <w:t>—</w:t>
-            </w:r>
-          </w:p>
-        </w:tc>
-        <w:tc>
-          <w:tcPr>
-            <w:tcW w:type="dxa" w:w="1191"/>
-          </w:tcPr>
-          <w:p>
-            <w:r>
-              <w:rPr>
-                <w:b w:val="0"/>
-                <w:i w:val="0"/>
-                <w:color w:val="64748B"/>
-                <w:sz w:val="16"/>
-              </w:rPr>
-              <w:t>GT-CQ</w:t>
-            </w:r>
-          </w:p>
-        </w:tc>
-        <w:tc>
-          <w:tcPr>
-            <w:tcW w:type="dxa" w:w="4706"/>
-          </w:tcPr>
-          <w:p>
-            <w:r>
-              <w:rPr>
-                <w:b w:val="0"/>
-                <w:i w:val="0"/>
-                <w:sz w:val="17"/>
-              </w:rPr>
-              <w:t>Prière de corriger ou de confirmer avec le QG.</w:t>
-            </w:r>
-          </w:p>
-        </w:tc>
-      </w:tr>
-      <w:tr>
-        <w:tc>
-          <w:tcPr>
-            <w:tcW w:type="dxa" w:w="964"/>
-          </w:tcPr>
-          <w:p>
-            <w:r>
-              <w:rPr>
-                <w:b/>
-                <w:i w:val="0"/>
-                <w:color w:val="EA580C"/>
-                <w:sz w:val="16"/>
-              </w:rPr>
-              <w:t>Moyenne</w:t>
-            </w:r>
-          </w:p>
-        </w:tc>
-        <w:tc>
-          <w:tcPr>
-            <w:tcW w:type="dxa" w:w="1247"/>
-          </w:tcPr>
-          <w:p>
-            <w:r>
-              <w:rPr>
-                <w:b/>
-                <w:i w:val="0"/>
-                <w:sz w:val="16"/>
-              </w:rPr>
-              <w:t>S09</w:t>
-              <w:br/>
-            </w:r>
-            <w:r>
-              <w:rPr>
-                <w:b w:val="0"/>
-                <w:i w:val="0"/>
-                <w:color w:val="64748B"/>
-                <w:sz w:val="14"/>
-              </w:rPr>
-              <w:t>Dépenses non alimentaires</w:t>
-            </w:r>
-          </w:p>
-        </w:tc>
-        <w:tc>
-          <w:tcPr>
-            <w:tcW w:type="dxa" w:w="1531"/>
-          </w:tcPr>
-          <w:p>
-            <w:r>
-              <w:rPr>
-                <w:b/>
-                <w:i w:val="0"/>
-                <w:color w:val="16A34A"/>
-                <w:sz w:val="16"/>
-              </w:rPr>
-              <w:t>—</w:t>
-            </w:r>
-          </w:p>
-        </w:tc>
-        <w:tc>
-          <w:tcPr>
-            <w:tcW w:type="dxa" w:w="1191"/>
-          </w:tcPr>
-          <w:p>
-            <w:r>
-              <w:rPr>
-                <w:b w:val="0"/>
-                <w:i w:val="0"/>
-                <w:color w:val="64748B"/>
-                <w:sz w:val="16"/>
-              </w:rPr>
-              <w:t>GT-CQ</w:t>
-            </w:r>
-          </w:p>
-        </w:tc>
-        <w:tc>
-          <w:tcPr>
-            <w:tcW w:type="dxa" w:w="4706"/>
-          </w:tcPr>
-          <w:p>
-            <w:r>
-              <w:rPr>
-                <w:b w:val="0"/>
-                <w:i w:val="0"/>
-                <w:sz w:val="17"/>
-              </w:rPr>
-              <w:t>Attention ! La dépense du ménage de BALAYE NIANG (5000 Fcfa) au cours de 7 derniers jours de Transport urbain en taxi est relativement élevé.</w:t>
-            </w:r>
-          </w:p>
-        </w:tc>
-      </w:tr>
-      <w:tr>
-        <w:tc>
-          <w:tcPr>
-            <w:tcW w:type="dxa" w:w="964"/>
-          </w:tcPr>
-          <w:p>
-            <w:r>
-              <w:rPr>
-                <w:b/>
-                <w:i w:val="0"/>
-                <w:color w:val="EA580C"/>
-                <w:sz w:val="16"/>
-              </w:rPr>
-              <w:t>Moyenne</w:t>
-            </w:r>
-          </w:p>
-        </w:tc>
-        <w:tc>
-          <w:tcPr>
-            <w:tcW w:type="dxa" w:w="1247"/>
-          </w:tcPr>
-          <w:p>
-            <w:r>
-              <w:rPr>
-                <w:b/>
-                <w:i w:val="0"/>
-                <w:sz w:val="16"/>
-              </w:rPr>
-              <w:t>S09</w:t>
-              <w:br/>
-            </w:r>
-            <w:r>
-              <w:rPr>
-                <w:b w:val="0"/>
-                <w:i w:val="0"/>
-                <w:color w:val="64748B"/>
-                <w:sz w:val="14"/>
-              </w:rPr>
-              <w:t>Dépenses non alimentaires</w:t>
-            </w:r>
-          </w:p>
-        </w:tc>
-        <w:tc>
-          <w:tcPr>
-            <w:tcW w:type="dxa" w:w="1531"/>
-          </w:tcPr>
-          <w:p>
-            <w:r>
-              <w:rPr>
-                <w:b/>
-                <w:i w:val="0"/>
-                <w:color w:val="16A34A"/>
-                <w:sz w:val="16"/>
-              </w:rPr>
-              <w:t>—</w:t>
-            </w:r>
-          </w:p>
-        </w:tc>
-        <w:tc>
-          <w:tcPr>
-            <w:tcW w:type="dxa" w:w="1191"/>
-          </w:tcPr>
-          <w:p>
-            <w:r>
-              <w:rPr>
-                <w:b w:val="0"/>
-                <w:i w:val="0"/>
-                <w:color w:val="64748B"/>
-                <w:sz w:val="16"/>
-              </w:rPr>
-              <w:t>GT-CQ</w:t>
-            </w:r>
-          </w:p>
-        </w:tc>
-        <w:tc>
-          <w:tcPr>
-            <w:tcW w:type="dxa" w:w="4706"/>
-          </w:tcPr>
-          <w:p>
-            <w:r>
-              <w:rPr>
-                <w:b w:val="0"/>
-                <w:i w:val="0"/>
-                <w:sz w:val="17"/>
-              </w:rPr>
-              <w:t>Prière de corriger ou de confirmer avec le QG.</w:t>
-            </w:r>
-          </w:p>
-        </w:tc>
-      </w:tr>
-      <w:tr>
-        <w:tc>
-          <w:tcPr>
-            <w:tcW w:type="dxa" w:w="964"/>
-          </w:tcPr>
-          <w:p>
-            <w:r>
-              <w:rPr>
-                <w:b/>
-                <w:i w:val="0"/>
-                <w:color w:val="EA580C"/>
-                <w:sz w:val="16"/>
-              </w:rPr>
-              <w:t>Moyenne</w:t>
-            </w:r>
-          </w:p>
-        </w:tc>
-        <w:tc>
-          <w:tcPr>
-            <w:tcW w:type="dxa" w:w="1247"/>
-          </w:tcPr>
-          <w:p>
-            <w:r>
-              <w:rPr>
-                <w:b/>
-                <w:i w:val="0"/>
-                <w:sz w:val="16"/>
-              </w:rPr>
-              <w:t>S09</w:t>
-              <w:br/>
-            </w:r>
-            <w:r>
-              <w:rPr>
-                <w:b w:val="0"/>
-                <w:i w:val="0"/>
-                <w:color w:val="64748B"/>
-                <w:sz w:val="14"/>
-              </w:rPr>
-              <w:t>Dépenses non alimentaires</w:t>
-            </w:r>
-          </w:p>
-        </w:tc>
-        <w:tc>
-          <w:tcPr>
-            <w:tcW w:type="dxa" w:w="1531"/>
-          </w:tcPr>
-          <w:p>
-            <w:r>
-              <w:rPr>
-                <w:b/>
-                <w:i w:val="0"/>
-                <w:color w:val="16A34A"/>
-                <w:sz w:val="16"/>
-              </w:rPr>
-              <w:t>—</w:t>
-            </w:r>
-          </w:p>
-        </w:tc>
-        <w:tc>
-          <w:tcPr>
-            <w:tcW w:type="dxa" w:w="1191"/>
-          </w:tcPr>
-          <w:p>
-            <w:r>
-              <w:rPr>
-                <w:b w:val="0"/>
-                <w:i w:val="0"/>
-                <w:color w:val="64748B"/>
-                <w:sz w:val="16"/>
-              </w:rPr>
-              <w:t>GT-CQ</w:t>
-            </w:r>
-          </w:p>
-        </w:tc>
-        <w:tc>
-          <w:tcPr>
-            <w:tcW w:type="dxa" w:w="4706"/>
-          </w:tcPr>
-          <w:p>
-            <w:r>
-              <w:rPr>
-                <w:b w:val="0"/>
-                <w:i w:val="0"/>
-                <w:sz w:val="17"/>
-              </w:rPr>
-              <w:t>Attention ! La dépense du ménage de BALAYE NIANG (4600 Fcfa) au cours de 30 derniers jours de Gaz domestique 12,5 kilogrammes est relativement élevé.</w:t>
-            </w:r>
-          </w:p>
-        </w:tc>
-      </w:tr>
-      <w:tr>
-        <w:tc>
-          <w:tcPr>
-            <w:tcW w:type="dxa" w:w="964"/>
-          </w:tcPr>
-          <w:p>
-            <w:r>
-              <w:rPr>
-                <w:b/>
-                <w:i w:val="0"/>
-                <w:color w:val="EA580C"/>
-                <w:sz w:val="16"/>
-              </w:rPr>
-              <w:t>Moyenne</w:t>
-            </w:r>
-          </w:p>
-        </w:tc>
-        <w:tc>
-          <w:tcPr>
-            <w:tcW w:type="dxa" w:w="1247"/>
-          </w:tcPr>
-          <w:p>
-            <w:r>
-              <w:rPr>
-                <w:b/>
-                <w:i w:val="0"/>
-                <w:sz w:val="16"/>
-              </w:rPr>
-              <w:t>S09</w:t>
-              <w:br/>
-            </w:r>
-            <w:r>
-              <w:rPr>
-                <w:b w:val="0"/>
-                <w:i w:val="0"/>
-                <w:color w:val="64748B"/>
-                <w:sz w:val="14"/>
-              </w:rPr>
-              <w:t>Dépenses non alimentaires</w:t>
-            </w:r>
-          </w:p>
-        </w:tc>
-        <w:tc>
-          <w:tcPr>
-            <w:tcW w:type="dxa" w:w="1531"/>
-          </w:tcPr>
-          <w:p>
-            <w:r>
-              <w:rPr>
-                <w:b/>
-                <w:i w:val="0"/>
-                <w:color w:val="16A34A"/>
-                <w:sz w:val="16"/>
-              </w:rPr>
-              <w:t>—</w:t>
-            </w:r>
-          </w:p>
-        </w:tc>
-        <w:tc>
-          <w:tcPr>
-            <w:tcW w:type="dxa" w:w="1191"/>
-          </w:tcPr>
-          <w:p>
-            <w:r>
-              <w:rPr>
-                <w:b w:val="0"/>
-                <w:i w:val="0"/>
-                <w:color w:val="64748B"/>
-                <w:sz w:val="16"/>
-              </w:rPr>
-              <w:t>GT-CQ</w:t>
-            </w:r>
-          </w:p>
-        </w:tc>
-        <w:tc>
-          <w:tcPr>
-            <w:tcW w:type="dxa" w:w="4706"/>
-          </w:tcPr>
-          <w:p>
-            <w:r>
-              <w:rPr>
-                <w:b w:val="0"/>
-                <w:i w:val="0"/>
-                <w:sz w:val="17"/>
-              </w:rPr>
-              <w:t>Prière de corriger ou de confirmer avec le QG.</w:t>
-            </w:r>
-          </w:p>
-        </w:tc>
-      </w:tr>
-      <w:tr>
-        <w:tc>
-          <w:tcPr>
-            <w:tcW w:type="dxa" w:w="964"/>
-          </w:tcPr>
-          <w:p>
-            <w:r>
-              <w:rPr>
-                <w:b/>
-                <w:i w:val="0"/>
-                <w:color w:val="EA580C"/>
-                <w:sz w:val="16"/>
-              </w:rPr>
-              <w:t>Moyenne</w:t>
-            </w:r>
-          </w:p>
-        </w:tc>
-        <w:tc>
-          <w:tcPr>
-            <w:tcW w:type="dxa" w:w="1247"/>
-          </w:tcPr>
-          <w:p>
-            <w:r>
-              <w:rPr>
-                <w:b/>
-                <w:i w:val="0"/>
-                <w:sz w:val="16"/>
-              </w:rPr>
-              <w:t>S09</w:t>
-              <w:br/>
-            </w:r>
-            <w:r>
-              <w:rPr>
-                <w:b w:val="0"/>
-                <w:i w:val="0"/>
-                <w:color w:val="64748B"/>
-                <w:sz w:val="14"/>
-              </w:rPr>
-              <w:t>Dépenses non alimentaires</w:t>
-            </w:r>
-          </w:p>
-        </w:tc>
-        <w:tc>
-          <w:tcPr>
-            <w:tcW w:type="dxa" w:w="1531"/>
-          </w:tcPr>
-          <w:p>
-            <w:r>
-              <w:rPr>
-                <w:b/>
-                <w:i w:val="0"/>
-                <w:color w:val="16A34A"/>
-                <w:sz w:val="16"/>
-              </w:rPr>
-              <w:t>—</w:t>
-            </w:r>
-          </w:p>
-        </w:tc>
-        <w:tc>
-          <w:tcPr>
-            <w:tcW w:type="dxa" w:w="1191"/>
-          </w:tcPr>
-          <w:p>
-            <w:r>
-              <w:rPr>
-                <w:b w:val="0"/>
-                <w:i w:val="0"/>
-                <w:color w:val="64748B"/>
-                <w:sz w:val="16"/>
-              </w:rPr>
-              <w:t>GT-CQ</w:t>
-            </w:r>
-          </w:p>
-        </w:tc>
-        <w:tc>
-          <w:tcPr>
-            <w:tcW w:type="dxa" w:w="4706"/>
-          </w:tcPr>
-          <w:p>
-            <w:r>
-              <w:rPr>
-                <w:b w:val="0"/>
-                <w:i w:val="0"/>
-                <w:sz w:val="17"/>
-              </w:rPr>
-              <w:t>Peu plausible! le montant de la dépense pour  Savon de ménage, lessive en poudre, détergents (eau de javel, etc.</w:t>
-            </w:r>
-          </w:p>
-        </w:tc>
-      </w:tr>
-      <w:tr>
-        <w:tc>
-          <w:tcPr>
-            <w:tcW w:type="dxa" w:w="964"/>
-          </w:tcPr>
-          <w:p>
-            <w:r>
-              <w:rPr>
-                <w:b/>
-                <w:i w:val="0"/>
-                <w:color w:val="EA580C"/>
-                <w:sz w:val="16"/>
-              </w:rPr>
-              <w:t>Moyenne</w:t>
-            </w:r>
-          </w:p>
-        </w:tc>
-        <w:tc>
-          <w:tcPr>
-            <w:tcW w:type="dxa" w:w="1247"/>
-          </w:tcPr>
-          <w:p>
-            <w:r>
-              <w:rPr>
-                <w:b/>
-                <w:i w:val="0"/>
-                <w:sz w:val="16"/>
-              </w:rPr>
-              <w:t>S09</w:t>
-              <w:br/>
-            </w:r>
-            <w:r>
-              <w:rPr>
-                <w:b w:val="0"/>
-                <w:i w:val="0"/>
-                <w:color w:val="64748B"/>
-                <w:sz w:val="14"/>
-              </w:rPr>
-              <w:t>Dépenses non alimentaires</w:t>
-            </w:r>
-          </w:p>
-        </w:tc>
-        <w:tc>
-          <w:tcPr>
-            <w:tcW w:type="dxa" w:w="1531"/>
-          </w:tcPr>
-          <w:p>
-            <w:r>
-              <w:rPr>
-                <w:b/>
-                <w:i w:val="0"/>
-                <w:color w:val="16A34A"/>
-                <w:sz w:val="16"/>
-              </w:rPr>
-              <w:t>—</w:t>
-            </w:r>
-          </w:p>
-        </w:tc>
-        <w:tc>
-          <w:tcPr>
-            <w:tcW w:type="dxa" w:w="1191"/>
-          </w:tcPr>
-          <w:p>
-            <w:r>
-              <w:rPr>
-                <w:b w:val="0"/>
-                <w:i w:val="0"/>
-                <w:color w:val="64748B"/>
-                <w:sz w:val="16"/>
-              </w:rPr>
-              <w:t>GT-CQ</w:t>
-            </w:r>
-          </w:p>
-        </w:tc>
-        <w:tc>
-          <w:tcPr>
-            <w:tcW w:type="dxa" w:w="4706"/>
-          </w:tcPr>
-          <w:p>
-            <w:r>
-              <w:rPr>
-                <w:b w:val="0"/>
-                <w:i w:val="0"/>
-                <w:sz w:val="17"/>
-              </w:rPr>
-              <w:t>) semble trop élevé.</w:t>
-            </w:r>
-          </w:p>
-        </w:tc>
-      </w:tr>
-      <w:tr>
-        <w:tc>
-          <w:tcPr>
-            <w:tcW w:type="dxa" w:w="964"/>
-          </w:tcPr>
-          <w:p>
-            <w:r>
-              <w:rPr>
-                <w:b/>
-                <w:i w:val="0"/>
-                <w:color w:val="EA580C"/>
-                <w:sz w:val="16"/>
-              </w:rPr>
-              <w:t>Moyenne</w:t>
-            </w:r>
-          </w:p>
-        </w:tc>
-        <w:tc>
-          <w:tcPr>
-            <w:tcW w:type="dxa" w:w="1247"/>
-          </w:tcPr>
-          <w:p>
-            <w:r>
-              <w:rPr>
-                <w:b/>
-                <w:i w:val="0"/>
-                <w:sz w:val="16"/>
-              </w:rPr>
-              <w:t>S09</w:t>
-              <w:br/>
-            </w:r>
-            <w:r>
-              <w:rPr>
-                <w:b w:val="0"/>
-                <w:i w:val="0"/>
-                <w:color w:val="64748B"/>
-                <w:sz w:val="14"/>
-              </w:rPr>
-              <w:t>Dépenses non alimentaires</w:t>
-            </w:r>
-          </w:p>
-        </w:tc>
-        <w:tc>
-          <w:tcPr>
-            <w:tcW w:type="dxa" w:w="1531"/>
-          </w:tcPr>
-          <w:p>
-            <w:r>
-              <w:rPr>
-                <w:b/>
-                <w:i w:val="0"/>
-                <w:color w:val="16A34A"/>
-                <w:sz w:val="16"/>
-              </w:rPr>
-              <w:t>—</w:t>
-            </w:r>
-          </w:p>
-        </w:tc>
-        <w:tc>
-          <w:tcPr>
-            <w:tcW w:type="dxa" w:w="1191"/>
-          </w:tcPr>
-          <w:p>
-            <w:r>
-              <w:rPr>
-                <w:b w:val="0"/>
-                <w:i w:val="0"/>
-                <w:color w:val="64748B"/>
-                <w:sz w:val="16"/>
-              </w:rPr>
-              <w:t>GT-CQ</w:t>
-            </w:r>
-          </w:p>
-        </w:tc>
-        <w:tc>
-          <w:tcPr>
-            <w:tcW w:type="dxa" w:w="4706"/>
-          </w:tcPr>
-          <w:p>
-            <w:r>
-              <w:rPr>
-                <w:b w:val="0"/>
-                <w:i w:val="0"/>
-                <w:sz w:val="17"/>
-              </w:rPr>
-              <w:t>Veuillez, s'il vous plaît, confirmer cette information avec le QG ou la corriger.</w:t>
-            </w:r>
-          </w:p>
-        </w:tc>
-      </w:tr>
-      <w:tr>
-        <w:tc>
-          <w:tcPr>
-            <w:tcW w:type="dxa" w:w="964"/>
-          </w:tcPr>
-          <w:p>
-            <w:r>
-              <w:rPr>
-                <w:b/>
-                <w:i w:val="0"/>
-                <w:color w:val="EA580C"/>
-                <w:sz w:val="16"/>
-              </w:rPr>
-              <w:t>Moyenne</w:t>
-            </w:r>
-          </w:p>
-        </w:tc>
-        <w:tc>
-          <w:tcPr>
-            <w:tcW w:type="dxa" w:w="1247"/>
-          </w:tcPr>
-          <w:p>
-            <w:r>
-              <w:rPr>
-                <w:b/>
-                <w:i w:val="0"/>
-                <w:sz w:val="16"/>
-              </w:rPr>
-              <w:t>S09</w:t>
-              <w:br/>
-            </w:r>
-            <w:r>
-              <w:rPr>
-                <w:b w:val="0"/>
-                <w:i w:val="0"/>
-                <w:color w:val="64748B"/>
-                <w:sz w:val="14"/>
-              </w:rPr>
-              <w:t>Dépenses non alimentaires</w:t>
-            </w:r>
-          </w:p>
-        </w:tc>
-        <w:tc>
-          <w:tcPr>
-            <w:tcW w:type="dxa" w:w="1531"/>
-          </w:tcPr>
-          <w:p>
-            <w:r>
-              <w:rPr>
-                <w:b/>
-                <w:i w:val="0"/>
-                <w:color w:val="16A34A"/>
-                <w:sz w:val="16"/>
-              </w:rPr>
-              <w:t>—</w:t>
-            </w:r>
-          </w:p>
-        </w:tc>
-        <w:tc>
-          <w:tcPr>
-            <w:tcW w:type="dxa" w:w="1191"/>
-          </w:tcPr>
-          <w:p>
-            <w:r>
-              <w:rPr>
-                <w:b w:val="0"/>
-                <w:i w:val="0"/>
-                <w:color w:val="64748B"/>
-                <w:sz w:val="16"/>
-              </w:rPr>
-              <w:t>GT-CQ</w:t>
-            </w:r>
-          </w:p>
-        </w:tc>
-        <w:tc>
-          <w:tcPr>
-            <w:tcW w:type="dxa" w:w="4706"/>
-          </w:tcPr>
-          <w:p>
-            <w:r>
-              <w:rPr>
-                <w:b w:val="0"/>
-                <w:i w:val="0"/>
-                <w:sz w:val="17"/>
-              </w:rPr>
-              <w:t>Peu plausible! le montant de la dépense (4000 Fcfa) pour Brosse à dents semble trop élevé.</w:t>
-            </w:r>
-          </w:p>
-        </w:tc>
-      </w:tr>
-      <w:tr>
-        <w:tc>
-          <w:tcPr>
-            <w:tcW w:type="dxa" w:w="964"/>
-          </w:tcPr>
-          <w:p>
-            <w:r>
-              <w:rPr>
-                <w:b/>
-                <w:i w:val="0"/>
-                <w:color w:val="EA580C"/>
-                <w:sz w:val="16"/>
-              </w:rPr>
-              <w:t>Moyenne</w:t>
-            </w:r>
-          </w:p>
-        </w:tc>
-        <w:tc>
-          <w:tcPr>
-            <w:tcW w:type="dxa" w:w="1247"/>
-          </w:tcPr>
-          <w:p>
-            <w:r>
-              <w:rPr>
-                <w:b/>
-                <w:i w:val="0"/>
-                <w:sz w:val="16"/>
-              </w:rPr>
-              <w:t>S09</w:t>
-              <w:br/>
-            </w:r>
-            <w:r>
-              <w:rPr>
-                <w:b w:val="0"/>
-                <w:i w:val="0"/>
-                <w:color w:val="64748B"/>
-                <w:sz w:val="14"/>
-              </w:rPr>
-              <w:t>Dépenses non alimentaires</w:t>
-            </w:r>
-          </w:p>
-        </w:tc>
-        <w:tc>
-          <w:tcPr>
-            <w:tcW w:type="dxa" w:w="1531"/>
-          </w:tcPr>
-          <w:p>
-            <w:r>
-              <w:rPr>
-                <w:b/>
-                <w:i w:val="0"/>
-                <w:color w:val="16A34A"/>
-                <w:sz w:val="16"/>
-              </w:rPr>
-              <w:t>—</w:t>
-            </w:r>
-          </w:p>
-        </w:tc>
-        <w:tc>
-          <w:tcPr>
-            <w:tcW w:type="dxa" w:w="1191"/>
-          </w:tcPr>
-          <w:p>
-            <w:r>
-              <w:rPr>
-                <w:b w:val="0"/>
-                <w:i w:val="0"/>
-                <w:color w:val="64748B"/>
-                <w:sz w:val="16"/>
-              </w:rPr>
-              <w:t>GT-CQ</w:t>
-            </w:r>
-          </w:p>
-        </w:tc>
-        <w:tc>
-          <w:tcPr>
-            <w:tcW w:type="dxa" w:w="4706"/>
-          </w:tcPr>
-          <w:p>
-            <w:r>
-              <w:rPr>
-                <w:b w:val="0"/>
-                <w:i w:val="0"/>
-                <w:sz w:val="17"/>
-              </w:rPr>
-              <w:t>Veuillez, s'il vous plaît, confirmer cette information avec le QG ou la corriger.</w:t>
-            </w:r>
-          </w:p>
-        </w:tc>
-      </w:tr>
-      <w:tr>
-        <w:tc>
-          <w:tcPr>
-            <w:tcW w:type="dxa" w:w="964"/>
-          </w:tcPr>
-          <w:p>
-            <w:r>
-              <w:rPr>
-                <w:b/>
-                <w:i w:val="0"/>
-                <w:color w:val="EA580C"/>
-                <w:sz w:val="16"/>
-              </w:rPr>
-              <w:t>Moyenne</w:t>
-            </w:r>
-          </w:p>
-        </w:tc>
-        <w:tc>
-          <w:tcPr>
-            <w:tcW w:type="dxa" w:w="1247"/>
-          </w:tcPr>
-          <w:p>
-            <w:r>
-              <w:rPr>
-                <w:b/>
-                <w:i w:val="0"/>
-                <w:sz w:val="16"/>
-              </w:rPr>
-              <w:t>S09</w:t>
-              <w:br/>
-            </w:r>
-            <w:r>
-              <w:rPr>
-                <w:b w:val="0"/>
-                <w:i w:val="0"/>
-                <w:color w:val="64748B"/>
-                <w:sz w:val="14"/>
-              </w:rPr>
-              <w:t>Dépenses non alimentaires</w:t>
-            </w:r>
-          </w:p>
-        </w:tc>
-        <w:tc>
-          <w:tcPr>
-            <w:tcW w:type="dxa" w:w="1531"/>
-          </w:tcPr>
-          <w:p>
-            <w:r>
-              <w:rPr>
-                <w:b/>
-                <w:i w:val="0"/>
-                <w:color w:val="16A34A"/>
-                <w:sz w:val="16"/>
-              </w:rPr>
-              <w:t>—</w:t>
-            </w:r>
-          </w:p>
-        </w:tc>
-        <w:tc>
-          <w:tcPr>
-            <w:tcW w:type="dxa" w:w="1191"/>
-          </w:tcPr>
-          <w:p>
-            <w:r>
-              <w:rPr>
-                <w:b w:val="0"/>
-                <w:i w:val="0"/>
-                <w:color w:val="64748B"/>
-                <w:sz w:val="16"/>
-              </w:rPr>
-              <w:t>GT-CQ</w:t>
-            </w:r>
-          </w:p>
-        </w:tc>
-        <w:tc>
-          <w:tcPr>
-            <w:tcW w:type="dxa" w:w="4706"/>
-          </w:tcPr>
-          <w:p>
-            <w:r>
-              <w:rPr>
-                <w:b w:val="0"/>
-                <w:i w:val="0"/>
-                <w:sz w:val="17"/>
-              </w:rPr>
-              <w:t>Attention ! La dépense du ménage de BALAYE NIANG (25000 Fcfa) au cours de 6 derniers mois de Sous-vêtements femme (15 ans et plus): slip, jupon, tee shirt,soutien gorge, collant, etc.</w:t>
-            </w:r>
-          </w:p>
-        </w:tc>
-      </w:tr>
-      <w:tr>
-        <w:tc>
-          <w:tcPr>
-            <w:tcW w:type="dxa" w:w="964"/>
-          </w:tcPr>
-          <w:p>
-            <w:r>
-              <w:rPr>
-                <w:b/>
-                <w:i w:val="0"/>
-                <w:color w:val="EA580C"/>
-                <w:sz w:val="16"/>
-              </w:rPr>
-              <w:t>Moyenne</w:t>
-            </w:r>
-          </w:p>
-        </w:tc>
-        <w:tc>
-          <w:tcPr>
-            <w:tcW w:type="dxa" w:w="1247"/>
-          </w:tcPr>
-          <w:p>
-            <w:r>
-              <w:rPr>
-                <w:b/>
-                <w:i w:val="0"/>
-                <w:sz w:val="16"/>
-              </w:rPr>
-              <w:t>S09</w:t>
-              <w:br/>
-            </w:r>
-            <w:r>
-              <w:rPr>
-                <w:b w:val="0"/>
-                <w:i w:val="0"/>
-                <w:color w:val="64748B"/>
-                <w:sz w:val="14"/>
-              </w:rPr>
-              <w:t>Dépenses non alimentaires</w:t>
-            </w:r>
-          </w:p>
-        </w:tc>
-        <w:tc>
-          <w:tcPr>
-            <w:tcW w:type="dxa" w:w="1531"/>
-          </w:tcPr>
-          <w:p>
-            <w:r>
-              <w:rPr>
-                <w:b/>
-                <w:i w:val="0"/>
-                <w:color w:val="16A34A"/>
-                <w:sz w:val="16"/>
-              </w:rPr>
-              <w:t>—</w:t>
-            </w:r>
-          </w:p>
-        </w:tc>
-        <w:tc>
-          <w:tcPr>
-            <w:tcW w:type="dxa" w:w="1191"/>
-          </w:tcPr>
-          <w:p>
-            <w:r>
-              <w:rPr>
-                <w:b w:val="0"/>
-                <w:i w:val="0"/>
-                <w:color w:val="64748B"/>
-                <w:sz w:val="16"/>
-              </w:rPr>
-              <w:t>GT-CQ</w:t>
-            </w:r>
-          </w:p>
-        </w:tc>
-        <w:tc>
-          <w:tcPr>
-            <w:tcW w:type="dxa" w:w="4706"/>
-          </w:tcPr>
-          <w:p>
-            <w:r>
-              <w:rPr>
-                <w:b w:val="0"/>
-                <w:i w:val="0"/>
-                <w:sz w:val="17"/>
-              </w:rPr>
-              <w:t>est relativement élevé.</w:t>
-            </w:r>
-          </w:p>
-        </w:tc>
-      </w:tr>
-      <w:tr>
-        <w:tc>
-          <w:tcPr>
-            <w:tcW w:type="dxa" w:w="964"/>
-          </w:tcPr>
-          <w:p>
-            <w:r>
-              <w:rPr>
-                <w:b/>
-                <w:i w:val="0"/>
-                <w:color w:val="EA580C"/>
-                <w:sz w:val="16"/>
-              </w:rPr>
-              <w:t>Moyenne</w:t>
-            </w:r>
-          </w:p>
-        </w:tc>
-        <w:tc>
-          <w:tcPr>
-            <w:tcW w:type="dxa" w:w="1247"/>
-          </w:tcPr>
-          <w:p>
-            <w:r>
-              <w:rPr>
-                <w:b/>
-                <w:i w:val="0"/>
-                <w:sz w:val="16"/>
-              </w:rPr>
-              <w:t>S09</w:t>
-              <w:br/>
-            </w:r>
-            <w:r>
-              <w:rPr>
-                <w:b w:val="0"/>
-                <w:i w:val="0"/>
-                <w:color w:val="64748B"/>
-                <w:sz w:val="14"/>
-              </w:rPr>
-              <w:t>Dépenses non alimentaires</w:t>
-            </w:r>
-          </w:p>
-        </w:tc>
-        <w:tc>
-          <w:tcPr>
-            <w:tcW w:type="dxa" w:w="1531"/>
-          </w:tcPr>
-          <w:p>
-            <w:r>
-              <w:rPr>
-                <w:b/>
-                <w:i w:val="0"/>
-                <w:color w:val="16A34A"/>
-                <w:sz w:val="16"/>
-              </w:rPr>
-              <w:t>—</w:t>
-            </w:r>
-          </w:p>
-        </w:tc>
-        <w:tc>
-          <w:tcPr>
-            <w:tcW w:type="dxa" w:w="1191"/>
-          </w:tcPr>
-          <w:p>
-            <w:r>
-              <w:rPr>
-                <w:b w:val="0"/>
-                <w:i w:val="0"/>
-                <w:color w:val="64748B"/>
-                <w:sz w:val="16"/>
-              </w:rPr>
-              <w:t>GT-CQ</w:t>
-            </w:r>
-          </w:p>
-        </w:tc>
-        <w:tc>
-          <w:tcPr>
-            <w:tcW w:type="dxa" w:w="4706"/>
-          </w:tcPr>
-          <w:p>
-            <w:r>
-              <w:rPr>
-                <w:b w:val="0"/>
-                <w:i w:val="0"/>
-                <w:sz w:val="17"/>
-              </w:rPr>
-              <w:t>Prière de corriger ou de confirmer avec le QG.</w:t>
-            </w:r>
-          </w:p>
-        </w:tc>
-      </w:tr>
-      <w:tr>
-        <w:tc>
-          <w:tcPr>
-            <w:tcW w:type="dxa" w:w="964"/>
-          </w:tcPr>
-          <w:p>
-            <w:r>
-              <w:rPr>
-                <w:b/>
-                <w:i w:val="0"/>
-                <w:color w:val="EA580C"/>
-                <w:sz w:val="16"/>
-              </w:rPr>
-              <w:t>Moyenne</w:t>
-            </w:r>
-          </w:p>
-        </w:tc>
-        <w:tc>
-          <w:tcPr>
-            <w:tcW w:type="dxa" w:w="1247"/>
-          </w:tcPr>
-          <w:p>
-            <w:r>
-              <w:rPr>
-                <w:b/>
-                <w:i w:val="0"/>
-                <w:sz w:val="16"/>
-              </w:rPr>
-              <w:t>S10</w:t>
-              <w:br/>
-            </w:r>
-            <w:r>
-              <w:rPr>
-                <w:b w:val="0"/>
-                <w:i w:val="0"/>
-                <w:color w:val="64748B"/>
-                <w:sz w:val="14"/>
-              </w:rPr>
-              <w:t>Logement</w:t>
-            </w:r>
-          </w:p>
-        </w:tc>
-        <w:tc>
-          <w:tcPr>
-            <w:tcW w:type="dxa" w:w="1531"/>
-          </w:tcPr>
-          <w:p>
-            <w:r>
-              <w:rPr>
-                <w:b/>
-                <w:i w:val="0"/>
-                <w:color w:val="16A34A"/>
-                <w:sz w:val="16"/>
-              </w:rPr>
-              <w:t>s10q49, s10q48</w:t>
-            </w:r>
-          </w:p>
-        </w:tc>
-        <w:tc>
-          <w:tcPr>
-            <w:tcW w:type="dxa" w:w="1191"/>
-          </w:tcPr>
-          <w:p>
-            <w:r>
-              <w:rPr>
-                <w:b w:val="0"/>
-                <w:i w:val="0"/>
-                <w:color w:val="64748B"/>
-                <w:sz w:val="16"/>
-              </w:rPr>
-              <w:t>GT-CQ</w:t>
-            </w:r>
-          </w:p>
-        </w:tc>
-        <w:tc>
-          <w:tcPr>
-            <w:tcW w:type="dxa" w:w="4706"/>
-          </w:tcPr>
-          <w:p>
-            <w:r>
-              <w:rPr>
-                <w:b w:val="0"/>
-                <w:i w:val="0"/>
-                <w:sz w:val="17"/>
-              </w:rPr>
-              <w:t>Le montant dépensé de l'entreprise commerce de poison en achat de matières premières pour les produits vendus au cours des 30 derniers jours ou durant le dernier mois où l'entreprise a fonctionné ne peut pas être supéreur aux montants obtenus sur la vente de produits transformés par l'entreprise au cours de cette même période où l'entreprise a fonctionné (s10q49 &gt; s10q48), prière de corriger.</w:t>
-            </w:r>
-          </w:p>
-        </w:tc>
-      </w:tr>
-      <w:tr>
-        <w:tc>
-          <w:tcPr>
-            <w:tcW w:type="dxa" w:w="964"/>
-          </w:tcPr>
-          <w:p>
-            <w:r>
-              <w:rPr>
-                <w:b/>
-                <w:i w:val="0"/>
-                <w:color w:val="EA580C"/>
-                <w:sz w:val="16"/>
-              </w:rPr>
-              <w:t>Moyenne</w:t>
-            </w:r>
-          </w:p>
-        </w:tc>
-        <w:tc>
-          <w:tcPr>
-            <w:tcW w:type="dxa" w:w="1247"/>
-          </w:tcPr>
-          <w:p>
-            <w:r>
-              <w:rPr>
-                <w:b/>
-                <w:i w:val="0"/>
-                <w:sz w:val="16"/>
-              </w:rPr>
-              <w:t>S10</w:t>
-              <w:br/>
-            </w:r>
-            <w:r>
-              <w:rPr>
-                <w:b w:val="0"/>
-                <w:i w:val="0"/>
-                <w:color w:val="64748B"/>
-                <w:sz w:val="14"/>
-              </w:rPr>
-              <w:t>Logement</w:t>
-            </w:r>
-          </w:p>
-        </w:tc>
-        <w:tc>
-          <w:tcPr>
-            <w:tcW w:type="dxa" w:w="1531"/>
-          </w:tcPr>
-          <w:p>
-            <w:r>
-              <w:rPr>
-                <w:b/>
-                <w:i w:val="0"/>
-                <w:color w:val="16A34A"/>
-                <w:sz w:val="16"/>
-              </w:rPr>
-              <w:t>s10q49, s10q48</w:t>
-            </w:r>
-          </w:p>
-        </w:tc>
-        <w:tc>
-          <w:tcPr>
-            <w:tcW w:type="dxa" w:w="1191"/>
-          </w:tcPr>
-          <w:p>
-            <w:r>
-              <w:rPr>
-                <w:b w:val="0"/>
-                <w:i w:val="0"/>
-                <w:color w:val="64748B"/>
-                <w:sz w:val="16"/>
-              </w:rPr>
-              <w:t>GT-CQ</w:t>
-            </w:r>
-          </w:p>
-        </w:tc>
-        <w:tc>
-          <w:tcPr>
-            <w:tcW w:type="dxa" w:w="4706"/>
-          </w:tcPr>
-          <w:p>
-            <w:r>
-              <w:rPr>
-                <w:b w:val="0"/>
-                <w:i w:val="0"/>
-                <w:sz w:val="17"/>
-              </w:rPr>
-              <w:t>L'entreprise commerce de poison a depensé en achat de matières premières pour les produits vendus (s10q49 different de 0) mais dit n'avoir réçu aucune somme sur la vente de produits transformés (s10q48 est égal à 0), prière de fournir de l'effort pour estimer le montant obtenu sur la vente vente de produits transformés.</w:t>
-            </w:r>
-          </w:p>
-        </w:tc>
-      </w:tr>
-      <w:tr>
-        <w:tc>
-          <w:tcPr>
-            <w:tcW w:type="dxa" w:w="964"/>
-          </w:tcPr>
-          <w:p>
-            <w:r>
-              <w:rPr>
-                <w:b/>
-                <w:i w:val="0"/>
-                <w:color w:val="EA580C"/>
-                <w:sz w:val="16"/>
-              </w:rPr>
-              <w:t>Moyenne</w:t>
-            </w:r>
-          </w:p>
-        </w:tc>
-        <w:tc>
-          <w:tcPr>
-            <w:tcW w:type="dxa" w:w="1247"/>
-          </w:tcPr>
-          <w:p>
-            <w:r>
-              <w:rPr>
-                <w:b/>
-                <w:i w:val="0"/>
-                <w:sz w:val="16"/>
-              </w:rPr>
-              <w:t>S10</w:t>
-              <w:br/>
-            </w:r>
-            <w:r>
-              <w:rPr>
-                <w:b w:val="0"/>
-                <w:i w:val="0"/>
-                <w:color w:val="64748B"/>
-                <w:sz w:val="14"/>
-              </w:rPr>
-              <w:t>Logement</w:t>
-            </w:r>
-          </w:p>
-        </w:tc>
-        <w:tc>
-          <w:tcPr>
-            <w:tcW w:type="dxa" w:w="1531"/>
-          </w:tcPr>
-          <w:p>
-            <w:r>
-              <w:rPr>
-                <w:b/>
-                <w:i w:val="0"/>
-                <w:color w:val="16A34A"/>
-                <w:sz w:val="16"/>
-              </w:rPr>
-              <w:t>—</w:t>
-            </w:r>
-          </w:p>
-        </w:tc>
-        <w:tc>
-          <w:tcPr>
-            <w:tcW w:type="dxa" w:w="1191"/>
-          </w:tcPr>
-          <w:p>
-            <w:r>
-              <w:rPr>
-                <w:b w:val="0"/>
-                <w:i w:val="0"/>
-                <w:color w:val="64748B"/>
-                <w:sz w:val="16"/>
-              </w:rPr>
-              <w:t>GT-CQ</w:t>
-            </w:r>
-          </w:p>
-        </w:tc>
-        <w:tc>
-          <w:tcPr>
-            <w:tcW w:type="dxa" w:w="4706"/>
-          </w:tcPr>
-          <w:p>
-            <w:r>
-              <w:rPr>
-                <w:b w:val="0"/>
-                <w:i w:val="0"/>
-                <w:sz w:val="17"/>
-              </w:rPr>
-              <w:t>L'entreprise commerce de poison est généralement une entreprise commerciale ou de service dont elle ne depense pas en achat de matières premières.Elle ne transforme pas de produit donc ne peut pas obtenir un montant sur la vente des produits transformés (10.48 ou 10.49).</w:t>
-            </w:r>
-          </w:p>
-        </w:tc>
-      </w:tr>
-      <w:tr>
-        <w:tc>
-          <w:tcPr>
-            <w:tcW w:type="dxa" w:w="964"/>
-          </w:tcPr>
-          <w:p>
-            <w:r>
-              <w:rPr>
-                <w:b/>
-                <w:i w:val="0"/>
-                <w:color w:val="EA580C"/>
-                <w:sz w:val="16"/>
-              </w:rPr>
-              <w:t>Moyenne</w:t>
-            </w:r>
-          </w:p>
-        </w:tc>
-        <w:tc>
-          <w:tcPr>
-            <w:tcW w:type="dxa" w:w="1247"/>
-          </w:tcPr>
-          <w:p>
-            <w:r>
-              <w:rPr>
-                <w:b/>
-                <w:i w:val="0"/>
-                <w:sz w:val="16"/>
-              </w:rPr>
-              <w:t>S10</w:t>
-              <w:br/>
-            </w:r>
-            <w:r>
-              <w:rPr>
-                <w:b w:val="0"/>
-                <w:i w:val="0"/>
-                <w:color w:val="64748B"/>
-                <w:sz w:val="14"/>
-              </w:rPr>
-              <w:t>Logement</w:t>
-            </w:r>
-          </w:p>
-        </w:tc>
-        <w:tc>
-          <w:tcPr>
-            <w:tcW w:type="dxa" w:w="1531"/>
-          </w:tcPr>
-          <w:p>
-            <w:r>
-              <w:rPr>
-                <w:b/>
-                <w:i w:val="0"/>
-                <w:color w:val="16A34A"/>
-                <w:sz w:val="16"/>
-              </w:rPr>
-              <w:t>—</w:t>
-            </w:r>
-          </w:p>
-        </w:tc>
-        <w:tc>
-          <w:tcPr>
-            <w:tcW w:type="dxa" w:w="1191"/>
-          </w:tcPr>
-          <w:p>
-            <w:r>
-              <w:rPr>
-                <w:b w:val="0"/>
-                <w:i w:val="0"/>
-                <w:color w:val="64748B"/>
-                <w:sz w:val="16"/>
-              </w:rPr>
-              <w:t>GT-CQ</w:t>
-            </w:r>
-          </w:p>
-        </w:tc>
-        <w:tc>
-          <w:tcPr>
-            <w:tcW w:type="dxa" w:w="4706"/>
-          </w:tcPr>
-          <w:p>
-            <w:r>
-              <w:rPr>
-                <w:b w:val="0"/>
-                <w:i w:val="0"/>
-                <w:sz w:val="17"/>
-              </w:rPr>
-              <w:t>Prière de mettre 0 pour ces questions si elles ne font pas de transformation.</w:t>
-            </w:r>
-          </w:p>
-        </w:tc>
-      </w:tr>
-      <w:tr>
-        <w:tc>
-          <w:tcPr>
-            <w:tcW w:type="dxa" w:w="964"/>
-          </w:tcPr>
-          <w:p>
-            <w:r>
-              <w:rPr>
-                <w:b/>
-                <w:i w:val="0"/>
-                <w:color w:val="EA580C"/>
-                <w:sz w:val="16"/>
-              </w:rPr>
-              <w:t>Moyenne</w:t>
-            </w:r>
-          </w:p>
-        </w:tc>
-        <w:tc>
-          <w:tcPr>
-            <w:tcW w:type="dxa" w:w="1247"/>
-          </w:tcPr>
-          <w:p>
-            <w:r>
-              <w:rPr>
-                <w:b/>
-                <w:i w:val="0"/>
-                <w:sz w:val="16"/>
-              </w:rPr>
-              <w:t>S10</w:t>
-              <w:br/>
-            </w:r>
-            <w:r>
-              <w:rPr>
-                <w:b w:val="0"/>
-                <w:i w:val="0"/>
-                <w:color w:val="64748B"/>
-                <w:sz w:val="14"/>
-              </w:rPr>
-              <w:t>Logement</w:t>
-            </w:r>
-          </w:p>
-        </w:tc>
-        <w:tc>
-          <w:tcPr>
-            <w:tcW w:type="dxa" w:w="1531"/>
-          </w:tcPr>
-          <w:p>
-            <w:r>
-              <w:rPr>
-                <w:b/>
-                <w:i w:val="0"/>
-                <w:color w:val="16A34A"/>
-                <w:sz w:val="16"/>
-              </w:rPr>
-              <w:t>—</w:t>
-            </w:r>
-          </w:p>
-        </w:tc>
-        <w:tc>
-          <w:tcPr>
-            <w:tcW w:type="dxa" w:w="1191"/>
-          </w:tcPr>
-          <w:p>
-            <w:r>
-              <w:rPr>
-                <w:b w:val="0"/>
-                <w:i w:val="0"/>
-                <w:color w:val="64748B"/>
-                <w:sz w:val="16"/>
-              </w:rPr>
-              <w:t>GT-CQ</w:t>
-            </w:r>
-          </w:p>
-        </w:tc>
-        <w:tc>
-          <w:tcPr>
-            <w:tcW w:type="dxa" w:w="4706"/>
-          </w:tcPr>
-          <w:p>
-            <w:r>
-              <w:rPr>
-                <w:b w:val="0"/>
-                <w:i w:val="0"/>
-                <w:sz w:val="17"/>
-              </w:rPr>
-              <w:t>L'entreprise commerce de poison n'est pas une entreprise de fabrication et pourtant vous avez renseigné soit renseigner la question 10.48 ou 10.49, si vous pensez qu'elle est une entreprise de fabrication prière de reprendre le classement de la nomenclature en 10.17a ou s'elle ne fait de fabrication merci de mettre 0 en 10.48 et 10.49.</w:t>
-            </w:r>
-          </w:p>
-        </w:tc>
-      </w:tr>
-      <w:tr>
-        <w:tc>
-          <w:tcPr>
-            <w:tcW w:type="dxa" w:w="964"/>
-          </w:tcPr>
-          <w:p>
-            <w:r>
-              <w:rPr>
-                <w:b/>
-                <w:i w:val="0"/>
-                <w:color w:val="EA580C"/>
-                <w:sz w:val="16"/>
-              </w:rPr>
-              <w:t>Moyenne</w:t>
-            </w:r>
-          </w:p>
-        </w:tc>
-        <w:tc>
-          <w:tcPr>
-            <w:tcW w:type="dxa" w:w="1247"/>
-          </w:tcPr>
-          <w:p>
-            <w:r>
-              <w:rPr>
-                <w:b/>
-                <w:i w:val="0"/>
-                <w:sz w:val="16"/>
-              </w:rPr>
-              <w:t>S10</w:t>
-              <w:br/>
-            </w:r>
-            <w:r>
-              <w:rPr>
-                <w:b w:val="0"/>
-                <w:i w:val="0"/>
-                <w:color w:val="64748B"/>
-                <w:sz w:val="14"/>
-              </w:rPr>
-              <w:t>Logement</w:t>
-            </w:r>
-          </w:p>
-        </w:tc>
-        <w:tc>
-          <w:tcPr>
-            <w:tcW w:type="dxa" w:w="1531"/>
-          </w:tcPr>
-          <w:p>
-            <w:r>
-              <w:rPr>
-                <w:b/>
-                <w:i w:val="0"/>
-                <w:color w:val="16A34A"/>
-                <w:sz w:val="16"/>
-              </w:rPr>
-              <w:t>—</w:t>
-            </w:r>
-          </w:p>
-        </w:tc>
-        <w:tc>
-          <w:tcPr>
-            <w:tcW w:type="dxa" w:w="1191"/>
-          </w:tcPr>
-          <w:p>
-            <w:r>
-              <w:rPr>
-                <w:b w:val="0"/>
-                <w:i w:val="0"/>
-                <w:color w:val="64748B"/>
-                <w:sz w:val="16"/>
-              </w:rPr>
-              <w:t>GT-CQ</w:t>
-            </w:r>
-          </w:p>
-        </w:tc>
-        <w:tc>
-          <w:tcPr>
-            <w:tcW w:type="dxa" w:w="4706"/>
-          </w:tcPr>
-          <w:p>
-            <w:r>
-              <w:rPr>
-                <w:b w:val="0"/>
-                <w:i w:val="0"/>
-                <w:sz w:val="17"/>
-              </w:rPr>
-              <w:t>Mettre soit le montant en 10.46 et 10.47 s'elle fait de commerce ou mettre en 10.50 s'elle rend service.</w:t>
-            </w:r>
-          </w:p>
-        </w:tc>
-      </w:tr>
-      <w:tr>
-        <w:tc>
-          <w:tcPr>
-            <w:tcW w:type="dxa" w:w="964"/>
-          </w:tcPr>
-          <w:p>
-            <w:r>
-              <w:rPr>
-                <w:b/>
-                <w:i w:val="0"/>
-                <w:color w:val="EA580C"/>
-                <w:sz w:val="16"/>
-              </w:rPr>
-              <w:t>Moyenne</w:t>
-            </w:r>
-          </w:p>
-        </w:tc>
-        <w:tc>
-          <w:tcPr>
-            <w:tcW w:type="dxa" w:w="1247"/>
-          </w:tcPr>
-          <w:p>
-            <w:r>
-              <w:rPr>
-                <w:b/>
-                <w:i w:val="0"/>
-                <w:sz w:val="16"/>
-              </w:rPr>
-              <w:t>S10</w:t>
-              <w:br/>
-            </w:r>
-            <w:r>
-              <w:rPr>
-                <w:b w:val="0"/>
-                <w:i w:val="0"/>
-                <w:color w:val="64748B"/>
-                <w:sz w:val="14"/>
-              </w:rPr>
-              <w:t>Logement</w:t>
-            </w:r>
-          </w:p>
-        </w:tc>
-        <w:tc>
-          <w:tcPr>
-            <w:tcW w:type="dxa" w:w="1531"/>
-          </w:tcPr>
-          <w:p>
-            <w:r>
-              <w:rPr>
-                <w:b/>
-                <w:i w:val="0"/>
-                <w:color w:val="16A34A"/>
-                <w:sz w:val="16"/>
-              </w:rPr>
-              <w:t>s01q23, s01q00b, s01q23_autre</w:t>
-            </w:r>
-          </w:p>
-        </w:tc>
-        <w:tc>
-          <w:tcPr>
-            <w:tcW w:type="dxa" w:w="1191"/>
-          </w:tcPr>
-          <w:p>
-            <w:r>
-              <w:rPr>
-                <w:b w:val="0"/>
-                <w:i w:val="0"/>
-                <w:color w:val="64748B"/>
-                <w:sz w:val="16"/>
-              </w:rPr>
-              <w:t>GT-CQ</w:t>
-            </w:r>
-          </w:p>
-        </w:tc>
-        <w:tc>
-          <w:tcPr>
-            <w:tcW w:type="dxa" w:w="4706"/>
-          </w:tcPr>
-          <w:p>
-            <w:r>
-              <w:rPr>
-                <w:b w:val="0"/>
-                <w:i w:val="0"/>
-                <w:sz w:val="17"/>
-              </w:rPr>
-              <w:t>La principale source de financement qui vous a aidé à démarrer commerce de poison est marie et semble exister dans les modalités, prière de prendre attache avec le QG pour plus d'explication afin de la classer bien.</w:t>
-            </w:r>
-          </w:p>
-        </w:tc>
-      </w:tr>
-      <w:tr>
-        <w:tc>
-          <w:tcPr>
-            <w:tcW w:type="dxa" w:w="964"/>
-          </w:tcPr>
-          <w:p>
-            <w:r>
-              <w:rPr>
-                <w:b/>
-                <w:i w:val="0"/>
-                <w:color w:val="EA580C"/>
-                <w:sz w:val="16"/>
-              </w:rPr>
-              <w:t>Moyenne</w:t>
-            </w:r>
-          </w:p>
-        </w:tc>
-        <w:tc>
-          <w:tcPr>
-            <w:tcW w:type="dxa" w:w="1247"/>
-          </w:tcPr>
-          <w:p>
-            <w:r>
-              <w:rPr>
-                <w:b/>
-                <w:i w:val="0"/>
-                <w:sz w:val="16"/>
-              </w:rPr>
-              <w:t>S10</w:t>
-              <w:br/>
-            </w:r>
-            <w:r>
-              <w:rPr>
-                <w:b w:val="0"/>
-                <w:i w:val="0"/>
-                <w:color w:val="64748B"/>
-                <w:sz w:val="14"/>
-              </w:rPr>
-              <w:t>Logement</w:t>
-            </w:r>
-          </w:p>
-        </w:tc>
-        <w:tc>
-          <w:tcPr>
-            <w:tcW w:type="dxa" w:w="1531"/>
-          </w:tcPr>
-          <w:p>
-            <w:r>
-              <w:rPr>
-                <w:b/>
-                <w:i w:val="0"/>
-                <w:color w:val="16A34A"/>
-                <w:sz w:val="16"/>
-              </w:rPr>
-              <w:t>s00q07a, s00q08, s00q10, s00q13_0, s00q15_0, s00q17_0, s00q23a, s00q23b</w:t>
-            </w:r>
-          </w:p>
-        </w:tc>
-        <w:tc>
-          <w:tcPr>
-            <w:tcW w:type="dxa" w:w="1191"/>
-          </w:tcPr>
-          <w:p>
-            <w:r>
-              <w:rPr>
-                <w:b w:val="0"/>
-                <w:i w:val="0"/>
-                <w:color w:val="64748B"/>
-                <w:sz w:val="16"/>
-              </w:rPr>
-              <w:t>GT-CQ</w:t>
-            </w:r>
-          </w:p>
-        </w:tc>
-        <w:tc>
-          <w:tcPr>
-            <w:tcW w:type="dxa" w:w="4706"/>
-          </w:tcPr>
-          <w:p>
-            <w:r>
-              <w:rPr>
-                <w:b w:val="0"/>
-                <w:i w:val="0"/>
-                <w:sz w:val="17"/>
-              </w:rPr>
-              <w:t>Le noms de l'entreprise commerce de poison 2 ne doit pas contenir de chiffre et doit être bien renseigné, prière de bien renseigné .</w:t>
-            </w:r>
-          </w:p>
-        </w:tc>
-      </w:tr>
-      <w:tr>
-        <w:tc>
-          <w:tcPr>
-            <w:tcW w:type="dxa" w:w="964"/>
-          </w:tcPr>
-          <w:p>
-            <w:r>
-              <w:rPr>
-                <w:b/>
-                <w:i w:val="0"/>
-                <w:color w:val="EA580C"/>
-                <w:sz w:val="16"/>
-              </w:rPr>
-              <w:t>Moyenne</w:t>
-            </w:r>
-          </w:p>
-        </w:tc>
-        <w:tc>
-          <w:tcPr>
-            <w:tcW w:type="dxa" w:w="1247"/>
-          </w:tcPr>
-          <w:p>
-            <w:r>
-              <w:rPr>
-                <w:b/>
-                <w:i w:val="0"/>
-                <w:sz w:val="16"/>
-              </w:rPr>
-              <w:t>S11</w:t>
-              <w:br/>
-            </w:r>
-            <w:r>
-              <w:rPr>
-                <w:b w:val="0"/>
-                <w:i w:val="0"/>
-                <w:color w:val="64748B"/>
-                <w:sz w:val="14"/>
-              </w:rPr>
-              <w:t>Logement / cadre de vie</w:t>
-            </w:r>
-          </w:p>
-        </w:tc>
-        <w:tc>
-          <w:tcPr>
-            <w:tcW w:type="dxa" w:w="1531"/>
-          </w:tcPr>
-          <w:p>
-            <w:r>
-              <w:rPr>
-                <w:b/>
-                <w:i w:val="0"/>
-                <w:color w:val="16A34A"/>
-                <w:sz w:val="16"/>
-              </w:rPr>
-              <w:t>s00q11, s01q03b, s01q04b, s02q01__1, s02q02__1, s02q03__1, s02q04, s02q15</w:t>
-            </w:r>
-          </w:p>
-        </w:tc>
-        <w:tc>
-          <w:tcPr>
-            <w:tcW w:type="dxa" w:w="1191"/>
-          </w:tcPr>
-          <w:p>
-            <w:r>
-              <w:rPr>
-                <w:b w:val="0"/>
-                <w:i w:val="0"/>
-                <w:color w:val="64748B"/>
-                <w:sz w:val="16"/>
-              </w:rPr>
-              <w:t>GT-CQ</w:t>
-            </w:r>
-          </w:p>
-        </w:tc>
-        <w:tc>
-          <w:tcPr>
-            <w:tcW w:type="dxa" w:w="4706"/>
-          </w:tcPr>
-          <w:p>
-            <w:r>
-              <w:rPr>
-                <w:b w:val="0"/>
-                <w:i w:val="0"/>
-                <w:sz w:val="17"/>
-              </w:rPr>
-              <w:t>Le montant (240000 FCFA) du loyer mensuel payé pour un logement comme le votre (Maison à Etage) dans ce village/quartier est trop élevé, Veuillez s'il vous plaît corriger cette information.</w:t>
-            </w:r>
-          </w:p>
-        </w:tc>
-      </w:tr>
-      <w:tr>
-        <w:tc>
-          <w:tcPr>
-            <w:tcW w:type="dxa" w:w="964"/>
-          </w:tcPr>
-          <w:p>
-            <w:r>
-              <w:rPr>
-                <w:b/>
-                <w:i w:val="0"/>
-                <w:color w:val="EA580C"/>
-                <w:sz w:val="16"/>
-              </w:rPr>
-              <w:t>Moyenne</w:t>
-            </w:r>
-          </w:p>
-        </w:tc>
-        <w:tc>
-          <w:tcPr>
-            <w:tcW w:type="dxa" w:w="1247"/>
-          </w:tcPr>
-          <w:p>
-            <w:r>
-              <w:rPr>
-                <w:b/>
-                <w:i w:val="0"/>
-                <w:sz w:val="16"/>
-              </w:rPr>
-              <w:t>S20</w:t>
-              <w:br/>
-            </w:r>
-            <w:r>
-              <w:rPr>
-                <w:b w:val="0"/>
-                <w:i w:val="0"/>
-                <w:color w:val="64748B"/>
-                <w:sz w:val="14"/>
-              </w:rPr>
-              <w:t>Gouvernance / autres</w:t>
-            </w:r>
-          </w:p>
-        </w:tc>
-        <w:tc>
-          <w:tcPr>
-            <w:tcW w:type="dxa" w:w="1531"/>
-          </w:tcPr>
-          <w:p>
-            <w:r>
-              <w:rPr>
-                <w:b/>
-                <w:i w:val="0"/>
-                <w:color w:val="16A34A"/>
-                <w:sz w:val="16"/>
-              </w:rPr>
-              <w:t>—</w:t>
-            </w:r>
-          </w:p>
-        </w:tc>
-        <w:tc>
-          <w:tcPr>
-            <w:tcW w:type="dxa" w:w="1191"/>
-          </w:tcPr>
-          <w:p>
-            <w:r>
-              <w:rPr>
-                <w:b w:val="0"/>
-                <w:i w:val="0"/>
-                <w:color w:val="64748B"/>
-                <w:sz w:val="16"/>
-              </w:rPr>
-              <w:t>GT-CQ</w:t>
-            </w:r>
-          </w:p>
-        </w:tc>
-        <w:tc>
-          <w:tcPr>
-            <w:tcW w:type="dxa" w:w="4706"/>
-          </w:tcPr>
-          <w:p>
-            <w:r>
-              <w:rPr>
-                <w:b w:val="0"/>
-                <w:i w:val="0"/>
-                <w:sz w:val="17"/>
-              </w:rPr>
-              <w:t>Il est donc peu probable qu'il se déclare maintenant comme « Pauvre » ou « Très pauvre ».</w:t>
-            </w:r>
-          </w:p>
-        </w:tc>
-      </w:tr>
-      <w:tr>
-        <w:tc>
-          <w:tcPr>
-            <w:tcW w:type="dxa" w:w="964"/>
-          </w:tcPr>
-          <w:p>
-            <w:r>
-              <w:rPr>
-                <w:b/>
-                <w:i w:val="0"/>
-                <w:color w:val="EA580C"/>
-                <w:sz w:val="16"/>
-              </w:rPr>
-              <w:t>Moyenne</w:t>
-            </w:r>
-          </w:p>
-        </w:tc>
-        <w:tc>
-          <w:tcPr>
-            <w:tcW w:type="dxa" w:w="1247"/>
-          </w:tcPr>
-          <w:p>
-            <w:r>
-              <w:rPr>
-                <w:b/>
-                <w:i w:val="0"/>
-                <w:sz w:val="16"/>
-              </w:rPr>
-              <w:t>S20</w:t>
-              <w:br/>
-            </w:r>
-            <w:r>
-              <w:rPr>
-                <w:b w:val="0"/>
-                <w:i w:val="0"/>
-                <w:color w:val="64748B"/>
-                <w:sz w:val="14"/>
-              </w:rPr>
-              <w:t>Gouvernance / autres</w:t>
-            </w:r>
-          </w:p>
-        </w:tc>
-        <w:tc>
-          <w:tcPr>
-            <w:tcW w:type="dxa" w:w="1531"/>
-          </w:tcPr>
-          <w:p>
-            <w:r>
-              <w:rPr>
-                <w:b/>
-                <w:i w:val="0"/>
-                <w:color w:val="16A34A"/>
-                <w:sz w:val="16"/>
-              </w:rPr>
-              <w:t>—</w:t>
-            </w:r>
-          </w:p>
-        </w:tc>
-        <w:tc>
-          <w:tcPr>
-            <w:tcW w:type="dxa" w:w="1191"/>
-          </w:tcPr>
-          <w:p>
-            <w:r>
-              <w:rPr>
-                <w:b w:val="0"/>
-                <w:i w:val="0"/>
-                <w:color w:val="64748B"/>
-                <w:sz w:val="16"/>
-              </w:rPr>
-              <w:t>GT-CQ</w:t>
-            </w:r>
-          </w:p>
-        </w:tc>
-        <w:tc>
-          <w:tcPr>
-            <w:tcW w:type="dxa" w:w="4706"/>
-          </w:tcPr>
-          <w:p>
-            <w:r>
-              <w:rPr>
-                <w:b w:val="0"/>
-                <w:i w:val="0"/>
-                <w:sz w:val="17"/>
-              </w:rPr>
-              <w:t>Veuillez confirmer ces informations avec le QG ou apporter les corrections nécessaires.</w:t>
-            </w:r>
-          </w:p>
-        </w:tc>
-      </w:tr>
-      <w:tr>
-        <w:tc>
-          <w:tcPr>
-            <w:tcW w:type="dxa" w:w="964"/>
-          </w:tcPr>
-          <w:p>
-            <w:r>
-              <w:rPr>
-                <w:b/>
-                <w:i w:val="0"/>
-                <w:color w:val="CA8A04"/>
-                <w:sz w:val="16"/>
-              </w:rPr>
-              <w:t>Faible</w:t>
-            </w:r>
-          </w:p>
-        </w:tc>
-        <w:tc>
-          <w:tcPr>
-            <w:tcW w:type="dxa" w:w="1247"/>
-          </w:tcPr>
-          <w:p>
-            <w:r>
-              <w:rPr>
-                <w:b/>
-                <w:i w:val="0"/>
-                <w:sz w:val="16"/>
-              </w:rPr>
-              <w:t>S01</w:t>
-              <w:br/>
-            </w:r>
-            <w:r>
-              <w:rPr>
-                <w:b w:val="0"/>
-                <w:i w:val="0"/>
-                <w:color w:val="64748B"/>
-                <w:sz w:val="14"/>
-              </w:rPr>
-              <w:t>Démographie</w:t>
-            </w:r>
-          </w:p>
-        </w:tc>
-        <w:tc>
-          <w:tcPr>
-            <w:tcW w:type="dxa" w:w="1531"/>
-          </w:tcPr>
-          <w:p>
-            <w:r>
-              <w:rPr>
-                <w:b/>
-                <w:i w:val="0"/>
-                <w:color w:val="16A34A"/>
-                <w:sz w:val="16"/>
-              </w:rPr>
-              <w:t>s00q04, s01q41a, s01q00b</w:t>
-            </w:r>
-          </w:p>
-        </w:tc>
-        <w:tc>
-          <w:tcPr>
-            <w:tcW w:type="dxa" w:w="1191"/>
-          </w:tcPr>
-          <w:p>
-            <w:r>
-              <w:rPr>
-                <w:b w:val="0"/>
-                <w:i w:val="0"/>
-                <w:color w:val="64748B"/>
-                <w:sz w:val="16"/>
-              </w:rPr>
-              <w:t>GT-CQ</w:t>
-            </w:r>
-          </w:p>
-        </w:tc>
-        <w:tc>
-          <w:tcPr>
-            <w:tcW w:type="dxa" w:w="4706"/>
-          </w:tcPr>
-          <w:p>
-            <w:r>
-              <w:rPr>
-                <w:b w:val="0"/>
-                <w:i w:val="0"/>
-                <w:sz w:val="17"/>
-              </w:rPr>
-              <w:t>Avertissement!!! Hamadou Niang a 28 ans et vit en milieu urbain dit n'avoir pas dépensé (0 Fcfa) ou reçu en cadeau pour les recharges internet ou de forfaits de données mobiles(hors appels vocaux) aucours des 30 derniers jours, prière de confirmer cette information auprès de l'enquêté ou confirmer avec le QG.</w:t>
-            </w:r>
-          </w:p>
-        </w:tc>
-      </w:tr>
-      <w:tr>
-        <w:tc>
-          <w:tcPr>
-            <w:tcW w:type="dxa" w:w="964"/>
-          </w:tcPr>
-          <w:p>
-            <w:r>
-              <w:rPr>
-                <w:b/>
-                <w:i w:val="0"/>
-                <w:color w:val="CA8A04"/>
-                <w:sz w:val="16"/>
-              </w:rPr>
-              <w:t>Faible</w:t>
-            </w:r>
-          </w:p>
-        </w:tc>
-        <w:tc>
-          <w:tcPr>
-            <w:tcW w:type="dxa" w:w="1247"/>
-          </w:tcPr>
-          <w:p>
-            <w:r>
-              <w:rPr>
-                <w:b/>
-                <w:i w:val="0"/>
-                <w:sz w:val="16"/>
-              </w:rPr>
-              <w:t>S01</w:t>
-              <w:br/>
-            </w:r>
-            <w:r>
-              <w:rPr>
-                <w:b w:val="0"/>
-                <w:i w:val="0"/>
-                <w:color w:val="64748B"/>
-                <w:sz w:val="14"/>
-              </w:rPr>
-              <w:t>Démographie</w:t>
-            </w:r>
-          </w:p>
-        </w:tc>
-        <w:tc>
-          <w:tcPr>
-            <w:tcW w:type="dxa" w:w="1531"/>
-          </w:tcPr>
-          <w:p>
-            <w:r>
-              <w:rPr>
-                <w:b/>
-                <w:i w:val="0"/>
-                <w:color w:val="16A34A"/>
-                <w:sz w:val="16"/>
-              </w:rPr>
-              <w:t>s00q04, s01q41a, s01q00b</w:t>
-            </w:r>
-          </w:p>
-        </w:tc>
-        <w:tc>
-          <w:tcPr>
-            <w:tcW w:type="dxa" w:w="1191"/>
-          </w:tcPr>
-          <w:p>
-            <w:r>
-              <w:rPr>
-                <w:b w:val="0"/>
-                <w:i w:val="0"/>
-                <w:color w:val="64748B"/>
-                <w:sz w:val="16"/>
-              </w:rPr>
-              <w:t>GT-CQ</w:t>
-            </w:r>
-          </w:p>
-        </w:tc>
-        <w:tc>
-          <w:tcPr>
-            <w:tcW w:type="dxa" w:w="4706"/>
-          </w:tcPr>
-          <w:p>
-            <w:r>
-              <w:rPr>
-                <w:b w:val="0"/>
-                <w:i w:val="0"/>
-                <w:sz w:val="17"/>
-              </w:rPr>
               <w:t>Avertissement!!! Khady Fall a 25 ans et vit en milieu urbain dit n'avoir pas dépensé (0 Fcfa) ou reçu en cadeau pour les recharges internet ou de forfaits de données mobiles(hors appels vocaux) aucours des 30 derniers jours, prière de confirmer cette information auprès de l'enquêté ou confirmer avec le QG.</w:t>
-            </w:r>
-          </w:p>
-        </w:tc>
-      </w:tr>
-      <w:tr>
-        <w:tc>
-          <w:tcPr>
-            <w:tcW w:type="dxa" w:w="964"/>
-          </w:tcPr>
-          <w:p>
-            <w:r>
-              <w:rPr>
-                <w:b/>
-                <w:i w:val="0"/>
-                <w:color w:val="CA8A04"/>
-                <w:sz w:val="16"/>
-              </w:rPr>
-              <w:t>Faible</w:t>
-            </w:r>
-          </w:p>
-        </w:tc>
-        <w:tc>
-          <w:tcPr>
-            <w:tcW w:type="dxa" w:w="1247"/>
-          </w:tcPr>
-          <w:p>
-            <w:r>
-              <w:rPr>
-                <w:b/>
-                <w:i w:val="0"/>
-                <w:sz w:val="16"/>
-              </w:rPr>
-              <w:t>S01</w:t>
-              <w:br/>
-            </w:r>
-            <w:r>
-              <w:rPr>
-                <w:b w:val="0"/>
-                <w:i w:val="0"/>
-                <w:color w:val="64748B"/>
-                <w:sz w:val="14"/>
-              </w:rPr>
-              <w:t>Démographie</w:t>
-            </w:r>
-          </w:p>
-        </w:tc>
-        <w:tc>
-          <w:tcPr>
-            <w:tcW w:type="dxa" w:w="1531"/>
-          </w:tcPr>
-          <w:p>
-            <w:r>
-              <w:rPr>
-                <w:b/>
-                <w:i w:val="0"/>
-                <w:color w:val="16A34A"/>
-                <w:sz w:val="16"/>
-              </w:rPr>
-              <w:t>s01q47</w:t>
-            </w:r>
-          </w:p>
-        </w:tc>
-        <w:tc>
-          <w:tcPr>
-            <w:tcW w:type="dxa" w:w="1191"/>
-          </w:tcPr>
-          <w:p>
-            <w:r>
-              <w:rPr>
-                <w:b w:val="0"/>
-                <w:i w:val="0"/>
-                <w:color w:val="64748B"/>
-                <w:sz w:val="16"/>
-              </w:rPr>
-              <w:t>GT-CQ</w:t>
-            </w:r>
-          </w:p>
-        </w:tc>
-        <w:tc>
-          <w:tcPr>
-            <w:tcW w:type="dxa" w:w="4706"/>
-          </w:tcPr>
-          <w:p>
-            <w:r>
-              <w:rPr>
-                <w:b w:val="0"/>
-                <w:i w:val="0"/>
-                <w:sz w:val="17"/>
-              </w:rPr>
-              <w:t>Avertissement! Veuillez renseigner par oui ou non toutes les modalités de la question s01q47.</w:t>
             </w:r>
           </w:p>
         </w:tc>
